--- a/downloads/teacher/ai-4-week-30.docx
+++ b/downloads/teacher/ai-4-week-30.docx
@@ -3445,6 +3445,396 @@
         <w:t>For your Responsible Plant Classifier, save the input, procedure, observed result and limitation of this check. Label this worked example as practice; use a different, previously unreviewed case when checking independent understanding.</w:t>
       </w:r>
     </w:p>
+    <w:p>
+      <w:pPr>
+        <w:pStyle w:val="Heading1"/>
+      </w:pPr>
+      <w:r>
+        <w:t>07. Prepare, teach and assess</w:t>
+      </w:r>
+    </w:p>
+    <w:p>
+      <w:r>
+        <w:t>Teaching target: Compare training and validation evidence for model capacity</w:t>
+      </w:r>
+    </w:p>
+    <w:p>
+      <w:r>
+        <w:t>Prepare the labelled worked-case picture, the matching workbook, fictional input cards and a place for individual responses. Check a local Python 3 environment before class; have a paper-trace version ready.</w:t>
+      </w:r>
+    </w:p>
+    <w:tbl>
+      <w:tblPr>
+        <w:tblStyle w:val="LightShading-Accent1"/>
+        <w:tblW w:type="auto" w:w="0"/>
+        <w:tblLook w:firstColumn="1" w:firstRow="1" w:lastColumn="0" w:lastRow="0" w:noHBand="0" w:noVBand="1" w:val="04A0"/>
+      </w:tblPr>
+      <w:tblGrid>
+        <w:gridCol w:w="3408"/>
+        <w:gridCol w:w="3408"/>
+        <w:gridCol w:w="3408"/>
+      </w:tblGrid>
+      <w:tr>
+        <w:trPr>
+          <w:tblHeader/>
+        </w:trPr>
+        <w:tc>
+          <w:tcPr>
+            <w:tcW w:type="dxa" w:w="3408"/>
+          </w:tcPr>
+          <w:p>
+            <w:r>
+              <w:t>Session</w:t>
+            </w:r>
+          </w:p>
+        </w:tc>
+        <w:tc>
+          <w:tcPr>
+            <w:tcW w:type="dxa" w:w="3408"/>
+          </w:tcPr>
+          <w:p>
+            <w:r>
+              <w:t>Plan</w:t>
+            </w:r>
+          </w:p>
+        </w:tc>
+        <w:tc>
+          <w:tcPr>
+            <w:tcW w:type="dxa" w:w="3408"/>
+          </w:tcPr>
+          <w:p>
+            <w:r>
+              <w:t>Resources</w:t>
+            </w:r>
+          </w:p>
+        </w:tc>
+      </w:tr>
+      <w:tr>
+        <w:tc>
+          <w:tcPr>
+            <w:tcW w:type="dxa" w:w="3408"/>
+          </w:tcPr>
+          <w:p>
+            <w:r>
+              <w:t>Session 1 · Understand · 45 min</w:t>
+            </w:r>
+          </w:p>
+        </w:tc>
+        <w:tc>
+          <w:tcPr>
+            <w:tcW w:type="dxa" w:w="3408"/>
+          </w:tcPr>
+          <w:p>
+            <w:r>
+              <w:t>0–7: recall and prerequisite; 7–15: inspect the concrete case and predict; 15–30: teacher models the worked trace; 30–40: learners explain a step using the text and visual; 40–45: check the core idea.</w:t>
+            </w:r>
+          </w:p>
+        </w:tc>
+        <w:tc>
+          <w:tcPr>
+            <w:tcW w:type="dxa" w:w="3408"/>
+          </w:tcPr>
+          <w:p>
+            <w:r>
+              <w:t>Sections 1–6; record the brief recall in the workbook.</w:t>
+            </w:r>
+          </w:p>
+        </w:tc>
+      </w:tr>
+      <w:tr>
+        <w:tc>
+          <w:tcPr>
+            <w:tcW w:type="dxa" w:w="3408"/>
+          </w:tcPr>
+          <w:p>
+            <w:r>
+              <w:t>Session 2 · Practise · 45 min</w:t>
+            </w:r>
+          </w:p>
+        </w:tc>
+        <w:tc>
+          <w:tcPr>
+            <w:tcW w:type="dxa" w:w="3408"/>
+          </w:tcPr>
+          <w:p>
+            <w:r>
+              <w:t>0–5: retrieve the procedure; 5–15: W2 completion practice; 15–23: explain and check with a partner; 23–30: each learner answers the misconception check; 30–40: targeted reteaching or a harder variation; 40–45: prepare the investigation.</w:t>
+            </w:r>
+          </w:p>
+        </w:tc>
+        <w:tc>
+          <w:tcPr>
+            <w:tcW w:type="dxa" w:w="3408"/>
+          </w:tcPr>
+          <w:p>
+            <w:r>
+              <w:t>Sections 7–10; use the matching workbook W2 and misconception check.</w:t>
+            </w:r>
+          </w:p>
+        </w:tc>
+      </w:tr>
+      <w:tr>
+        <w:tc>
+          <w:tcPr>
+            <w:tcW w:type="dxa" w:w="3408"/>
+          </w:tcPr>
+          <w:p>
+            <w:r>
+              <w:t>Session 3 · Investigate and transfer · 45 min</w:t>
+            </w:r>
+          </w:p>
+        </w:tc>
+        <w:tc>
+          <w:tcPr>
+            <w:tcW w:type="dxa" w:w="3408"/>
+          </w:tcPr>
+          <w:p>
+            <w:r>
+              <w:t>0–5: retrieve the decision rule; 5–20: investigate or trace; 20–30: start the independent case; 30–38: connect the project; 38–43: act on feedback; 43–45: plan the return check.</w:t>
+            </w:r>
+          </w:p>
+        </w:tc>
+        <w:tc>
+          <w:tcPr>
+            <w:tcW w:type="dxa" w:w="3408"/>
+          </w:tcPr>
+          <w:p>
+            <w:r>
+              <w:t>Sections 9 and 11–14. Give extra time to finish the full task set; use Section 15 when the week includes a coding lab.</w:t>
+            </w:r>
+          </w:p>
+        </w:tc>
+      </w:tr>
+    </w:tbl>
+    <w:p>
+      <w:r>
+        <w:t>Before class, solve the supported practice: Does a training-validation gap alone prove overfitting?</w:t>
+      </w:r>
+    </w:p>
+    <w:p>
+      <w:r>
+        <w:t>Reasoned practice answer: Teacher explanation: No. It is consistent with overfitting but may also reflect shift, data quality or split problems.</w:t>
+      </w:r>
+    </w:p>
+    <w:p>
+      <w:r>
+        <w:t>Check every learner before discussion: Use the worked case for Overfitting and model capacity. Proposed explanation: “A final answer is enough”. Decide whether this explanation is supported. Point to the step or supplied fact that decides; explain your repair if needed.</w:t>
+      </w:r>
+    </w:p>
+    <w:p>
+      <w:r>
+        <w:t>Misconception repair: Ask for the relevant counts, units, procedure or saved record. For this week: Choose the line with validation MAE 3. The curve training MAE 0 does not compensate for validation MAE 8.</w:t>
+      </w:r>
+    </w:p>
+    <w:p>
+      <w:r>
+        <w:t>Support: read the exact case aloud, enlarge the labelled picture, supply input cards and model only the first deciding step. Accept a spoken explanation or drawing; retain the reasoning goal.</w:t>
+      </w:r>
+    </w:p>
+    <w:p>
+      <w:r>
+        <w:t>Extension: The unchanged model predicts spotted for both red-background classes and healthy for both grey-background classes. Require a prediction and a reason before comparing. Expected result: It fails on spotted/grey and healthy/red in the crossed audit. Reason: Those supplied predictions follow background rather than the intended leaf target.</w:t>
+      </w:r>
+    </w:p>
+    <w:p>
+      <w:r>
+        <w:t>Independent assessment: withhold the reserved answer until the learner has attempted the new case. Record support separately from correctness.</w:t>
+      </w:r>
+    </w:p>
+    <w:tbl>
+      <w:tblPr>
+        <w:tblStyle w:val="LightShading-Accent1"/>
+        <w:tblW w:type="auto" w:w="0"/>
+        <w:tblLook w:firstColumn="1" w:firstRow="1" w:lastColumn="0" w:lastRow="0" w:noHBand="0" w:noVBand="1" w:val="04A0"/>
+      </w:tblPr>
+      <w:tblGrid>
+        <w:gridCol w:w="2556"/>
+        <w:gridCol w:w="2556"/>
+        <w:gridCol w:w="2556"/>
+        <w:gridCol w:w="2556"/>
+      </w:tblGrid>
+      <w:tr>
+        <w:trPr>
+          <w:tblHeader/>
+        </w:trPr>
+        <w:tc>
+          <w:tcPr>
+            <w:tcW w:type="dxa" w:w="2556"/>
+          </w:tcPr>
+          <w:p>
+            <w:r>
+              <w:t>Criterion</w:t>
+            </w:r>
+          </w:p>
+        </w:tc>
+        <w:tc>
+          <w:tcPr>
+            <w:tcW w:type="dxa" w:w="2556"/>
+          </w:tcPr>
+          <w:p>
+            <w:r>
+              <w:t>Not yet</w:t>
+            </w:r>
+          </w:p>
+        </w:tc>
+        <w:tc>
+          <w:tcPr>
+            <w:tcW w:type="dxa" w:w="2556"/>
+          </w:tcPr>
+          <w:p>
+            <w:r>
+              <w:t>With support</w:t>
+            </w:r>
+          </w:p>
+        </w:tc>
+        <w:tc>
+          <w:tcPr>
+            <w:tcW w:type="dxa" w:w="2556"/>
+          </w:tcPr>
+          <w:p>
+            <w:r>
+              <w:t>Independent</w:t>
+            </w:r>
+          </w:p>
+        </w:tc>
+      </w:tr>
+      <w:tr>
+        <w:tc>
+          <w:tcPr>
+            <w:tcW w:type="dxa" w:w="2556"/>
+          </w:tcPr>
+          <w:p>
+            <w:r>
+              <w:t>Explanation</w:t>
+            </w:r>
+          </w:p>
+        </w:tc>
+        <w:tc>
+          <w:tcPr>
+            <w:tcW w:type="dxa" w:w="2556"/>
+          </w:tcPr>
+          <w:p>
+            <w:r>
+              <w:t>Names an answer without a deciding fact</w:t>
+            </w:r>
+          </w:p>
+        </w:tc>
+        <w:tc>
+          <w:tcPr>
+            <w:tcW w:type="dxa" w:w="2556"/>
+          </w:tcPr>
+          <w:p>
+            <w:r>
+              <w:t>Uses a hint to link fact and decision</w:t>
+            </w:r>
+          </w:p>
+        </w:tc>
+        <w:tc>
+          <w:tcPr>
+            <w:tcW w:type="dxa" w:w="2556"/>
+          </w:tcPr>
+          <w:p>
+            <w:r>
+              <w:t>Explains the deciding fact in own words</w:t>
+            </w:r>
+          </w:p>
+        </w:tc>
+      </w:tr>
+      <w:tr>
+        <w:tc>
+          <w:tcPr>
+            <w:tcW w:type="dxa" w:w="2556"/>
+          </w:tcPr>
+          <w:p>
+            <w:r>
+              <w:t>Trace or test</w:t>
+            </w:r>
+          </w:p>
+        </w:tc>
+        <w:tc>
+          <w:tcPr>
+            <w:tcW w:type="dxa" w:w="2556"/>
+          </w:tcPr>
+          <w:p>
+            <w:r>
+              <w:t>Cannot connect input and result</w:t>
+            </w:r>
+          </w:p>
+        </w:tc>
+        <w:tc>
+          <w:tcPr>
+            <w:tcW w:type="dxa" w:w="2556"/>
+          </w:tcPr>
+          <w:p>
+            <w:r>
+              <w:t>Completes steps with prompts</w:t>
+            </w:r>
+          </w:p>
+        </w:tc>
+        <w:tc>
+          <w:tcPr>
+            <w:tcW w:type="dxa" w:w="2556"/>
+          </w:tcPr>
+          <w:p>
+            <w:r>
+              <w:t>Traces or tests a changed case accurately</w:t>
+            </w:r>
+          </w:p>
+        </w:tc>
+      </w:tr>
+      <w:tr>
+        <w:tc>
+          <w:tcPr>
+            <w:tcW w:type="dxa" w:w="2556"/>
+          </w:tcPr>
+          <w:p>
+            <w:r>
+              <w:t>Limits and revision</w:t>
+            </w:r>
+          </w:p>
+        </w:tc>
+        <w:tc>
+          <w:tcPr>
+            <w:tcW w:type="dxa" w:w="2556"/>
+          </w:tcPr>
+          <w:p>
+            <w:r>
+              <w:t>Claims more than evidence supports</w:t>
+            </w:r>
+          </w:p>
+        </w:tc>
+        <w:tc>
+          <w:tcPr>
+            <w:tcW w:type="dxa" w:w="2556"/>
+          </w:tcPr>
+          <w:p>
+            <w:r>
+              <w:t>Names a limit after a prompt</w:t>
+            </w:r>
+          </w:p>
+        </w:tc>
+        <w:tc>
+          <w:tcPr>
+            <w:tcW w:type="dxa" w:w="2556"/>
+          </w:tcPr>
+          <w:p>
+            <w:r>
+              <w:t>States a defensible limit and useful next test</w:t>
+            </w:r>
+          </w:p>
+        </w:tc>
+      </w:tr>
+    </w:tbl>
+    <w:p>
+      <w:r>
+        <w:t>Project checkpoint: Prepare the demonstration. Gather reproducible instructions, evidence, access checks and remaining limitations.</w:t>
+      </w:r>
+    </w:p>
+    <w:p>
+      <w:r>
+        <w:t>Use the weekly teacher answer for topic-specific reasoning. A saved progress tick is an activity record; judge mastery from the learner’s explanation and evidence.</w:t>
+      </w:r>
+    </w:p>
     <w:sectPr>
       <w:pgSz w:w="12240" w:h="15840"/>
       <w:pgMar w:top="936" w:right="1008" w:bottom="936" w:left="1008" w:header="720" w:footer="720" w:gutter="0"/>

--- a/downloads/teacher/ai-4-week-30.docx
+++ b/downloads/teacher/ai-4-week-30.docx
@@ -3835,6 +3835,39 @@
         <w:t>Use the weekly teacher answer for topic-specific reasoning. A saved progress tick is an activity record; judge mastery from the learner’s explanation and evidence.</w:t>
       </w:r>
     </w:p>
+    <w:p>
+      <w:pPr>
+        <w:pStyle w:val="Heading1"/>
+      </w:pPr>
+      <w:r>
+        <w:t>08. Use feedback, labs and repair paths</w:t>
+      </w:r>
+    </w:p>
+    <w:p>
+      <w:r>
+        <w:t>Use the two formative questions as supported practice, not as independent mastery scores. Discuss the deciding evidence rather than accepting a guessed selection.</w:t>
+      </w:r>
+    </w:p>
+    <w:p>
+      <w:r>
+        <w:t>The feedback comes from the reviewed public worked case. Do not reveal the separately reserved independent teacher answer until the learner has attempted that case.</w:t>
+      </w:r>
+    </w:p>
+    <w:p>
+      <w:r>
+        <w:t>Ask students to predict before running code. Preserve errors and actual outputs; collect a changed test and an explanation. The branch-boundary and indexing lessons deliberately include failure cases.</w:t>
+      </w:r>
+    </w:p>
+    <w:p>
+      <w:r>
+        <w:t>Use the earlier worked-explanation links to address a specific missing building block, then return to the current question. Adapt this suggestion after observing the learner; it is not an automatic diagnosis.</w:t>
+      </w:r>
+    </w:p>
+    <w:p>
+      <w:r>
+        <w:t>Collect the completed-work portfolio as evidence. Record support separately from correctness, and assess explanation, trace/test and limitations. Progress ticks and quiz selections alone do not establish mastery.</w:t>
+      </w:r>
+    </w:p>
     <w:sectPr>
       <w:pgSz w:w="12240" w:h="15840"/>
       <w:pgMar w:top="936" w:right="1008" w:bottom="936" w:left="1008" w:header="720" w:footer="720" w:gutter="0"/>

--- a/downloads/teacher/ai-4-week-30.docx
+++ b/downloads/teacher/ai-4-week-30.docx
@@ -29,6 +29,11 @@
       </w:r>
     </w:p>
     <w:p>
+      <w:r>
+        <w:t>Prepare Improve Generalization: check the target, prerequisites, resources and adaptable teaching schedule.</w:t>
+      </w:r>
+    </w:p>
+    <w:p>
       <w:pPr>
         <w:pStyle w:val="Heading3"/>
       </w:pPr>
@@ -37,8 +42,44 @@
       </w:r>
     </w:p>
     <w:p>
-      <w:r>
-        <w:t>Primary target: Compare training and validation evidence for model capacity</w:t>
+      <w:pPr>
+        <w:spacing w:line="336" w:lineRule="auto" w:after="180"/>
+      </w:pPr>
+      <w:r>
+        <w:rPr>
+          <w:b w:val="0"/>
+        </w:rPr>
+        <w:t xml:space="preserve">Primary target: Compare </w:t>
+      </w:r>
+      <w:r>
+        <w:rPr>
+          <w:b/>
+        </w:rPr>
+        <w:t>training</w:t>
+      </w:r>
+      <w:r>
+        <w:rPr>
+          <w:b w:val="0"/>
+        </w:rPr>
+        <w:t xml:space="preserve"> and validation </w:t>
+      </w:r>
+      <w:r>
+        <w:rPr>
+          <w:b/>
+        </w:rPr>
+        <w:t>evidence</w:t>
+      </w:r>
+      <w:r>
+        <w:rPr>
+          <w:b w:val="0"/>
+        </w:rPr>
+        <w:t xml:space="preserve"> for model </w:t>
+      </w:r>
+      <w:r>
+        <w:rPr>
+          <w:b/>
+        </w:rPr>
+        <w:t>capacity</w:t>
       </w:r>
     </w:p>
     <w:tbl>
@@ -185,12 +226,47 @@
       </w:tr>
     </w:tbl>
     <w:p>
-      <w:r>
-        <w:t>This is a starting allocation of 135 minutes, not a validated duration. Preserve all named topics. Schedule extra time for connected examples, the full investigation, independent cases and project building. Repeated copies of a case share one recorded attempt; they are not new evidence.</w:t>
-      </w:r>
-    </w:p>
-    <w:p>
-      <w:r>
+      <w:pPr>
+        <w:spacing w:line="336" w:lineRule="auto" w:after="180"/>
+      </w:pPr>
+      <w:r>
+        <w:rPr>
+          <w:b w:val="0"/>
+        </w:rPr>
+        <w:t>This is a starting allocation of 135 minutes, not a validated duration. Preserve all named topics. Schedule extra time for connected examples, the full investigation, independent cases and project building.</w:t>
+      </w:r>
+    </w:p>
+    <w:p>
+      <w:pPr>
+        <w:spacing w:line="336" w:lineRule="auto" w:after="180"/>
+      </w:pPr>
+      <w:r>
+        <w:rPr>
+          <w:b w:val="0"/>
+        </w:rPr>
+        <w:t xml:space="preserve">Repeated copies of a case share one recorded attempt; they are not new </w:t>
+      </w:r>
+      <w:r>
+        <w:rPr>
+          <w:b/>
+        </w:rPr>
+        <w:t>evidence</w:t>
+      </w:r>
+      <w:r>
+        <w:rPr>
+          <w:b w:val="0"/>
+        </w:rPr>
+        <w:t>.</w:t>
+      </w:r>
+    </w:p>
+    <w:p>
+      <w:pPr>
+        <w:spacing w:line="336" w:lineRule="auto" w:after="180"/>
+      </w:pPr>
+      <w:r>
+        <w:rPr>
+          <w:b w:val="0"/>
+        </w:rPr>
         <w:t>Case exposure check: this source example appears in ai-2/16, ai-4/27, ai-4/30. Reuse a familiar case for recall or modelling; verify that the case used to assess transfer has not already received feedback.</w:t>
       </w:r>
     </w:p>
@@ -211,18 +287,60 @@
       </w:r>
     </w:p>
     <w:p>
-      <w:r>
+      <w:pPr>
+        <w:spacing w:line="336" w:lineRule="auto" w:after="180"/>
+      </w:pPr>
+      <w:r>
+        <w:rPr>
+          <w:b w:val="0"/>
+        </w:rPr>
         <w:t>Without opening the old lesson, explain one key idea from Feature Engineering. Give an example and a mistake that the idea helps you avoid.</w:t>
       </w:r>
     </w:p>
     <w:p>
-      <w:r>
-        <w:t>Look for: Create features available at prediction time</w:t>
-      </w:r>
-    </w:p>
-    <w:p>
-      <w:r>
-        <w:t>Reference example, not the only acceptable wording: Teacher explanation: Areas 6, 8, 6 square cm; training mean 20/3 square cm.</w:t>
+      <w:pPr>
+        <w:spacing w:line="336" w:lineRule="auto" w:after="180"/>
+      </w:pPr>
+      <w:r>
+        <w:rPr>
+          <w:b w:val="0"/>
+        </w:rPr>
+        <w:t xml:space="preserve">Look for: Create features available at </w:t>
+      </w:r>
+      <w:r>
+        <w:rPr>
+          <w:b/>
+        </w:rPr>
+        <w:t>prediction</w:t>
+      </w:r>
+      <w:r>
+        <w:rPr>
+          <w:b w:val="0"/>
+        </w:rPr>
+        <w:t xml:space="preserve"> time</w:t>
+      </w:r>
+    </w:p>
+    <w:p>
+      <w:pPr>
+        <w:spacing w:line="336" w:lineRule="auto" w:after="180"/>
+      </w:pPr>
+      <w:r>
+        <w:rPr>
+          <w:b w:val="0"/>
+        </w:rPr>
+        <w:t xml:space="preserve">Reference example, not the only acceptable wording: Teacher explanation: Areas 6, 8, 6 square cm; </w:t>
+      </w:r>
+      <w:r>
+        <w:rPr>
+          <w:b/>
+        </w:rPr>
+        <w:t>training</w:t>
+      </w:r>
+      <w:r>
+        <w:rPr>
+          <w:b w:val="0"/>
+        </w:rPr>
+        <w:t xml:space="preserve"> mean 20/3 square cm.</w:t>
       </w:r>
     </w:p>
     <w:p>
@@ -234,18 +352,90 @@
       </w:r>
     </w:p>
     <w:p>
-      <w:r>
-        <w:t>Without opening the old lesson, explain one key idea from Overfitting. Give an example and a mistake that the idea helps you avoid.</w:t>
-      </w:r>
-    </w:p>
-    <w:p>
-      <w:r>
-        <w:t>Look for: Compare training and validation evidence for model capacity</w:t>
-      </w:r>
-    </w:p>
-    <w:p>
-      <w:r>
-        <w:t>Reference example, not the only acceptable wording: Teacher explanation: Choose the line with validation MAE 3. The curve training MAE 0 does not compensate for validation MAE 8.</w:t>
+      <w:pPr>
+        <w:spacing w:line="336" w:lineRule="auto" w:after="180"/>
+      </w:pPr>
+      <w:r>
+        <w:rPr>
+          <w:b w:val="0"/>
+        </w:rPr>
+        <w:t xml:space="preserve">Without opening the old lesson, explain one key idea from </w:t>
+      </w:r>
+      <w:r>
+        <w:rPr>
+          <w:b/>
+        </w:rPr>
+        <w:t>Overfitting</w:t>
+      </w:r>
+      <w:r>
+        <w:rPr>
+          <w:b w:val="0"/>
+        </w:rPr>
+        <w:t>. Give an example and a mistake that the idea helps you avoid.</w:t>
+      </w:r>
+    </w:p>
+    <w:p>
+      <w:pPr>
+        <w:spacing w:line="336" w:lineRule="auto" w:after="180"/>
+      </w:pPr>
+      <w:r>
+        <w:rPr>
+          <w:b w:val="0"/>
+        </w:rPr>
+        <w:t xml:space="preserve">Look for: Compare </w:t>
+      </w:r>
+      <w:r>
+        <w:rPr>
+          <w:b/>
+        </w:rPr>
+        <w:t>training</w:t>
+      </w:r>
+      <w:r>
+        <w:rPr>
+          <w:b w:val="0"/>
+        </w:rPr>
+        <w:t xml:space="preserve"> and validation </w:t>
+      </w:r>
+      <w:r>
+        <w:rPr>
+          <w:b/>
+        </w:rPr>
+        <w:t>evidence</w:t>
+      </w:r>
+      <w:r>
+        <w:rPr>
+          <w:b w:val="0"/>
+        </w:rPr>
+        <w:t xml:space="preserve"> for model </w:t>
+      </w:r>
+      <w:r>
+        <w:rPr>
+          <w:b/>
+        </w:rPr>
+        <w:t>capacity</w:t>
+      </w:r>
+    </w:p>
+    <w:p>
+      <w:pPr>
+        <w:spacing w:line="336" w:lineRule="auto" w:after="180"/>
+      </w:pPr>
+      <w:r>
+        <w:rPr>
+          <w:b w:val="0"/>
+        </w:rPr>
+        <w:t xml:space="preserve">Reference example, not the only acceptable wording: Teacher explanation: Choose the line with validation MAE 3. The curve </w:t>
+      </w:r>
+      <w:r>
+        <w:rPr>
+          <w:b/>
+        </w:rPr>
+        <w:t>training</w:t>
+      </w:r>
+      <w:r>
+        <w:rPr>
+          <w:b w:val="0"/>
+        </w:rPr>
+        <w:t xml:space="preserve"> MAE 0 does not compensate for validation MAE 8.</w:t>
       </w:r>
     </w:p>
     <w:p>
@@ -257,22 +447,58 @@
       </w:r>
     </w:p>
     <w:p>
-      <w:r>
+      <w:pPr>
+        <w:spacing w:line="336" w:lineRule="auto" w:after="180"/>
+      </w:pPr>
+      <w:r>
+        <w:rPr>
+          <w:b w:val="0"/>
+        </w:rPr>
         <w:t>Without opening the old lesson, explain one key idea from Train, Validation, Test. Give an example and a mistake that the idea helps you avoid.</w:t>
       </w:r>
     </w:p>
     <w:p>
-      <w:r>
+      <w:pPr>
+        <w:spacing w:line="336" w:lineRule="auto" w:after="180"/>
+      </w:pPr>
+      <w:r>
+        <w:rPr>
+          <w:b w:val="0"/>
+        </w:rPr>
         <w:t>Look for: Select a model using a declared validation rule</w:t>
       </w:r>
     </w:p>
     <w:p>
-      <w:r>
-        <w:t>Reference example, not the only acceptable wording: Teacher explanation: Choose A: validation MAE 3 ties C, and A wins the simplicity tie. B has validation MAE 5 despite training MAE 0.</w:t>
-      </w:r>
-    </w:p>
-    <w:p>
-      <w:r>
+      <w:pPr>
+        <w:spacing w:line="336" w:lineRule="auto" w:after="180"/>
+      </w:pPr>
+      <w:r>
+        <w:rPr>
+          <w:b w:val="0"/>
+        </w:rPr>
+        <w:t xml:space="preserve">Reference example, not the only acceptable wording: Teacher explanation: Choose A: validation MAE 3 ties C, and A wins the simplicity tie. B has validation MAE 5 despite </w:t>
+      </w:r>
+      <w:r>
+        <w:rPr>
+          <w:b/>
+        </w:rPr>
+        <w:t>training</w:t>
+      </w:r>
+      <w:r>
+        <w:rPr>
+          <w:b w:val="0"/>
+        </w:rPr>
+        <w:t xml:space="preserve"> MAE 0.</w:t>
+      </w:r>
+    </w:p>
+    <w:p>
+      <w:pPr>
+        <w:spacing w:line="336" w:lineRule="auto" w:after="180"/>
+      </w:pPr>
+      <w:r>
+        <w:rPr>
+          <w:b w:val="0"/>
+        </w:rPr>
         <w:t>Use the student module and workbook section with this exact week title. The worked case, independent question and answers below form one aligned lesson sequence.</w:t>
       </w:r>
     </w:p>
@@ -285,8 +511,26 @@
       </w:r>
     </w:p>
     <w:p>
-      <w:r>
-        <w:t>All spotted training leaves use black backgrounds. Propose a collection and comparison that tests the background shortcut without tuning on final test examples.</w:t>
+      <w:pPr>
+        <w:spacing w:line="336" w:lineRule="auto" w:after="180"/>
+      </w:pPr>
+      <w:r>
+        <w:rPr>
+          <w:b w:val="0"/>
+        </w:rPr>
+        <w:t xml:space="preserve">All spotted </w:t>
+      </w:r>
+      <w:r>
+        <w:rPr>
+          <w:b/>
+        </w:rPr>
+        <w:t>training</w:t>
+      </w:r>
+      <w:r>
+        <w:rPr>
+          <w:b w:val="0"/>
+        </w:rPr>
+        <w:t xml:space="preserve"> leaves use black backgrounds. Propose a collection and comparison that tests the background shortcut without tuning on final test examples.</w:t>
       </w:r>
     </w:p>
     <w:p>
@@ -298,7 +542,13 @@
       </w:r>
     </w:p>
     <w:p>
-      <w:r>
+      <w:pPr>
+        <w:spacing w:line="336" w:lineRule="auto" w:after="180"/>
+      </w:pPr>
+      <w:r>
+        <w:rPr>
+          <w:b w:val="0"/>
+        </w:rPr>
         <w:t>Different failure causes require different repairs: simplicity, representative data, regularization, or better features.</w:t>
       </w:r>
     </w:p>
@@ -435,12 +685,38 @@
       </w:r>
     </w:p>
     <w:p>
-      <w:r>
+      <w:pPr>
+        <w:spacing w:line="336" w:lineRule="auto" w:after="180"/>
+      </w:pPr>
+      <w:r>
+        <w:rPr>
+          <w:b w:val="0"/>
+        </w:rPr>
         <w:t>Use the supplied scenario, student illustrations and blank paper. For numeric work, offer counters or a calculator after learners show the setup. Fictional records are supplied; personal data and paid accounts are unnecessary.</w:t>
       </w:r>
     </w:p>
     <w:p>
-      <w:r>
+      <w:pPr>
+        <w:pStyle w:val="Heading3"/>
+      </w:pPr>
+      <w:r>
+        <w:t>Alternative compact allocation</w:t>
+      </w:r>
+    </w:p>
+    <w:p>
+      <w:r>
+        <w:t>This compact option is not the full-week schedule. Use the main teaching cycle and allow extra sessions for the investigation, independent work and project.</w:t>
+      </w:r>
+    </w:p>
+    <w:p>
+      <w:pPr>
+        <w:spacing w:line="336" w:lineRule="auto" w:after="180"/>
+        <w:shd w:fill="F1F6F8"/>
+      </w:pPr>
+      <w:r>
+        <w:rPr>
+          <w:b w:val="0"/>
+        </w:rPr>
         <w:t>Allow 80 minutes: recall 8; explanation 12; worked demonstration 15; guided practice 20; independent assessment 15; project and reflection 10. Extend the lab into a second session when needed.</w:t>
       </w:r>
     </w:p>
@@ -453,8 +729,49 @@
       </w:r>
     </w:p>
     <w:p>
-      <w:r>
-        <w:t>Teach two 45-minute sessions. This week focuses on overfitting and model capacity. Model the worked example first, collect the new W 4 case independently before feedback, and use the fresh retry to check transfer. Award credit for traceable reasoning and bounded claims, including justified uncertainty.</w:t>
+      <w:pPr>
+        <w:spacing w:line="336" w:lineRule="auto" w:after="180"/>
+      </w:pPr>
+      <w:r>
+        <w:rPr>
+          <w:b w:val="0"/>
+        </w:rPr>
+        <w:t xml:space="preserve">Teach two 45-minute sessions. This week focuses on </w:t>
+      </w:r>
+      <w:r>
+        <w:rPr>
+          <w:b/>
+        </w:rPr>
+        <w:t>overfitting</w:t>
+      </w:r>
+      <w:r>
+        <w:rPr>
+          <w:b w:val="0"/>
+        </w:rPr>
+        <w:t xml:space="preserve"> and model </w:t>
+      </w:r>
+      <w:r>
+        <w:rPr>
+          <w:b/>
+        </w:rPr>
+        <w:t>capacity</w:t>
+      </w:r>
+      <w:r>
+        <w:rPr>
+          <w:b w:val="0"/>
+        </w:rPr>
+        <w:t>. Model the worked example first, collect the new W 4 case independently before feedback, and use the fresh retry to check transfer.</w:t>
+      </w:r>
+    </w:p>
+    <w:p>
+      <w:pPr>
+        <w:spacing w:line="336" w:lineRule="auto" w:after="180"/>
+      </w:pPr>
+      <w:r>
+        <w:rPr>
+          <w:b w:val="0"/>
+        </w:rPr>
+        <w:t>Award credit for traceable reasoning and bounded claims, including justified uncertainty.</w:t>
       </w:r>
     </w:p>
     <w:p>
@@ -466,27 +783,81 @@
       </w:r>
     </w:p>
     <w:p>
-      <w:r>
-        <w:t>No; it may fit peculiarities of the training sample.</w:t>
-      </w:r>
-    </w:p>
-    <w:p>
-      <w:r>
+      <w:pPr>
+        <w:spacing w:line="336" w:lineRule="auto" w:after="180"/>
+      </w:pPr>
+      <w:r>
+        <w:rPr>
+          <w:b w:val="0"/>
+        </w:rPr>
+        <w:t xml:space="preserve">No; it may fit peculiarities of the </w:t>
+      </w:r>
+      <w:r>
+        <w:rPr>
+          <w:b/>
+        </w:rPr>
+        <w:t>training</w:t>
+      </w:r>
+      <w:r>
+        <w:rPr>
+          <w:b w:val="0"/>
+        </w:rPr>
+        <w:t xml:space="preserve"> sample.</w:t>
+      </w:r>
+    </w:p>
+    <w:p>
+      <w:pPr>
+        <w:spacing w:line="336" w:lineRule="auto" w:after="180"/>
+      </w:pPr>
+      <w:r>
+        <w:rPr>
+          <w:b w:val="0"/>
+        </w:rPr>
         <w:t>Printed student lesson and workbook</w:t>
       </w:r>
     </w:p>
     <w:p>
-      <w:r>
+      <w:pPr>
+        <w:spacing w:line="336" w:lineRule="auto" w:after="180"/>
+      </w:pPr>
+      <w:r>
+        <w:rPr>
+          <w:b w:val="0"/>
+        </w:rPr>
         <w:t>Paper, pencils and a calculator for fractions</w:t>
       </w:r>
     </w:p>
     <w:p>
-      <w:r>
-        <w:t>The fictional examples and a blank evidence table</w:t>
-      </w:r>
-    </w:p>
-    <w:p>
-      <w:r>
+      <w:pPr>
+        <w:spacing w:line="336" w:lineRule="auto" w:after="180"/>
+      </w:pPr>
+      <w:r>
+        <w:rPr>
+          <w:b w:val="0"/>
+        </w:rPr>
+        <w:t xml:space="preserve">The fictional examples and a blank </w:t>
+      </w:r>
+      <w:r>
+        <w:rPr>
+          <w:b/>
+        </w:rPr>
+        <w:t>evidence</w:t>
+      </w:r>
+      <w:r>
+        <w:rPr>
+          <w:b w:val="0"/>
+        </w:rPr>
+        <w:t xml:space="preserve"> table</w:t>
+      </w:r>
+    </w:p>
+    <w:p>
+      <w:pPr>
+        <w:spacing w:line="336" w:lineRule="auto" w:after="180"/>
+      </w:pPr>
+      <w:r>
+        <w:rPr>
+          <w:b w:val="0"/>
+        </w:rPr>
         <w:t>Saved classroom project records for critique; no personal student dataset required</w:t>
       </w:r>
     </w:p>
@@ -499,8 +870,37 @@
       </w:r>
     </w:p>
     <w:p>
-      <w:r>
-        <w:t>Teach two 45-minute sessions. This week focuses on distribution shift. Model the worked example first, collect the new W 4 case independently before feedback, and use the fresh retry to check transfer. Award credit for traceable reasoning and bounded claims, including justified uncertainty.</w:t>
+      <w:pPr>
+        <w:spacing w:line="336" w:lineRule="auto" w:after="180"/>
+      </w:pPr>
+      <w:r>
+        <w:rPr>
+          <w:b w:val="0"/>
+        </w:rPr>
+        <w:t xml:space="preserve">Teach two 45-minute sessions. This week focuses on </w:t>
+      </w:r>
+      <w:r>
+        <w:rPr>
+          <w:b/>
+        </w:rPr>
+        <w:t>distribution shift</w:t>
+      </w:r>
+      <w:r>
+        <w:rPr>
+          <w:b w:val="0"/>
+        </w:rPr>
+        <w:t>. Model the worked example first, collect the new W 4 case independently before feedback, and use the fresh retry to check transfer.</w:t>
+      </w:r>
+    </w:p>
+    <w:p>
+      <w:pPr>
+        <w:spacing w:line="336" w:lineRule="auto" w:after="180"/>
+      </w:pPr>
+      <w:r>
+        <w:rPr>
+          <w:b w:val="0"/>
+        </w:rPr>
+        <w:t>Award credit for traceable reasoning and bounded claims, including justified uncertainty.</w:t>
       </w:r>
     </w:p>
     <w:p>
@@ -512,27 +912,81 @@
       </w:r>
     </w:p>
     <w:p>
-      <w:r>
-        <w:t>Performance may differ when inputs, labels or conditions change.</w:t>
-      </w:r>
-    </w:p>
-    <w:p>
-      <w:r>
+      <w:pPr>
+        <w:spacing w:line="336" w:lineRule="auto" w:after="180"/>
+      </w:pPr>
+      <w:r>
+        <w:rPr>
+          <w:b w:val="0"/>
+        </w:rPr>
+        <w:t xml:space="preserve">Performance may differ when </w:t>
+      </w:r>
+      <w:r>
+        <w:rPr>
+          <w:b/>
+        </w:rPr>
+        <w:t>input</w:t>
+      </w:r>
+      <w:r>
+        <w:rPr>
+          <w:b w:val="0"/>
+        </w:rPr>
+        <w:t>s, labels or conditions change.</w:t>
+      </w:r>
+    </w:p>
+    <w:p>
+      <w:pPr>
+        <w:spacing w:line="336" w:lineRule="auto" w:after="180"/>
+      </w:pPr>
+      <w:r>
+        <w:rPr>
+          <w:b w:val="0"/>
+        </w:rPr>
         <w:t>Printed student lesson and workbook</w:t>
       </w:r>
     </w:p>
     <w:p>
-      <w:r>
+      <w:pPr>
+        <w:spacing w:line="336" w:lineRule="auto" w:after="180"/>
+      </w:pPr>
+      <w:r>
+        <w:rPr>
+          <w:b w:val="0"/>
+        </w:rPr>
         <w:t>Paper, pencils and a calculator for fractions</w:t>
       </w:r>
     </w:p>
     <w:p>
-      <w:r>
-        <w:t>The fictional examples and a blank evidence table</w:t>
-      </w:r>
-    </w:p>
-    <w:p>
-      <w:r>
+      <w:pPr>
+        <w:spacing w:line="336" w:lineRule="auto" w:after="180"/>
+      </w:pPr>
+      <w:r>
+        <w:rPr>
+          <w:b w:val="0"/>
+        </w:rPr>
+        <w:t xml:space="preserve">The fictional examples and a blank </w:t>
+      </w:r>
+      <w:r>
+        <w:rPr>
+          <w:b/>
+        </w:rPr>
+        <w:t>evidence</w:t>
+      </w:r>
+      <w:r>
+        <w:rPr>
+          <w:b w:val="0"/>
+        </w:rPr>
+        <w:t xml:space="preserve"> table</w:t>
+      </w:r>
+    </w:p>
+    <w:p>
+      <w:pPr>
+        <w:spacing w:line="336" w:lineRule="auto" w:after="180"/>
+      </w:pPr>
+      <w:r>
+        <w:rPr>
+          <w:b w:val="0"/>
+        </w:rPr>
         <w:t>Saved classroom project records for critique; no personal student dataset required</w:t>
       </w:r>
     </w:p>
@@ -545,12 +999,36 @@
       </w:r>
     </w:p>
     <w:p>
-      <w:r>
-        <w:t>By the end, I can explain improve generalization using a traced example and a stated limitation.</w:t>
-      </w:r>
-    </w:p>
-    <w:p>
-      <w:r>
+      <w:pPr>
+        <w:spacing w:line="336" w:lineRule="auto" w:after="180"/>
+      </w:pPr>
+      <w:r>
+        <w:rPr>
+          <w:b w:val="0"/>
+        </w:rPr>
+        <w:t xml:space="preserve">By the end, I can explain improve </w:t>
+      </w:r>
+      <w:r>
+        <w:rPr>
+          <w:b/>
+        </w:rPr>
+        <w:t>generalization</w:t>
+      </w:r>
+      <w:r>
+        <w:rPr>
+          <w:b w:val="0"/>
+        </w:rPr>
+        <w:t xml:space="preserve"> using a traced example and a stated limitation.</w:t>
+      </w:r>
+    </w:p>
+    <w:p>
+      <w:pPr>
+        <w:spacing w:line="336" w:lineRule="auto" w:after="180"/>
+      </w:pPr>
+      <w:r>
+        <w:rPr>
+          <w:b w:val="0"/>
+        </w:rPr>
         <w:t>This added worked case illustrates the week’s main idea. Retain all original and connected topics; schedule its practice within the teaching cycle.</w:t>
       </w:r>
     </w:p>
@@ -563,76 +1041,277 @@
       </w:r>
     </w:p>
     <w:p>
+      <w:r>
+        <w:t>Model Improve Generalization using the supplied case, labelled mechanism and reasoning. Make the scope of each conclusion explicit.</w:t>
+      </w:r>
+    </w:p>
+    <w:p>
+      <w:pPr>
+        <w:spacing w:line="336" w:lineRule="auto" w:after="180"/>
+      </w:pPr>
+      <w:r>
+        <w:rPr>
+          <w:b w:val="0"/>
+        </w:rPr>
+        <w:t>Trace the information, fitted behavior, and evaluation proof separately.</w:t>
+      </w:r>
+    </w:p>
+    <w:p>
       <w:pPr>
         <w:pStyle w:val="Heading3"/>
       </w:pPr>
       <w:r>
-        <w:t>Explain the mechanism</w:t>
-      </w:r>
-    </w:p>
-    <w:p>
-      <w:r>
-        <w:t>Trace the information, fitted behavior, and evaluation proof separately.</w:t>
-      </w:r>
-    </w:p>
-    <w:p>
-      <w:r>
+        <w:t>Question to explain</w:t>
+      </w:r>
+    </w:p>
+    <w:p>
+      <w:pPr>
+        <w:spacing w:line="336" w:lineRule="auto" w:after="180"/>
+        <w:shd w:fill="F5F1FB"/>
+      </w:pPr>
+      <w:r>
+        <w:rPr>
+          <w:b w:val="0"/>
+        </w:rPr>
         <w:t>QUESTION Choose one controlled repair and rerun the same evaluation.</w:t>
       </w:r>
     </w:p>
     <w:p>
-      <w:r>
+      <w:pPr>
+        <w:spacing w:line="336" w:lineRule="auto" w:after="180"/>
+      </w:pPr>
+      <w:r>
+        <w:rPr>
+          <w:b w:val="0"/>
+        </w:rPr>
         <w:t>MODEL IDEA Different failure causes require different repairs: simplicity, representative data, regularization, or better features.</w:t>
       </w:r>
     </w:p>
     <w:p>
-      <w:r>
+      <w:pPr>
+        <w:spacing w:line="336" w:lineRule="auto" w:after="180"/>
+      </w:pPr>
+      <w:r>
+        <w:rPr>
+          <w:b w:val="0"/>
+        </w:rPr>
         <w:t>PROOF NEEDED Use an unseen case, visible calculation, error analysis, and a stated limitation.</w:t>
       </w:r>
     </w:p>
     <w:p>
-      <w:r>
-        <w:t>UNDER THE HOOD Evidence: high train score, low validation score, largest gap in low light. Hypothesis combines complexity and missing low-light coverage; choose one cause to test first.</w:t>
-      </w:r>
-    </w:p>
-    <w:p>
-      <w:r>
-        <w:t>Draw a fresh data → model → prediction → evaluation trace:</w:t>
-      </w:r>
-    </w:p>
-    <w:p>
-      <w:r>
-        <w:t>Predict first. Then check each step. A correct answer without visible evidence cannot be audited.</w:t>
-      </w:r>
-    </w:p>
-    <w:p>
-      <w:r>
-        <w:t>STEP 1 Evidence: high train score, low validation score, largest gap in low light.</w:t>
-      </w:r>
-    </w:p>
-    <w:p>
-      <w:r>
+      <w:pPr>
+        <w:pStyle w:val="Heading3"/>
+      </w:pPr>
+      <w:r>
+        <w:t>How the mechanism works</w:t>
+      </w:r>
+    </w:p>
+    <w:p>
+      <w:pPr>
+        <w:spacing w:line="336" w:lineRule="auto" w:after="180"/>
+        <w:shd w:fill="F1F6F8"/>
+      </w:pPr>
+      <w:r>
+        <w:rPr>
+          <w:b w:val="0"/>
+        </w:rPr>
+        <w:t xml:space="preserve">UNDER THE HOOD </w:t>
+      </w:r>
+      <w:r>
+        <w:rPr>
+          <w:b/>
+        </w:rPr>
+        <w:t>Evidence</w:t>
+      </w:r>
+      <w:r>
+        <w:rPr>
+          <w:b w:val="0"/>
+        </w:rPr>
+        <w:t>: high train score, low validation score, largest gap in low light. Hypothesis combines complexity and missing low-light coverage; choose one cause to test first.</w:t>
+      </w:r>
+    </w:p>
+    <w:p>
+      <w:pPr>
+        <w:spacing w:line="336" w:lineRule="auto" w:after="180"/>
+      </w:pPr>
+      <w:r>
+        <w:rPr>
+          <w:b w:val="0"/>
+        </w:rPr>
+        <w:t xml:space="preserve">Draw a fresh data → model → </w:t>
+      </w:r>
+      <w:r>
+        <w:rPr>
+          <w:b/>
+        </w:rPr>
+        <w:t>prediction</w:t>
+      </w:r>
+      <w:r>
+        <w:rPr>
+          <w:b w:val="0"/>
+        </w:rPr>
+        <w:t xml:space="preserve"> → evaluation trace:</w:t>
+      </w:r>
+    </w:p>
+    <w:p>
+      <w:pPr>
+        <w:spacing w:line="336" w:lineRule="auto" w:after="180"/>
+      </w:pPr>
+      <w:r>
+        <w:rPr>
+          <w:b w:val="0"/>
+        </w:rPr>
+        <w:t xml:space="preserve">Predict first. Then check each step. A correct answer without visible </w:t>
+      </w:r>
+      <w:r>
+        <w:rPr>
+          <w:b/>
+        </w:rPr>
+        <w:t>evidence</w:t>
+      </w:r>
+      <w:r>
+        <w:rPr>
+          <w:b w:val="0"/>
+        </w:rPr>
+        <w:t xml:space="preserve"> cannot be audited.</w:t>
+      </w:r>
+    </w:p>
+    <w:p>
+      <w:pPr>
+        <w:pStyle w:val="Heading3"/>
+      </w:pPr>
+      <w:r>
+        <w:t>Step 1</w:t>
+      </w:r>
+    </w:p>
+    <w:p>
+      <w:pPr>
+        <w:spacing w:line="336" w:lineRule="auto" w:after="180"/>
+        <w:shd w:fill="F4F9FC"/>
+      </w:pPr>
+      <w:r>
+        <w:rPr>
+          <w:b w:val="0"/>
+        </w:rPr>
+        <w:t xml:space="preserve">STEP 1 </w:t>
+      </w:r>
+      <w:r>
+        <w:rPr>
+          <w:b/>
+        </w:rPr>
+        <w:t>Evidence</w:t>
+      </w:r>
+      <w:r>
+        <w:rPr>
+          <w:b w:val="0"/>
+        </w:rPr>
+        <w:t>: high train score, low validation score, largest gap in low light.</w:t>
+      </w:r>
+    </w:p>
+    <w:p>
+      <w:pPr>
+        <w:pStyle w:val="Heading3"/>
+      </w:pPr>
+      <w:r>
+        <w:t>Step 2</w:t>
+      </w:r>
+    </w:p>
+    <w:p>
+      <w:pPr>
+        <w:spacing w:line="336" w:lineRule="auto" w:after="180"/>
+        <w:shd w:fill="F4F9FC"/>
+      </w:pPr>
+      <w:r>
+        <w:rPr>
+          <w:b w:val="0"/>
+        </w:rPr>
         <w:t>STEP 2 Hypothesis combines complexity and missing low-light coverage; choose one cause to test first.</w:t>
       </w:r>
     </w:p>
     <w:p>
-      <w:r>
-        <w:t>STEP 3 Add representative low-light training examples while freezing model settings.</w:t>
-      </w:r>
-    </w:p>
-    <w:p>
-      <w:r>
+      <w:pPr>
+        <w:pStyle w:val="Heading3"/>
+      </w:pPr>
+      <w:r>
+        <w:t>Step 3</w:t>
+      </w:r>
+    </w:p>
+    <w:p>
+      <w:pPr>
+        <w:spacing w:line="336" w:lineRule="auto" w:after="180"/>
+        <w:shd w:fill="F4F9FC"/>
+      </w:pPr>
+      <w:r>
+        <w:rPr>
+          <w:b w:val="0"/>
+        </w:rPr>
+        <w:t xml:space="preserve">STEP 3 Add representative low-light </w:t>
+      </w:r>
+      <w:r>
+        <w:rPr>
+          <w:b/>
+        </w:rPr>
+        <w:t>training</w:t>
+      </w:r>
+      <w:r>
+        <w:rPr>
+          <w:b w:val="0"/>
+        </w:rPr>
+        <w:t xml:space="preserve"> examples while freezing model settings.</w:t>
+      </w:r>
+    </w:p>
+    <w:p>
+      <w:pPr>
+        <w:pStyle w:val="Heading3"/>
+      </w:pPr>
+      <w:r>
+        <w:t>Step 4</w:t>
+      </w:r>
+    </w:p>
+    <w:p>
+      <w:pPr>
+        <w:spacing w:line="336" w:lineRule="auto" w:after="180"/>
+        <w:shd w:fill="F4F9FC"/>
+      </w:pPr>
+      <w:r>
+        <w:rPr>
+          <w:b w:val="0"/>
+        </w:rPr>
         <w:t>STEP 4 Rerun all validation cases; compare overall, error slice, subgroup gap, and regressions.</w:t>
       </w:r>
     </w:p>
     <w:p>
-      <w:r>
+      <w:pPr>
+        <w:spacing w:line="336" w:lineRule="auto" w:after="180"/>
+      </w:pPr>
+      <w:r>
+        <w:rPr>
+          <w:b w:val="0"/>
+        </w:rPr>
         <w:t>CHECK Verify the denominator, unit, split, class definition, and data version before interpreting a score.</w:t>
       </w:r>
     </w:p>
     <w:p>
-      <w:r>
-        <w:t>Recalculate, retrace, or restate the evidence independently:</w:t>
+      <w:pPr>
+        <w:spacing w:line="336" w:lineRule="auto" w:after="180"/>
+      </w:pPr>
+      <w:r>
+        <w:rPr>
+          <w:b w:val="0"/>
+        </w:rPr>
+        <w:t xml:space="preserve">Recalculate, retrace, or restate the </w:t>
+      </w:r>
+      <w:r>
+        <w:rPr>
+          <w:b/>
+        </w:rPr>
+        <w:t>evidence</w:t>
+      </w:r>
+      <w:r>
+        <w:rPr>
+          <w:b w:val="0"/>
+        </w:rPr>
+        <w:t xml:space="preserve"> independently:</w:t>
       </w:r>
     </w:p>
     <w:p>
@@ -644,12 +1323,42 @@
       </w:r>
     </w:p>
     <w:p>
-      <w:r>
+      <w:pPr>
+        <w:pStyle w:val="Heading3"/>
+      </w:pPr>
+      <w:r>
+        <w:t>The teaching case</w:t>
+      </w:r>
+    </w:p>
+    <w:p>
+      <w:pPr>
+        <w:spacing w:line="336" w:lineRule="auto" w:after="180"/>
+        <w:shd w:fill="F1F6FC"/>
+      </w:pPr>
+      <w:r>
+        <w:rPr>
+          <w:b w:val="0"/>
+        </w:rPr>
         <w:t>A classifier relies on tray colour; new trays reduce performance.</w:t>
       </w:r>
     </w:p>
     <w:p>
-      <w:r>
+      <w:pPr>
+        <w:pStyle w:val="Heading3"/>
+      </w:pPr>
+      <w:r>
+        <w:t>The teaching case</w:t>
+      </w:r>
+    </w:p>
+    <w:p>
+      <w:pPr>
+        <w:spacing w:line="336" w:lineRule="auto" w:after="180"/>
+        <w:shd w:fill="F1F6FC"/>
+      </w:pPr>
+      <w:r>
+        <w:rPr>
+          <w:b w:val="0"/>
+        </w:rPr>
         <w:t>Propose controlled improvement.</w:t>
       </w:r>
     </w:p>
@@ -662,7 +1371,22 @@
       </w:r>
     </w:p>
     <w:p>
-      <w:r>
+      <w:pPr>
+        <w:pStyle w:val="Heading3"/>
+      </w:pPr>
+      <w:r>
+        <w:t>Why the result follows</w:t>
+      </w:r>
+    </w:p>
+    <w:p>
+      <w:pPr>
+        <w:spacing w:line="336" w:lineRule="auto" w:after="180"/>
+        <w:shd w:fill="F1F6FC"/>
+      </w:pPr>
+      <w:r>
+        <w:rPr>
+          <w:b w:val="0"/>
+        </w:rPr>
         <w:t>Reduce the shortcut and add representative variation; compare on fixed validation cases including new colours. Change one planned factor.</w:t>
       </w:r>
     </w:p>
@@ -675,23 +1399,263 @@
       </w:r>
     </w:p>
     <w:p>
-      <w:r>
-        <w:t>A more flexible model can represent complicated relationships and accidental details. Capacity can help when there is enough relevant evidence, but perfect training performance is not the goal. Compare training and validation using the same metric while checking leakage and representativeness.</w:t>
-      </w:r>
-    </w:p>
-    <w:p>
-      <w:r>
-        <w:t>Use fictional classroom data throughout this investigation. Keep the task, units, reference labels and data split visible as you reason. Earlier weeks supplied the model-building process; this week examines overfitting and model capacity.</w:t>
-      </w:r>
-    </w:p>
-    <w:p>
-      <w:r>
-        <w:t>On the same regression split, a constant has training MAE 5 and validation 6, a line has training 2 and validation 3, and a highly flexible curve has training 0 and validation 8. Under smallest validation MAE, choose the line. The curve has the lowest training loss but the worst validation result.</w:t>
-      </w:r>
-    </w:p>
-    <w:p>
-      <w:r>
-        <w:t>Before continuing, underline the decision rule and circle the evidence that supports the conclusion. Explain the example to a partner without replacing the counts or conditions with a stronger claim. Keep the distinction between an observed result and a proposed next step.</w:t>
+      <w:pPr>
+        <w:pStyle w:val="Heading3"/>
+      </w:pPr>
+      <w:r>
+        <w:t>Explain the added worked example · 1</w:t>
+      </w:r>
+    </w:p>
+    <w:p>
+      <w:pPr>
+        <w:spacing w:line="336" w:lineRule="auto" w:after="180"/>
+      </w:pPr>
+      <w:r>
+        <w:rPr>
+          <w:b w:val="0"/>
+        </w:rPr>
+        <w:t xml:space="preserve">A more flexible model can represent complicated relationships and accidental details. </w:t>
+      </w:r>
+      <w:r>
+        <w:rPr>
+          <w:b/>
+        </w:rPr>
+        <w:t>Capacity</w:t>
+      </w:r>
+      <w:r>
+        <w:rPr>
+          <w:b w:val="0"/>
+        </w:rPr>
+        <w:t xml:space="preserve"> can help when there is enough relevant </w:t>
+      </w:r>
+      <w:r>
+        <w:rPr>
+          <w:b/>
+        </w:rPr>
+        <w:t>evidence</w:t>
+      </w:r>
+      <w:r>
+        <w:rPr>
+          <w:b w:val="0"/>
+        </w:rPr>
+        <w:t xml:space="preserve">, but perfect </w:t>
+      </w:r>
+      <w:r>
+        <w:rPr>
+          <w:b/>
+        </w:rPr>
+        <w:t>training</w:t>
+      </w:r>
+      <w:r>
+        <w:rPr>
+          <w:b w:val="0"/>
+        </w:rPr>
+        <w:t xml:space="preserve"> performance is not the goal.</w:t>
+      </w:r>
+    </w:p>
+    <w:p>
+      <w:pPr>
+        <w:spacing w:line="336" w:lineRule="auto" w:after="180"/>
+      </w:pPr>
+      <w:r>
+        <w:rPr>
+          <w:b w:val="0"/>
+        </w:rPr>
+        <w:t xml:space="preserve">Compare </w:t>
+      </w:r>
+      <w:r>
+        <w:rPr>
+          <w:b/>
+        </w:rPr>
+        <w:t>training</w:t>
+      </w:r>
+      <w:r>
+        <w:rPr>
+          <w:b w:val="0"/>
+        </w:rPr>
+        <w:t xml:space="preserve"> and validation using the same metric while checking leakage and representativeness.</w:t>
+      </w:r>
+    </w:p>
+    <w:p>
+      <w:pPr>
+        <w:spacing w:line="336" w:lineRule="auto" w:after="180"/>
+      </w:pPr>
+      <w:r>
+        <w:rPr>
+          <w:b w:val="0"/>
+        </w:rPr>
+        <w:t xml:space="preserve">Use fictional classroom data throughout this investigation. Keep the task, units, </w:t>
+      </w:r>
+      <w:r>
+        <w:rPr>
+          <w:b/>
+        </w:rPr>
+        <w:t>reference labels</w:t>
+      </w:r>
+      <w:r>
+        <w:rPr>
+          <w:b w:val="0"/>
+        </w:rPr>
+        <w:t xml:space="preserve"> and data split visible as you reason.</w:t>
+      </w:r>
+    </w:p>
+    <w:p>
+      <w:pPr>
+        <w:spacing w:line="336" w:lineRule="auto" w:after="180"/>
+      </w:pPr>
+      <w:r>
+        <w:rPr>
+          <w:b w:val="0"/>
+        </w:rPr>
+        <w:t xml:space="preserve">Earlier weeks supplied the model-building </w:t>
+      </w:r>
+      <w:r>
+        <w:rPr>
+          <w:b/>
+        </w:rPr>
+        <w:t>process</w:t>
+      </w:r>
+      <w:r>
+        <w:rPr>
+          <w:b w:val="0"/>
+        </w:rPr>
+        <w:t xml:space="preserve">; this week examines </w:t>
+      </w:r>
+      <w:r>
+        <w:rPr>
+          <w:b/>
+        </w:rPr>
+        <w:t>overfitting</w:t>
+      </w:r>
+      <w:r>
+        <w:rPr>
+          <w:b w:val="0"/>
+        </w:rPr>
+        <w:t xml:space="preserve"> and model </w:t>
+      </w:r>
+      <w:r>
+        <w:rPr>
+          <w:b/>
+        </w:rPr>
+        <w:t>capacity</w:t>
+      </w:r>
+      <w:r>
+        <w:rPr>
+          <w:b w:val="0"/>
+        </w:rPr>
+        <w:t>.</w:t>
+      </w:r>
+    </w:p>
+    <w:p>
+      <w:pPr>
+        <w:pStyle w:val="Heading3"/>
+      </w:pPr>
+      <w:r>
+        <w:t>Explain the added worked example · 2</w:t>
+      </w:r>
+    </w:p>
+    <w:p>
+      <w:pPr>
+        <w:spacing w:line="336" w:lineRule="auto" w:after="180"/>
+      </w:pPr>
+      <w:r>
+        <w:rPr>
+          <w:b w:val="0"/>
+        </w:rPr>
+        <w:t xml:space="preserve">On the same regression split, a constant has </w:t>
+      </w:r>
+      <w:r>
+        <w:rPr>
+          <w:b/>
+        </w:rPr>
+        <w:t>training</w:t>
+      </w:r>
+      <w:r>
+        <w:rPr>
+          <w:b w:val="0"/>
+        </w:rPr>
+        <w:t xml:space="preserve"> MAE 5 and validation 6, a line has </w:t>
+      </w:r>
+      <w:r>
+        <w:rPr>
+          <w:b/>
+        </w:rPr>
+        <w:t>training</w:t>
+      </w:r>
+      <w:r>
+        <w:rPr>
+          <w:b w:val="0"/>
+        </w:rPr>
+        <w:t xml:space="preserve"> 2 and validation 3, and a highly flexible curve has </w:t>
+      </w:r>
+      <w:r>
+        <w:rPr>
+          <w:b/>
+        </w:rPr>
+        <w:t>training</w:t>
+      </w:r>
+      <w:r>
+        <w:rPr>
+          <w:b w:val="0"/>
+        </w:rPr>
+        <w:t xml:space="preserve"> 0 and validation 8. Under smallest validation MAE, choose the line.</w:t>
+      </w:r>
+    </w:p>
+    <w:p>
+      <w:pPr>
+        <w:spacing w:line="336" w:lineRule="auto" w:after="180"/>
+      </w:pPr>
+      <w:r>
+        <w:rPr>
+          <w:b w:val="0"/>
+        </w:rPr>
+        <w:t xml:space="preserve">The curve has the lowest </w:t>
+      </w:r>
+      <w:r>
+        <w:rPr>
+          <w:b/>
+        </w:rPr>
+        <w:t>training</w:t>
+      </w:r>
+      <w:r>
+        <w:rPr>
+          <w:b w:val="0"/>
+        </w:rPr>
+        <w:t xml:space="preserve"> loss but the worst validation result.</w:t>
+      </w:r>
+    </w:p>
+    <w:p>
+      <w:pPr>
+        <w:spacing w:line="336" w:lineRule="auto" w:after="180"/>
+      </w:pPr>
+      <w:r>
+        <w:rPr>
+          <w:b w:val="0"/>
+        </w:rPr>
+        <w:t xml:space="preserve">Before continuing, underline the decision rule and circle the </w:t>
+      </w:r>
+      <w:r>
+        <w:rPr>
+          <w:b/>
+        </w:rPr>
+        <w:t>evidence</w:t>
+      </w:r>
+      <w:r>
+        <w:rPr>
+          <w:b w:val="0"/>
+        </w:rPr>
+        <w:t xml:space="preserve"> that supports the conclusion. Explain the example to a partner without replacing the counts or conditions with a stronger claim.</w:t>
+      </w:r>
+    </w:p>
+    <w:p>
+      <w:pPr>
+        <w:spacing w:line="336" w:lineRule="auto" w:after="180"/>
+      </w:pPr>
+      <w:r>
+        <w:rPr>
+          <w:b w:val="0"/>
+        </w:rPr>
+        <w:t>Keep the distinction between an observed result and a proposed next step.</w:t>
       </w:r>
     </w:p>
     <w:p>
@@ -835,41 +1799,268 @@
       </w:r>
     </w:p>
     <w:p>
-      <w:r>
-        <w:t>A model trained on one set of conditions may encounter another. Lighting, measuring tools, class frequency and the relationship between inputs and labels can change. A shift does not automatically imply failure, but it challenges the assumption that old evidence represents current use.</w:t>
-      </w:r>
-    </w:p>
-    <w:p>
-      <w:r>
-        <w:t>Use fictional classroom data throughout this investigation. Keep the task, units, reference labels and data split visible as you reason. Earlier weeks supplied the model-building process; this week examines distribution shift.</w:t>
-      </w:r>
-    </w:p>
-    <w:p>
-      <w:r>
-        <w:t>On development-like bright images, a frozen classroom classifier makes 2 errors in 20 cases:10 percent. On a separate dim set it makes 6 errors in 20:30 percent. The pooled result is 8/40=20 percent error. The pooled score hides a 20-percentage-point difference between conditions.</w:t>
-      </w:r>
-    </w:p>
-    <w:p>
-      <w:r>
-        <w:t>Before continuing, underline the decision rule and circle the evidence that supports the conclusion. Explain the example to a partner without replacing the counts or conditions with a stronger claim. Keep the distinction between an observed result and a proposed next step.</w:t>
-      </w:r>
-    </w:p>
-    <w:p>
-      <w:r>
-        <w:t>Guided response: It combines conditions and hides the higher observed dim-condition error. Exit response: Flag unsupported inputs, pause the affected model decision, use the declared human or non-model fallback, and gather appropriate evidence before revision.</w:t>
-      </w:r>
-    </w:p>
-    <w:p>
       <w:pPr>
         <w:pStyle w:val="Heading3"/>
       </w:pPr>
       <w:r>
+        <w:t>Apply the connected idea: Distribution shift · 3</w:t>
+      </w:r>
+    </w:p>
+    <w:p>
+      <w:pPr>
+        <w:spacing w:line="336" w:lineRule="auto" w:after="180"/>
+      </w:pPr>
+      <w:r>
+        <w:rPr>
+          <w:b w:val="0"/>
+        </w:rPr>
+        <w:t xml:space="preserve">A model trained on one set of conditions may encounter another. Lighting, measuring tools, class frequency and the relationship between </w:t>
+      </w:r>
+      <w:r>
+        <w:rPr>
+          <w:b/>
+        </w:rPr>
+        <w:t>input</w:t>
+      </w:r>
+      <w:r>
+        <w:rPr>
+          <w:b w:val="0"/>
+        </w:rPr>
+        <w:t>s and labels can change.</w:t>
+      </w:r>
+    </w:p>
+    <w:p>
+      <w:pPr>
+        <w:spacing w:line="336" w:lineRule="auto" w:after="180"/>
+      </w:pPr>
+      <w:r>
+        <w:rPr>
+          <w:b w:val="0"/>
+        </w:rPr>
+        <w:t xml:space="preserve">A shift does not automatically imply failure, but it challenges the assumption that old </w:t>
+      </w:r>
+      <w:r>
+        <w:rPr>
+          <w:b/>
+        </w:rPr>
+        <w:t>evidence</w:t>
+      </w:r>
+      <w:r>
+        <w:rPr>
+          <w:b w:val="0"/>
+        </w:rPr>
+        <w:t xml:space="preserve"> represents current use.</w:t>
+      </w:r>
+    </w:p>
+    <w:p>
+      <w:pPr>
+        <w:spacing w:line="336" w:lineRule="auto" w:after="180"/>
+      </w:pPr>
+      <w:r>
+        <w:rPr>
+          <w:b w:val="0"/>
+        </w:rPr>
+        <w:t xml:space="preserve">Use fictional classroom data throughout this investigation. Keep the task, units, </w:t>
+      </w:r>
+      <w:r>
+        <w:rPr>
+          <w:b/>
+        </w:rPr>
+        <w:t>reference labels</w:t>
+      </w:r>
+      <w:r>
+        <w:rPr>
+          <w:b w:val="0"/>
+        </w:rPr>
+        <w:t xml:space="preserve"> and data split visible as you reason. Earlier weeks supplied the model-building </w:t>
+      </w:r>
+      <w:r>
+        <w:rPr>
+          <w:b/>
+        </w:rPr>
+        <w:t>process</w:t>
+      </w:r>
+      <w:r>
+        <w:rPr>
+          <w:b w:val="0"/>
+        </w:rPr>
+        <w:t xml:space="preserve">; this week examines </w:t>
+      </w:r>
+      <w:r>
+        <w:rPr>
+          <w:b/>
+        </w:rPr>
+        <w:t>distribution shift</w:t>
+      </w:r>
+      <w:r>
+        <w:rPr>
+          <w:b w:val="0"/>
+        </w:rPr>
+        <w:t>.</w:t>
+      </w:r>
+    </w:p>
+    <w:p>
+      <w:pPr>
+        <w:pStyle w:val="Heading3"/>
+      </w:pPr>
+      <w:r>
+        <w:t>Apply the connected idea: Distribution shift · 4</w:t>
+      </w:r>
+    </w:p>
+    <w:p>
+      <w:pPr>
+        <w:spacing w:line="336" w:lineRule="auto" w:after="180"/>
+      </w:pPr>
+      <w:r>
+        <w:rPr>
+          <w:b w:val="0"/>
+        </w:rPr>
+        <w:t>On development-like bright images, a frozen classroom classifier makes 2 errors in 20 cases:10 percent. On a separate dim set it makes 6 errors in 20:30 percent. The pooled result is 8/40=20 percent error.</w:t>
+      </w:r>
+    </w:p>
+    <w:p>
+      <w:pPr>
+        <w:spacing w:line="336" w:lineRule="auto" w:after="180"/>
+      </w:pPr>
+      <w:r>
+        <w:rPr>
+          <w:b w:val="0"/>
+        </w:rPr>
+        <w:t>The pooled score hides a 20-percentage-point difference between conditions.</w:t>
+      </w:r>
+    </w:p>
+    <w:p>
+      <w:pPr>
+        <w:spacing w:line="336" w:lineRule="auto" w:after="180"/>
+      </w:pPr>
+      <w:r>
+        <w:rPr>
+          <w:b w:val="0"/>
+        </w:rPr>
+        <w:t xml:space="preserve">Before continuing, underline the decision rule and circle the </w:t>
+      </w:r>
+      <w:r>
+        <w:rPr>
+          <w:b/>
+        </w:rPr>
+        <w:t>evidence</w:t>
+      </w:r>
+      <w:r>
+        <w:rPr>
+          <w:b w:val="0"/>
+        </w:rPr>
+        <w:t xml:space="preserve"> that supports the conclusion. Explain the example to a partner without replacing the counts or conditions with a stronger claim.</w:t>
+      </w:r>
+    </w:p>
+    <w:p>
+      <w:pPr>
+        <w:spacing w:line="336" w:lineRule="auto" w:after="180"/>
+      </w:pPr>
+      <w:r>
+        <w:rPr>
+          <w:b w:val="0"/>
+        </w:rPr>
+        <w:t>Keep the distinction between an observed result and a proposed next step.</w:t>
+      </w:r>
+    </w:p>
+    <w:p>
+      <w:pPr>
+        <w:spacing w:line="336" w:lineRule="auto" w:after="180"/>
+      </w:pPr>
+      <w:r>
+        <w:rPr>
+          <w:b w:val="0"/>
+        </w:rPr>
+        <w:t>Guided response: It combines conditions and hides the higher observed dim-condition error.</w:t>
+      </w:r>
+    </w:p>
+    <w:p>
+      <w:pPr>
+        <w:spacing w:line="336" w:lineRule="auto" w:after="180"/>
+      </w:pPr>
+      <w:r>
+        <w:rPr>
+          <w:b w:val="0"/>
+        </w:rPr>
+        <w:t xml:space="preserve">Exit response: Flag unsupported </w:t>
+      </w:r>
+      <w:r>
+        <w:rPr>
+          <w:b/>
+        </w:rPr>
+        <w:t>input</w:t>
+      </w:r>
+      <w:r>
+        <w:rPr>
+          <w:b w:val="0"/>
+        </w:rPr>
+        <w:t xml:space="preserve">s, pause the affected model decision, use the declared human or non-model </w:t>
+      </w:r>
+      <w:r>
+        <w:rPr>
+          <w:b/>
+        </w:rPr>
+        <w:t>fallback</w:t>
+      </w:r>
+      <w:r>
+        <w:rPr>
+          <w:b w:val="0"/>
+        </w:rPr>
+        <w:t xml:space="preserve">, and gather appropriate </w:t>
+      </w:r>
+      <w:r>
+        <w:rPr>
+          <w:b/>
+        </w:rPr>
+        <w:t>evidence</w:t>
+      </w:r>
+      <w:r>
+        <w:rPr>
+          <w:b w:val="0"/>
+        </w:rPr>
+        <w:t xml:space="preserve"> before revision.</w:t>
+      </w:r>
+    </w:p>
+    <w:p>
+      <w:pPr>
+        <w:pStyle w:val="Heading3"/>
+      </w:pPr>
+      <w:r>
         <w:t>Model the reasoning aloud</w:t>
       </w:r>
     </w:p>
     <w:p>
-      <w:r>
-        <w:t>Use the complete worked example below before asking learners to complete W2. Reveal a small part, invite a prediction, then explain the deciding step. These teacher notes contain solutions; do not reveal the independent case answer during modelling.</w:t>
+      <w:pPr>
+        <w:spacing w:line="336" w:lineRule="auto" w:after="180"/>
+      </w:pPr>
+      <w:r>
+        <w:rPr>
+          <w:b w:val="0"/>
+        </w:rPr>
+        <w:t xml:space="preserve">Use the complete worked example below before asking learners to complete W2. Reveal a small part, invite a </w:t>
+      </w:r>
+      <w:r>
+        <w:rPr>
+          <w:b/>
+        </w:rPr>
+        <w:t>prediction</w:t>
+      </w:r>
+      <w:r>
+        <w:rPr>
+          <w:b w:val="0"/>
+        </w:rPr>
+        <w:t>, then explain the deciding step.</w:t>
+      </w:r>
+    </w:p>
+    <w:p>
+      <w:pPr>
+        <w:spacing w:line="336" w:lineRule="auto" w:after="180"/>
+      </w:pPr>
+      <w:r>
+        <w:rPr>
+          <w:b w:val="0"/>
+        </w:rPr>
+        <w:t>These teacher notes contain solutions; do not reveal the independent case answer during modelling.</w:t>
       </w:r>
     </w:p>
     <w:p>
@@ -1159,7 +2350,13 @@
       </w:tr>
     </w:tbl>
     <w:p>
-      <w:r>
+      <w:pPr>
+        <w:spacing w:line="336" w:lineRule="auto" w:after="180"/>
+      </w:pPr>
+      <w:r>
+        <w:rPr>
+          <w:b w:val="0"/>
+        </w:rPr>
         <w:t>Use the diagram and verbal explanation together. Ask learners to match a sentence to a specific visual step; do not assign learners fixed visual or auditory learning styles.</w:t>
       </w:r>
     </w:p>
@@ -1172,7 +2369,13 @@
       </w:r>
     </w:p>
     <w:p>
-      <w:r>
+      <w:pPr>
+        <w:spacing w:line="336" w:lineRule="auto" w:after="180"/>
+      </w:pPr>
+      <w:r>
+        <w:rPr>
+          <w:b w:val="0"/>
+        </w:rPr>
         <w:t>Test whether a plant model follows the leaf or a convenient background shortcut.</w:t>
       </w:r>
     </w:p>
@@ -1185,13 +2388,67 @@
       </w:r>
     </w:p>
     <w:p>
-      <w:r>
-        <w:t>Toy training photos show spotted leaves on red cards and healthy leaves on grey cards. Intended use allows both backgrounds for either class.</w:t>
-      </w:r>
-    </w:p>
-    <w:p>
-      <w:r>
-        <w:t>All inputs and outcomes in this worked example are invented classroom data; no real model run is claimed.</w:t>
+      <w:pPr>
+        <w:pStyle w:val="Heading3"/>
+      </w:pPr>
+      <w:r>
+        <w:t>Supplied facts</w:t>
+      </w:r>
+    </w:p>
+    <w:p>
+      <w:pPr>
+        <w:spacing w:line="336" w:lineRule="auto" w:after="180"/>
+        <w:shd w:fill="F1F6FC"/>
+      </w:pPr>
+      <w:r>
+        <w:rPr>
+          <w:b w:val="0"/>
+        </w:rPr>
+        <w:t xml:space="preserve">Toy </w:t>
+      </w:r>
+      <w:r>
+        <w:rPr>
+          <w:b/>
+        </w:rPr>
+        <w:t>training</w:t>
+      </w:r>
+      <w:r>
+        <w:rPr>
+          <w:b w:val="0"/>
+        </w:rPr>
+        <w:t xml:space="preserve"> photos show spotted leaves on red cards and healthy leaves on grey cards. Intended use allows both backgrounds for either class.</w:t>
+      </w:r>
+    </w:p>
+    <w:p>
+      <w:pPr>
+        <w:pStyle w:val="Heading3"/>
+      </w:pPr>
+      <w:r>
+        <w:t>Supplied facts</w:t>
+      </w:r>
+    </w:p>
+    <w:p>
+      <w:pPr>
+        <w:spacing w:line="336" w:lineRule="auto" w:after="180"/>
+        <w:shd w:fill="F1F6FC"/>
+      </w:pPr>
+      <w:r>
+        <w:rPr>
+          <w:b w:val="0"/>
+        </w:rPr>
+        <w:t xml:space="preserve">All </w:t>
+      </w:r>
+      <w:r>
+        <w:rPr>
+          <w:b/>
+        </w:rPr>
+        <w:t>input</w:t>
+      </w:r>
+      <w:r>
+        <w:rPr>
+          <w:b w:val="0"/>
+        </w:rPr>
+        <w:t>s and outcomes in this worked example are invented classroom data; no real model run is claimed.</w:t>
       </w:r>
     </w:p>
     <w:p>
@@ -1354,20 +2611,86 @@
       </w:r>
     </w:p>
     <w:p>
-      <w:r>
-        <w:t>Read the picture in order. Compare predictions for the same leaf on both backgrounds; do not assume an error cause before observing it. The arrows show which recorded input or intermediate result each decision uses. Explain the deciding step aloud before checking the changed case; pointing to the final answer alone does not show how it follows.</w:t>
-      </w:r>
-    </w:p>
-    <w:p>
       <w:pPr>
         <w:pStyle w:val="Heading3"/>
       </w:pPr>
       <w:r>
+        <w:t>Why the result follows</w:t>
+      </w:r>
+    </w:p>
+    <w:p>
+      <w:pPr>
+        <w:spacing w:line="336" w:lineRule="auto" w:after="180"/>
+        <w:shd w:fill="F1F6FC"/>
+      </w:pPr>
+      <w:r>
+        <w:rPr>
+          <w:b w:val="0"/>
+        </w:rPr>
+        <w:t xml:space="preserve">Read the picture in order. Compare </w:t>
+      </w:r>
+      <w:r>
+        <w:rPr>
+          <w:b/>
+        </w:rPr>
+        <w:t>prediction</w:t>
+      </w:r>
+      <w:r>
+        <w:rPr>
+          <w:b w:val="0"/>
+        </w:rPr>
+        <w:t xml:space="preserve">s for the same leaf on both backgrounds; do not assume an error cause before observing it. The arrows show which recorded </w:t>
+      </w:r>
+      <w:r>
+        <w:rPr>
+          <w:b/>
+        </w:rPr>
+        <w:t>input</w:t>
+      </w:r>
+      <w:r>
+        <w:rPr>
+          <w:b w:val="0"/>
+        </w:rPr>
+        <w:t xml:space="preserve"> or intermediate result each decision uses.</w:t>
+      </w:r>
+    </w:p>
+    <w:p>
+      <w:pPr>
+        <w:spacing w:line="336" w:lineRule="auto" w:after="180"/>
+        <w:shd w:fill="F1F6FC"/>
+      </w:pPr>
+      <w:r>
+        <w:rPr>
+          <w:b w:val="0"/>
+        </w:rPr>
+        <w:t>Explain the deciding step aloud before checking the changed case; pointing to the final answer alone does not show how it follows.</w:t>
+      </w:r>
+    </w:p>
+    <w:p>
+      <w:pPr>
+        <w:pStyle w:val="Heading3"/>
+      </w:pPr>
+      <w:r>
         <w:t>What this example does not establish</w:t>
       </w:r>
     </w:p>
     <w:p>
-      <w:r>
+      <w:pPr>
+        <w:pStyle w:val="Heading3"/>
+      </w:pPr>
+      <w:r>
+        <w:t>Keep the stated limit</w:t>
+      </w:r>
+    </w:p>
+    <w:p>
+      <w:pPr>
+        <w:spacing w:line="336" w:lineRule="auto" w:after="180"/>
+        <w:shd w:fill="FFF5E6"/>
+      </w:pPr>
+      <w:r>
+        <w:rPr>
+          <w:b w:val="0"/>
+        </w:rPr>
         <w:t>One controlled audit can reveal a shortcut in this toy setting without proving how every internal feature is represented.</w:t>
       </w:r>
     </w:p>
@@ -1380,31 +2703,143 @@
       </w:r>
     </w:p>
     <w:p>
-      <w:r>
+      <w:pPr>
+        <w:pStyle w:val="Heading3"/>
+      </w:pPr>
+      <w:r>
+        <w:t>Change one thing</w:t>
+      </w:r>
+    </w:p>
+    <w:p>
+      <w:pPr>
+        <w:spacing w:line="336" w:lineRule="auto" w:after="180"/>
+        <w:shd w:fill="F5F1FB"/>
+      </w:pPr>
+      <w:r>
+        <w:rPr>
+          <w:b w:val="0"/>
+        </w:rPr>
         <w:t>Change: The unchanged model predicts spotted for both red-background classes and healthy for both grey-background classes.</w:t>
       </w:r>
     </w:p>
     <w:p>
-      <w:r>
-        <w:t>Prediction: It fails on spotted/grey and healthy/red in the crossed audit.</w:t>
-      </w:r>
-    </w:p>
-    <w:p>
-      <w:r>
-        <w:t>Reason: Those supplied predictions follow background rather than the intended leaf target.</w:t>
-      </w:r>
-    </w:p>
-    <w:p>
       <w:pPr>
         <w:pStyle w:val="Heading3"/>
       </w:pPr>
       <w:r>
+        <w:t>Predicted result</w:t>
+      </w:r>
+    </w:p>
+    <w:p>
+      <w:pPr>
+        <w:spacing w:line="336" w:lineRule="auto" w:after="180"/>
+        <w:shd w:fill="F1F6FC"/>
+      </w:pPr>
+      <w:r>
+        <w:rPr>
+          <w:b/>
+        </w:rPr>
+        <w:t>Prediction</w:t>
+      </w:r>
+      <w:r>
+        <w:rPr>
+          <w:b w:val="0"/>
+        </w:rPr>
+        <w:t>: It fails on spotted/grey and healthy/red in the crossed audit.</w:t>
+      </w:r>
+    </w:p>
+    <w:p>
+      <w:pPr>
+        <w:pStyle w:val="Heading3"/>
+      </w:pPr>
+      <w:r>
+        <w:t>Why the result follows</w:t>
+      </w:r>
+    </w:p>
+    <w:p>
+      <w:pPr>
+        <w:spacing w:line="336" w:lineRule="auto" w:after="180"/>
+        <w:shd w:fill="F1F6FC"/>
+      </w:pPr>
+      <w:r>
+        <w:rPr>
+          <w:b w:val="0"/>
+        </w:rPr>
+        <w:t xml:space="preserve">Reason: Those supplied </w:t>
+      </w:r>
+      <w:r>
+        <w:rPr>
+          <w:b/>
+        </w:rPr>
+        <w:t>prediction</w:t>
+      </w:r>
+      <w:r>
+        <w:rPr>
+          <w:b w:val="0"/>
+        </w:rPr>
+        <w:t>s follow background rather than the intended leaf target.</w:t>
+      </w:r>
+    </w:p>
+    <w:p>
+      <w:pPr>
+        <w:pStyle w:val="Heading3"/>
+      </w:pPr>
+      <w:r>
         <w:t>Ask while showing the picture</w:t>
       </w:r>
     </w:p>
     <w:p>
-      <w:r>
-        <w:t>Cover the result. Ask learners to name the inputs and predict the next step. Uncover one step, connect the icon to the actual procedure, and explain its evidence. Then change the supplied condition and compare. The picture is a representation; it does not document execution of a real AI model.</w:t>
+      <w:pPr>
+        <w:pStyle w:val="Heading3"/>
+      </w:pPr>
+      <w:r>
+        <w:t>Ask while showing the picture · 5</w:t>
+      </w:r>
+    </w:p>
+    <w:p>
+      <w:pPr>
+        <w:spacing w:line="336" w:lineRule="auto" w:after="180"/>
+      </w:pPr>
+      <w:r>
+        <w:rPr>
+          <w:b w:val="0"/>
+        </w:rPr>
+        <w:t xml:space="preserve">Cover the result. Ask learners to name the </w:t>
+      </w:r>
+      <w:r>
+        <w:rPr>
+          <w:b/>
+        </w:rPr>
+        <w:t>input</w:t>
+      </w:r>
+      <w:r>
+        <w:rPr>
+          <w:b w:val="0"/>
+        </w:rPr>
+        <w:t xml:space="preserve">s and predict the next step. Uncover one step, connect the icon to the actual procedure, and explain its </w:t>
+      </w:r>
+      <w:r>
+        <w:rPr>
+          <w:b/>
+        </w:rPr>
+        <w:t>evidence</w:t>
+      </w:r>
+      <w:r>
+        <w:rPr>
+          <w:b w:val="0"/>
+        </w:rPr>
+        <w:t>. Then change the supplied condition and compare.</w:t>
+      </w:r>
+    </w:p>
+    <w:p>
+      <w:pPr>
+        <w:spacing w:line="336" w:lineRule="auto" w:after="180"/>
+      </w:pPr>
+      <w:r>
+        <w:rPr>
+          <w:b w:val="0"/>
+        </w:rPr>
+        <w:t>The picture is a representation; it does not document execution of a real AI model.</w:t>
       </w:r>
     </w:p>
     <w:p>
@@ -1416,11 +2851,16 @@
       </w:r>
     </w:p>
     <w:p>
+      <w:r>
+        <w:t>Demonstrate Improve Generalization, reduce support deliberately and check individual reasoning before discussing answers.</w:t>
+      </w:r>
+    </w:p>
+    <w:p>
       <w:pPr>
         <w:pStyle w:val="Heading3"/>
       </w:pPr>
       <w:r>
-        <w:t>Demonstrate and guide practice</w:t>
+        <w:t>Board sequence</w:t>
       </w:r>
     </w:p>
     <w:p>
@@ -1428,55 +2868,185 @@
         <w:pStyle w:val="Heading3"/>
       </w:pPr>
       <w:r>
-        <w:t>Board sequence</w:t>
-      </w:r>
-    </w:p>
-    <w:p>
-      <w:r>
+        <w:t>1. Put the facts on the board</w:t>
+      </w:r>
+    </w:p>
+    <w:p>
+      <w:pPr>
+        <w:spacing w:line="336" w:lineRule="auto" w:after="180"/>
+        <w:shd w:fill="F4F9FC"/>
+      </w:pPr>
+      <w:r>
+        <w:rPr>
+          <w:b w:val="0"/>
+        </w:rPr>
         <w:t>Write the given facts: A classifier relies on tray colour; new trays reduce performance.</w:t>
       </w:r>
     </w:p>
     <w:p>
-      <w:r>
+      <w:pPr>
+        <w:pStyle w:val="Heading3"/>
+      </w:pPr>
+      <w:r>
+        <w:t>2. State the decision to explain</w:t>
+      </w:r>
+    </w:p>
+    <w:p>
+      <w:pPr>
+        <w:spacing w:line="336" w:lineRule="auto" w:after="180"/>
+        <w:shd w:fill="F4F9FC"/>
+      </w:pPr>
+      <w:r>
+        <w:rPr>
+          <w:b w:val="0"/>
+        </w:rPr>
         <w:t>Write the question to explain: Propose controlled improvement.</w:t>
       </w:r>
     </w:p>
     <w:p>
-      <w:r>
-        <w:t>Reveal after predictions: Reduce the shortcut and add representative variation; compare on fixed validation cases including new colours. Change one planned factor.</w:t>
-      </w:r>
-    </w:p>
-    <w:p>
-      <w:r>
-        <w:t>Keep for an independent attempt: A team proposes more representative training examples and a simpler model. How should it compare changes while protecting the final test?</w:t>
-      </w:r>
-    </w:p>
-    <w:p>
       <w:pPr>
         <w:pStyle w:val="Heading3"/>
       </w:pPr>
       <w:r>
+        <w:t>3. Reveal the worked reasoning</w:t>
+      </w:r>
+    </w:p>
+    <w:p>
+      <w:pPr>
+        <w:spacing w:line="336" w:lineRule="auto" w:after="180"/>
+        <w:shd w:fill="F1F6FC"/>
+      </w:pPr>
+      <w:r>
+        <w:rPr>
+          <w:b w:val="0"/>
+        </w:rPr>
+        <w:t xml:space="preserve">Reveal after </w:t>
+      </w:r>
+      <w:r>
+        <w:rPr>
+          <w:b/>
+        </w:rPr>
+        <w:t>prediction</w:t>
+      </w:r>
+      <w:r>
+        <w:rPr>
+          <w:b w:val="0"/>
+        </w:rPr>
+        <w:t>s: Reduce the shortcut and add representative variation; compare on fixed validation cases including new colours. Change one planned factor.</w:t>
+      </w:r>
+    </w:p>
+    <w:p>
+      <w:pPr>
+        <w:pStyle w:val="Heading3"/>
+      </w:pPr>
+      <w:r>
+        <w:t>Hold back the independent task</w:t>
+      </w:r>
+    </w:p>
+    <w:p>
+      <w:pPr>
+        <w:spacing w:line="336" w:lineRule="auto" w:after="180"/>
+        <w:shd w:fill="F5F1FB"/>
+      </w:pPr>
+      <w:r>
+        <w:rPr>
+          <w:b w:val="0"/>
+        </w:rPr>
+        <w:t xml:space="preserve">Keep for an independent attempt: A team proposes more representative </w:t>
+      </w:r>
+      <w:r>
+        <w:rPr>
+          <w:b/>
+        </w:rPr>
+        <w:t>training</w:t>
+      </w:r>
+      <w:r>
+        <w:rPr>
+          <w:b w:val="0"/>
+        </w:rPr>
+        <w:t xml:space="preserve"> examples and a simpler model. How should it compare changes while protecting the final test?</w:t>
+      </w:r>
+    </w:p>
+    <w:p>
+      <w:pPr>
+        <w:pStyle w:val="Heading3"/>
+      </w:pPr>
+      <w:r>
         <w:t>Classroom dialogue</w:t>
       </w:r>
     </w:p>
     <w:p>
-      <w:r>
+      <w:pPr>
+        <w:pStyle w:val="Heading3"/>
+      </w:pPr>
+      <w:r>
+        <w:t>Ask the class</w:t>
+      </w:r>
+    </w:p>
+    <w:p>
+      <w:pPr>
+        <w:spacing w:line="336" w:lineRule="auto" w:after="180"/>
+        <w:shd w:fill="F5F1FB"/>
+      </w:pPr>
+      <w:r>
+        <w:rPr>
+          <w:b w:val="0"/>
+        </w:rPr>
         <w:t>Ask: Which facts are given, and which would we have to assume? Learners mark relevant details before discussing answers.</w:t>
       </w:r>
     </w:p>
     <w:p>
-      <w:r>
+      <w:pPr>
+        <w:pStyle w:val="Heading3"/>
+      </w:pPr>
+      <w:r>
+        <w:t>Language to model</w:t>
+      </w:r>
+    </w:p>
+    <w:p>
+      <w:pPr>
+        <w:spacing w:line="336" w:lineRule="auto" w:after="180"/>
+        <w:shd w:fill="F1F6F8"/>
+      </w:pPr>
+      <w:r>
+        <w:rPr>
+          <w:b w:val="0"/>
+        </w:rPr>
         <w:t>Say: Predict first. Show the rule, information path or calculation that would produce the result. A correct guess is not yet an explanation.</w:t>
       </w:r>
     </w:p>
     <w:p>
-      <w:r>
+      <w:pPr>
+        <w:spacing w:line="336" w:lineRule="auto" w:after="180"/>
+      </w:pPr>
+      <w:r>
+        <w:rPr>
+          <w:b w:val="0"/>
+        </w:rPr>
         <w:t>Reveal reasoning one step at a time. Explain why a tempting alternative fails. Write units and denominators for arithmetic, trace conditions for decisions, and identify supporting sources for claims.</w:t>
       </w:r>
     </w:p>
     <w:p>
-      <w:r>
-        <w:t>In pairs, one learner solves while the other checks evidence; exchange roles. Remove the worked answer before independent assessment.</w:t>
+      <w:pPr>
+        <w:spacing w:line="336" w:lineRule="auto" w:after="180"/>
+      </w:pPr>
+      <w:r>
+        <w:rPr>
+          <w:b w:val="0"/>
+        </w:rPr>
+        <w:t xml:space="preserve">In pairs, one learner solves while the other checks </w:t>
+      </w:r>
+      <w:r>
+        <w:rPr>
+          <w:b/>
+        </w:rPr>
+        <w:t>evidence</w:t>
+      </w:r>
+      <w:r>
+        <w:rPr>
+          <w:b w:val="0"/>
+        </w:rPr>
+        <w:t>; exchange roles. Remove the worked answer before independent assessment.</w:t>
       </w:r>
     </w:p>
     <w:p>
@@ -1488,8 +3058,37 @@
       </w:r>
     </w:p>
     <w:p>
-      <w:r>
-        <w:t>Guided response: No. It is consistent with overfitting but may also reflect shift, data quality or split problems. Exit response: Check data provenance, split grouping, label quality and repeated development results; inspect representative residuals without using final test feedback to tune.</w:t>
+      <w:pPr>
+        <w:spacing w:line="336" w:lineRule="auto" w:after="180"/>
+      </w:pPr>
+      <w:r>
+        <w:rPr>
+          <w:b w:val="0"/>
+        </w:rPr>
+        <w:t xml:space="preserve">Guided response: No. It is consistent with </w:t>
+      </w:r>
+      <w:r>
+        <w:rPr>
+          <w:b/>
+        </w:rPr>
+        <w:t>overfitting</w:t>
+      </w:r>
+      <w:r>
+        <w:rPr>
+          <w:b w:val="0"/>
+        </w:rPr>
+        <w:t xml:space="preserve"> but may also reflect shift, data quality or split problems.</w:t>
+      </w:r>
+    </w:p>
+    <w:p>
+      <w:pPr>
+        <w:spacing w:line="336" w:lineRule="auto" w:after="180"/>
+      </w:pPr>
+      <w:r>
+        <w:rPr>
+          <w:b w:val="0"/>
+        </w:rPr>
+        <w:t>Exit response: Check data provenance, split grouping, label quality and repeated development results; inspect representative residuals without using final test feedback to tune.</w:t>
       </w:r>
     </w:p>
     <w:p>
@@ -1941,41 +3540,167 @@
       </w:r>
     </w:p>
     <w:p>
-      <w:r>
-        <w:t>Completion task: Does a training-validation gap alone prove overfitting?</w:t>
-      </w:r>
-    </w:p>
-    <w:p>
-      <w:r>
-        <w:t>Teacher check: Teacher explanation: No. It is consistent with overfitting but may also reflect shift, data quality or split problems.</w:t>
-      </w:r>
-    </w:p>
-    <w:p>
-      <w:r>
-        <w:t>Start by identifying the given inputs together. Leave the intermediate steps blank. If needed, model one step, then withdraw that help on the next step. Move to a full trace only when the partial trace is understood. For partners, alternate explainer and checker; collect a response from every learner before discussion.</w:t>
-      </w:r>
-    </w:p>
-    <w:p>
       <w:pPr>
         <w:pStyle w:val="Heading3"/>
       </w:pPr>
       <w:r>
+        <w:t>Completion practice</w:t>
+      </w:r>
+    </w:p>
+    <w:p>
+      <w:pPr>
+        <w:spacing w:line="336" w:lineRule="auto" w:after="180"/>
+        <w:shd w:fill="F5F1FB"/>
+      </w:pPr>
+      <w:r>
+        <w:rPr>
+          <w:b w:val="0"/>
+        </w:rPr>
+        <w:t xml:space="preserve">Completion task: Does a </w:t>
+      </w:r>
+      <w:r>
+        <w:rPr>
+          <w:b/>
+        </w:rPr>
+        <w:t>training</w:t>
+      </w:r>
+      <w:r>
+        <w:rPr>
+          <w:b w:val="0"/>
+        </w:rPr>
+        <w:t xml:space="preserve">-validation gap alone prove </w:t>
+      </w:r>
+      <w:r>
+        <w:rPr>
+          <w:b/>
+        </w:rPr>
+        <w:t>overfitting</w:t>
+      </w:r>
+      <w:r>
+        <w:rPr>
+          <w:b w:val="0"/>
+        </w:rPr>
+        <w:t>?</w:t>
+      </w:r>
+    </w:p>
+    <w:p>
+      <w:pPr>
+        <w:pStyle w:val="Heading3"/>
+      </w:pPr>
+      <w:r>
+        <w:t>Reasoning to listen for</w:t>
+      </w:r>
+    </w:p>
+    <w:p>
+      <w:pPr>
+        <w:spacing w:line="336" w:lineRule="auto" w:after="180"/>
+        <w:shd w:fill="F1F6FC"/>
+      </w:pPr>
+      <w:r>
+        <w:rPr>
+          <w:b w:val="0"/>
+        </w:rPr>
+        <w:t xml:space="preserve">Teacher check: Teacher explanation: No. It is consistent with </w:t>
+      </w:r>
+      <w:r>
+        <w:rPr>
+          <w:b/>
+        </w:rPr>
+        <w:t>overfitting</w:t>
+      </w:r>
+      <w:r>
+        <w:rPr>
+          <w:b w:val="0"/>
+        </w:rPr>
+        <w:t xml:space="preserve"> but may also reflect shift, data quality or split problems.</w:t>
+      </w:r>
+    </w:p>
+    <w:p>
+      <w:pPr>
+        <w:spacing w:line="336" w:lineRule="auto" w:after="180"/>
+      </w:pPr>
+      <w:r>
+        <w:rPr>
+          <w:b w:val="0"/>
+        </w:rPr>
+        <w:t xml:space="preserve">Start by identifying the given </w:t>
+      </w:r>
+      <w:r>
+        <w:rPr>
+          <w:b/>
+        </w:rPr>
+        <w:t>input</w:t>
+      </w:r>
+      <w:r>
+        <w:rPr>
+          <w:b w:val="0"/>
+        </w:rPr>
+        <w:t>s together. Leave the intermediate steps blank. If needed, model one step, then withdraw that help on the next step. Move to a full trace only when the partial trace is understood.</w:t>
+      </w:r>
+    </w:p>
+    <w:p>
+      <w:pPr>
+        <w:spacing w:line="336" w:lineRule="auto" w:after="180"/>
+      </w:pPr>
+      <w:r>
+        <w:rPr>
+          <w:b w:val="0"/>
+        </w:rPr>
+        <w:t>For partners, alternate explainer and checker; collect a response from every learner before discussion.</w:t>
+      </w:r>
+    </w:p>
+    <w:p>
+      <w:pPr>
+        <w:pStyle w:val="Heading3"/>
+      </w:pPr>
+      <w:r>
         <w:t>Individual reasoning check</w:t>
       </w:r>
     </w:p>
     <w:p>
-      <w:r>
-        <w:t>Use the worked case for Overfitting and model capacity. Proposed explanation: “A final answer is enough”. Decide whether this explanation is supported. Point to the step or supplied fact that decides; explain your repair if needed.</w:t>
-      </w:r>
-    </w:p>
-    <w:p>
-      <w:r>
-        <w:t>Expected correction: Ask for the relevant counts, units, procedure or saved record. For this week: Choose the line with validation MAE 3. The curve training MAE 0 does not compensate for validation MAE 8.</w:t>
-      </w:r>
-    </w:p>
-    <w:p>
-      <w:r>
-        <w:t>Collect explanations, not only yes/no votes. If a misunderstanding is common, re-model the relevant step for the class. If it affects a few learners, give a short targeted group explanation while others solve a more demanding variation.</w:t>
+      <w:pPr>
+        <w:spacing w:line="336" w:lineRule="auto" w:after="180"/>
+      </w:pPr>
+      <w:r>
+        <w:rPr>
+          <w:b w:val="0"/>
+        </w:rPr>
+        <w:t xml:space="preserve">Use the worked case for </w:t>
+      </w:r>
+      <w:r>
+        <w:rPr>
+          <w:b/>
+        </w:rPr>
+        <w:t>Overfitting</w:t>
+      </w:r>
+      <w:r>
+        <w:rPr>
+          <w:b w:val="0"/>
+        </w:rPr>
+        <w:t xml:space="preserve"> and model </w:t>
+      </w:r>
+      <w:r>
+        <w:rPr>
+          <w:b/>
+        </w:rPr>
+        <w:t>capacity</w:t>
+      </w:r>
+      <w:r>
+        <w:rPr>
+          <w:b w:val="0"/>
+        </w:rPr>
+        <w:t>. Proposed explanation: “A final answer is enough”. Decide whether this explanation is supported.</w:t>
+      </w:r>
+    </w:p>
+    <w:p>
+      <w:pPr>
+        <w:spacing w:line="336" w:lineRule="auto" w:after="180"/>
+      </w:pPr>
+      <w:r>
+        <w:rPr>
+          <w:b w:val="0"/>
+        </w:rPr>
+        <w:t>Point to the step or supplied fact that decides; explain your repair if needed.</w:t>
       </w:r>
     </w:p>
     <w:p>
@@ -1983,41 +3708,168 @@
         <w:pStyle w:val="Heading3"/>
       </w:pPr>
       <w:r>
+        <w:t>Expected repair</w:t>
+      </w:r>
+    </w:p>
+    <w:p>
+      <w:pPr>
+        <w:spacing w:line="336" w:lineRule="auto" w:after="180"/>
+        <w:shd w:fill="F1F6FC"/>
+      </w:pPr>
+      <w:r>
+        <w:rPr>
+          <w:b w:val="0"/>
+        </w:rPr>
+        <w:t xml:space="preserve">Expected correction: Ask for the relevant counts, units, procedure or saved record. For this week: Choose the line with validation MAE 3. The curve </w:t>
+      </w:r>
+      <w:r>
+        <w:rPr>
+          <w:b/>
+        </w:rPr>
+        <w:t>training</w:t>
+      </w:r>
+      <w:r>
+        <w:rPr>
+          <w:b w:val="0"/>
+        </w:rPr>
+        <w:t xml:space="preserve"> MAE 0 does not compensate for validation MAE 8.</w:t>
+      </w:r>
+    </w:p>
+    <w:p>
+      <w:pPr>
+        <w:spacing w:line="336" w:lineRule="auto" w:after="180"/>
+      </w:pPr>
+      <w:r>
+        <w:rPr>
+          <w:b w:val="0"/>
+        </w:rPr>
+        <w:t>Collect explanations, not only yes/no votes. If a misunderstanding is common, re-model the relevant step for the class.</w:t>
+      </w:r>
+    </w:p>
+    <w:p>
+      <w:pPr>
+        <w:spacing w:line="336" w:lineRule="auto" w:after="180"/>
+      </w:pPr>
+      <w:r>
+        <w:rPr>
+          <w:b w:val="0"/>
+        </w:rPr>
+        <w:t>If it affects a few learners, give a short targeted group explanation while others solve a more demanding variation.</w:t>
+      </w:r>
+    </w:p>
+    <w:p>
+      <w:pPr>
+        <w:pStyle w:val="Heading3"/>
+      </w:pPr>
+      <w:r>
         <w:t>Connected teaching cycle: Distribution shift</w:t>
       </w:r>
     </w:p>
     <w:p>
-      <w:r>
+      <w:pPr>
+        <w:spacing w:line="336" w:lineRule="auto" w:after="180"/>
+      </w:pPr>
+      <w:r>
+        <w:rPr>
+          <w:b w:val="0"/>
+        </w:rPr>
         <w:t>Target: Recognize changes between development and later data</w:t>
       </w:r>
     </w:p>
     <w:p>
-      <w:r>
+      <w:pPr>
+        <w:spacing w:line="336" w:lineRule="auto" w:after="180"/>
+      </w:pPr>
+      <w:r>
+        <w:rPr>
+          <w:b w:val="0"/>
+        </w:rPr>
         <w:t>Reserve further sessions for this topic; the 135-minute primary plan does not absorb all added content.</w:t>
       </w:r>
     </w:p>
     <w:p>
-      <w:r>
+      <w:pPr>
+        <w:spacing w:line="336" w:lineRule="auto" w:after="180"/>
+        <w:shd w:fill="F5F1FB"/>
+      </w:pPr>
+      <w:r>
+        <w:rPr>
+          <w:b w:val="0"/>
+        </w:rPr>
         <w:t>Completion practice: Why is 8/40 incomplete by itself?</w:t>
       </w:r>
     </w:p>
     <w:p>
-      <w:r>
+      <w:pPr>
+        <w:pStyle w:val="Heading3"/>
+      </w:pPr>
+      <w:r>
+        <w:t>Reasoning to listen for</w:t>
+      </w:r>
+    </w:p>
+    <w:p>
+      <w:pPr>
+        <w:spacing w:line="336" w:lineRule="auto" w:after="180"/>
+        <w:shd w:fill="F1F6FC"/>
+      </w:pPr>
+      <w:r>
+        <w:rPr>
+          <w:b w:val="0"/>
+        </w:rPr>
         <w:t>Teacher check: Teacher explanation: It combines conditions and hides the higher observed dim-condition error.</w:t>
       </w:r>
     </w:p>
     <w:p>
-      <w:r>
-        <w:t>Individual check: For Distribution shift, use its worked case to evaluate this proposed explanation: “A final answer is enough”. Explain the deciding step.</w:t>
-      </w:r>
-    </w:p>
-    <w:p>
-      <w:r>
+      <w:pPr>
+        <w:spacing w:line="336" w:lineRule="auto" w:after="180"/>
+      </w:pPr>
+      <w:r>
+        <w:rPr>
+          <w:b w:val="0"/>
+        </w:rPr>
+        <w:t xml:space="preserve">Individual check: For </w:t>
+      </w:r>
+      <w:r>
+        <w:rPr>
+          <w:b/>
+        </w:rPr>
+        <w:t>Distribution shift</w:t>
+      </w:r>
+      <w:r>
+        <w:rPr>
+          <w:b w:val="0"/>
+        </w:rPr>
+        <w:t>, use its worked case to evaluate this proposed explanation: “A final answer is enough”. Explain the deciding step.</w:t>
+      </w:r>
+    </w:p>
+    <w:p>
+      <w:pPr>
+        <w:pStyle w:val="Heading3"/>
+      </w:pPr>
+      <w:r>
+        <w:t>Expected repair</w:t>
+      </w:r>
+    </w:p>
+    <w:p>
+      <w:pPr>
+        <w:spacing w:line="336" w:lineRule="auto" w:after="180"/>
+        <w:shd w:fill="F1F6FC"/>
+      </w:pPr>
+      <w:r>
+        <w:rPr>
+          <w:b w:val="0"/>
+        </w:rPr>
         <w:t>Expected correction: Ask for the relevant counts, units, procedure or saved record. For this week: Bright 2/20=10 percent; dim 6/20=30 percent; dim is 20 percentage points higher.</w:t>
       </w:r>
     </w:p>
     <w:p>
-      <w:r>
+      <w:pPr>
+        <w:spacing w:line="336" w:lineRule="auto" w:after="180"/>
+      </w:pPr>
+      <w:r>
+        <w:rPr>
+          <w:b w:val="0"/>
+        </w:rPr>
         <w:t>Apply the same support, independent transfer and delayed-review decisions to the named connected-topic workbook tasks.</w:t>
       </w:r>
     </w:p>
@@ -2030,8 +3882,50 @@
       </w:r>
     </w:p>
     <w:p>
-      <w:r>
-        <w:t>What fresh evidence is needed after adding crossed training data? Point to the relevant step in the picture, then write the changed result and the rule or evidence that supports it.</w:t>
+      <w:pPr>
+        <w:spacing w:line="336" w:lineRule="auto" w:after="180"/>
+      </w:pPr>
+      <w:r>
+        <w:rPr>
+          <w:b w:val="0"/>
+        </w:rPr>
+        <w:t xml:space="preserve">What fresh </w:t>
+      </w:r>
+      <w:r>
+        <w:rPr>
+          <w:b/>
+        </w:rPr>
+        <w:t>evidence</w:t>
+      </w:r>
+      <w:r>
+        <w:rPr>
+          <w:b w:val="0"/>
+        </w:rPr>
+        <w:t xml:space="preserve"> is needed after adding crossed </w:t>
+      </w:r>
+      <w:r>
+        <w:rPr>
+          <w:b/>
+        </w:rPr>
+        <w:t>training</w:t>
+      </w:r>
+      <w:r>
+        <w:rPr>
+          <w:b w:val="0"/>
+        </w:rPr>
+        <w:t xml:space="preserve"> data? Point to the relevant step in the picture, then write the changed result and the rule or </w:t>
+      </w:r>
+      <w:r>
+        <w:rPr>
+          <w:b/>
+        </w:rPr>
+        <w:t>evidence</w:t>
+      </w:r>
+      <w:r>
+        <w:rPr>
+          <w:b w:val="0"/>
+        </w:rPr>
+        <w:t xml:space="preserve"> that supports it.</w:t>
       </w:r>
     </w:p>
     <w:p>
@@ -2043,18 +3937,107 @@
       </w:r>
     </w:p>
     <w:p>
-      <w:r>
-        <w:t>Freeze the revised model and score new grouped crossed-background examples; reused audit cases remain development evidence. Changed-case check: It fails on spotted/grey and healthy/red in the crossed audit. Those supplied predictions follow background rather than the intended leaf target.</w:t>
-      </w:r>
-    </w:p>
-    <w:p>
-      <w:r>
-        <w:t>Changed-case reasoning: It fails on spotted/grey and healthy/red in the crossed audit. Those supplied predictions follow background rather than the intended leaf target.</w:t>
-      </w:r>
-    </w:p>
-    <w:p>
-      <w:r>
-        <w:t>Collect each learner’s explanation before discussion. Use the first missing connection between input, deciding step and result to choose support. This question is worked-case practice, not fresh mastery evidence.</w:t>
+      <w:pPr>
+        <w:spacing w:line="336" w:lineRule="auto" w:after="180"/>
+      </w:pPr>
+      <w:r>
+        <w:rPr>
+          <w:b w:val="0"/>
+        </w:rPr>
+        <w:t xml:space="preserve">Freeze the revised model and score new grouped crossed-background examples; reused audit cases remain development </w:t>
+      </w:r>
+      <w:r>
+        <w:rPr>
+          <w:b/>
+        </w:rPr>
+        <w:t>evidence</w:t>
+      </w:r>
+      <w:r>
+        <w:rPr>
+          <w:b w:val="0"/>
+        </w:rPr>
+        <w:t>. Changed-case check: It fails on spotted/grey and healthy/red in the crossed audit.</w:t>
+      </w:r>
+    </w:p>
+    <w:p>
+      <w:pPr>
+        <w:spacing w:line="336" w:lineRule="auto" w:after="180"/>
+      </w:pPr>
+      <w:r>
+        <w:rPr>
+          <w:b w:val="0"/>
+        </w:rPr>
+        <w:t xml:space="preserve">Those supplied </w:t>
+      </w:r>
+      <w:r>
+        <w:rPr>
+          <w:b/>
+        </w:rPr>
+        <w:t>prediction</w:t>
+      </w:r>
+      <w:r>
+        <w:rPr>
+          <w:b w:val="0"/>
+        </w:rPr>
+        <w:t>s follow background rather than the intended leaf target.</w:t>
+      </w:r>
+    </w:p>
+    <w:p>
+      <w:pPr>
+        <w:spacing w:line="336" w:lineRule="auto" w:after="180"/>
+      </w:pPr>
+      <w:r>
+        <w:rPr>
+          <w:b w:val="0"/>
+        </w:rPr>
+        <w:t xml:space="preserve">Changed-case reasoning: It fails on spotted/grey and healthy/red in the crossed audit. Those supplied </w:t>
+      </w:r>
+      <w:r>
+        <w:rPr>
+          <w:b/>
+        </w:rPr>
+        <w:t>prediction</w:t>
+      </w:r>
+      <w:r>
+        <w:rPr>
+          <w:b w:val="0"/>
+        </w:rPr>
+        <w:t>s follow background rather than the intended leaf target.</w:t>
+      </w:r>
+    </w:p>
+    <w:p>
+      <w:pPr>
+        <w:spacing w:line="336" w:lineRule="auto" w:after="180"/>
+      </w:pPr>
+      <w:r>
+        <w:rPr>
+          <w:b w:val="0"/>
+        </w:rPr>
+        <w:t xml:space="preserve">Collect each learner’s explanation before discussion. Use the first missing connection between </w:t>
+      </w:r>
+      <w:r>
+        <w:rPr>
+          <w:b/>
+        </w:rPr>
+        <w:t>input</w:t>
+      </w:r>
+      <w:r>
+        <w:rPr>
+          <w:b w:val="0"/>
+        </w:rPr>
+        <w:t xml:space="preserve">, deciding step and result to choose support. This question is worked-case practice, not fresh mastery </w:t>
+      </w:r>
+      <w:r>
+        <w:rPr>
+          <w:b/>
+        </w:rPr>
+        <w:t>evidence</w:t>
+      </w:r>
+      <w:r>
+        <w:rPr>
+          <w:b w:val="0"/>
+        </w:rPr>
+        <w:t>.</w:t>
       </w:r>
     </w:p>
     <w:p>
@@ -2066,54 +4049,133 @@
       </w:r>
     </w:p>
     <w:p>
+      <w:r>
+        <w:t>Run the Improve Generalization investigation and use the first unsupported step to choose a teaching response.</w:t>
+      </w:r>
+    </w:p>
+    <w:p>
+      <w:pPr>
+        <w:spacing w:line="336" w:lineRule="auto" w:after="180"/>
+      </w:pPr>
+      <w:r>
+        <w:rPr>
+          <w:b w:val="0"/>
+        </w:rPr>
+        <w:t>Keep the test conditions fixed, record every result, and change only one planned factor.</w:t>
+      </w:r>
+    </w:p>
+    <w:p>
+      <w:pPr>
+        <w:spacing w:line="336" w:lineRule="auto" w:after="180"/>
+        <w:shd w:fill="F4F9FC"/>
+      </w:pPr>
+      <w:r>
+        <w:rPr>
+          <w:b w:val="0"/>
+        </w:rPr>
+        <w:t xml:space="preserve">1. Write the hypothesis and expected </w:t>
+      </w:r>
+      <w:r>
+        <w:rPr>
+          <w:b/>
+        </w:rPr>
+        <w:t>evidence</w:t>
+      </w:r>
+      <w:r>
+        <w:rPr>
+          <w:b w:val="0"/>
+        </w:rPr>
+        <w:t xml:space="preserve"> before running.</w:t>
+      </w:r>
+    </w:p>
+    <w:p>
+      <w:pPr>
+        <w:spacing w:line="336" w:lineRule="auto" w:after="180"/>
+        <w:shd w:fill="F4F9FC"/>
+      </w:pPr>
+      <w:r>
+        <w:rPr>
+          <w:b w:val="0"/>
+        </w:rPr>
+        <w:t xml:space="preserve">2. Repair Planner: match four </w:t>
+      </w:r>
+      <w:r>
+        <w:rPr>
+          <w:b/>
+        </w:rPr>
+        <w:t>evidence</w:t>
+      </w:r>
+      <w:r>
+        <w:rPr>
+          <w:b w:val="0"/>
+        </w:rPr>
+        <w:t xml:space="preserve"> patterns to targeted changes, run one change, and explain what the result does not prove.</w:t>
+      </w:r>
+    </w:p>
+    <w:p>
+      <w:pPr>
+        <w:spacing w:line="336" w:lineRule="auto" w:after="180"/>
+        <w:shd w:fill="F4F9FC"/>
+      </w:pPr>
+      <w:r>
+        <w:rPr>
+          <w:b w:val="0"/>
+        </w:rPr>
+        <w:t>3. Run one normal, one boundary, one missing, and one shifted case.</w:t>
+      </w:r>
+    </w:p>
+    <w:p>
+      <w:pPr>
+        <w:spacing w:line="336" w:lineRule="auto" w:after="180"/>
+        <w:shd w:fill="F4F9FC"/>
+      </w:pPr>
+      <w:r>
+        <w:rPr>
+          <w:b w:val="0"/>
+        </w:rPr>
+        <w:t>4. Calculate the metric from raw counts or row-level errors.</w:t>
+      </w:r>
+    </w:p>
+    <w:p>
+      <w:pPr>
+        <w:spacing w:line="336" w:lineRule="auto" w:after="180"/>
+        <w:shd w:fill="F4F9FC"/>
+      </w:pPr>
+      <w:r>
+        <w:rPr>
+          <w:b w:val="0"/>
+        </w:rPr>
+        <w:t>5. Interpret what changed, what did not, and what remains unsafe or unknown.</w:t>
+      </w:r>
+    </w:p>
+    <w:p>
       <w:pPr>
         <w:pStyle w:val="Heading3"/>
       </w:pPr>
       <w:r>
-        <w:t>Run the weekly evidence lab</w:t>
-      </w:r>
-    </w:p>
-    <w:p>
-      <w:r>
-        <w:t>Keep the test conditions fixed, record every result, and change only one planned factor.</w:t>
-      </w:r>
-    </w:p>
-    <w:p>
-      <w:r>
-        <w:t>1. Write the hypothesis and expected evidence before running.</w:t>
-      </w:r>
-    </w:p>
-    <w:p>
-      <w:r>
-        <w:t>2. Repair Planner: match four evidence patterns to targeted changes, run one change, and explain what the result does not prove.</w:t>
-      </w:r>
-    </w:p>
-    <w:p>
-      <w:r>
-        <w:t>3. Run one normal, one boundary, one missing, and one shifted case.</w:t>
-      </w:r>
-    </w:p>
-    <w:p>
-      <w:r>
-        <w:t>4. Calculate the metric from raw counts or row-level errors.</w:t>
-      </w:r>
-    </w:p>
-    <w:p>
-      <w:r>
-        <w:t>5. Interpret what changed, what did not, and what remains unsafe or unknown.</w:t>
-      </w:r>
-    </w:p>
-    <w:p>
-      <w:pPr>
-        <w:pStyle w:val="Heading3"/>
-      </w:pPr>
-      <w:r>
         <w:t>Make the lab runnable</w:t>
       </w:r>
     </w:p>
     <w:p>
-      <w:r>
-        <w:t>Use the concrete case as the shared normal case and the independent question as a second case. Each pair creates a boundary or missing-information case and predicts its result before testing. Keep the expected result separate from an observed mistake.</w:t>
+      <w:pPr>
+        <w:spacing w:line="336" w:lineRule="auto" w:after="180"/>
+      </w:pPr>
+      <w:r>
+        <w:rPr>
+          <w:b w:val="0"/>
+        </w:rPr>
+        <w:t>Use the concrete case as the shared normal case and the independent question as a second case. Each pair creates a boundary or missing-information case and predicts its result before testing.</w:t>
+      </w:r>
+    </w:p>
+    <w:p>
+      <w:pPr>
+        <w:spacing w:line="336" w:lineRule="auto" w:after="180"/>
+      </w:pPr>
+      <w:r>
+        <w:rPr>
+          <w:b w:val="0"/>
+        </w:rPr>
+        <w:t>Keep the expected result separate from an observed mistake.</w:t>
       </w:r>
     </w:p>
     <w:tbl>
@@ -2271,13 +4333,36 @@
       </w:r>
     </w:p>
     <w:p>
-      <w:r>
+      <w:pPr>
+        <w:spacing w:line="336" w:lineRule="auto" w:after="180"/>
+      </w:pPr>
+      <w:r>
+        <w:rPr>
+          <w:b w:val="0"/>
+        </w:rPr>
         <w:t>MISCONCEPTION TO REPAIR Changing data, features, model, and threshold together is the fastest proof of improvement.</w:t>
       </w:r>
     </w:p>
     <w:p>
-      <w:r>
-        <w:t>For guessing, return to given facts and request a trace. For vocabulary without application, use one example and one non-example. For arithmetic errors, check the setup before the calculation. Finish with a different uncoached case before recording mastery.</w:t>
+      <w:pPr>
+        <w:spacing w:line="336" w:lineRule="auto" w:after="180"/>
+      </w:pPr>
+      <w:r>
+        <w:rPr>
+          <w:b w:val="0"/>
+        </w:rPr>
+        <w:t>For guessing, return to given facts and request a trace. For vocabulary without application, use one example and one non-example. For arithmetic errors, check the setup before the calculation.</w:t>
+      </w:r>
+    </w:p>
+    <w:p>
+      <w:pPr>
+        <w:spacing w:line="336" w:lineRule="auto" w:after="180"/>
+      </w:pPr>
+      <w:r>
+        <w:rPr>
+          <w:b w:val="0"/>
+        </w:rPr>
+        <w:t>Finish with a different uncoached case before recording mastery.</w:t>
       </w:r>
     </w:p>
     <w:p>
@@ -2289,18 +4374,83 @@
       </w:r>
     </w:p>
     <w:p>
-      <w:r>
-        <w:t>A final answer is enough: Ask for the relevant counts, units, procedure or saved record. For this week: Choose the line with validation MAE 3. The curve training MAE 0 does not compensate for validation MAE 8.</w:t>
-      </w:r>
-    </w:p>
-    <w:p>
-      <w:r>
+      <w:pPr>
+        <w:spacing w:line="336" w:lineRule="auto" w:after="180"/>
+      </w:pPr>
+      <w:r>
+        <w:rPr>
+          <w:b w:val="0"/>
+        </w:rPr>
+        <w:t xml:space="preserve">A final answer is enough: Ask for the relevant counts, units, procedure or saved record. For this week: Choose the line with validation MAE 3. The curve </w:t>
+      </w:r>
+      <w:r>
+        <w:rPr>
+          <w:b/>
+        </w:rPr>
+        <w:t>training</w:t>
+      </w:r>
+      <w:r>
+        <w:rPr>
+          <w:b w:val="0"/>
+        </w:rPr>
+        <w:t xml:space="preserve"> MAE 0 does not compensate for validation MAE 8.</w:t>
+      </w:r>
+    </w:p>
+    <w:p>
+      <w:pPr>
+        <w:spacing w:line="336" w:lineRule="auto" w:after="180"/>
+      </w:pPr>
+      <w:r>
+        <w:rPr>
+          <w:b w:val="0"/>
+        </w:rPr>
         <w:t>A stronger claim makes a stronger project: Check data provenance, split grouping, label quality and repeated development results; inspect representative residuals without using final test feedback to tune.</w:t>
       </w:r>
     </w:p>
     <w:p>
-      <w:r>
-        <w:t>The new case can be copied from the example: The independent task changes the evidence. Require a fresh explanation: B wins the validation tie by the declared simplicity rule. C is not selected merely for its zero training error.</w:t>
+      <w:pPr>
+        <w:spacing w:line="336" w:lineRule="auto" w:after="180"/>
+      </w:pPr>
+      <w:r>
+        <w:rPr>
+          <w:b w:val="0"/>
+        </w:rPr>
+        <w:t xml:space="preserve">The new case can be copied from the example: The independent task changes the </w:t>
+      </w:r>
+      <w:r>
+        <w:rPr>
+          <w:b/>
+        </w:rPr>
+        <w:t>evidence</w:t>
+      </w:r>
+      <w:r>
+        <w:rPr>
+          <w:b w:val="0"/>
+        </w:rPr>
+        <w:t>. Require a fresh explanation: B wins the validation tie by the declared simplicity rule.</w:t>
+      </w:r>
+    </w:p>
+    <w:p>
+      <w:pPr>
+        <w:spacing w:line="336" w:lineRule="auto" w:after="180"/>
+      </w:pPr>
+      <w:r>
+        <w:rPr>
+          <w:b w:val="0"/>
+        </w:rPr>
+        <w:t xml:space="preserve">C is not selected merely for its zero </w:t>
+      </w:r>
+      <w:r>
+        <w:rPr>
+          <w:b/>
+        </w:rPr>
+        <w:t>training</w:t>
+      </w:r>
+      <w:r>
+        <w:rPr>
+          <w:b w:val="0"/>
+        </w:rPr>
+        <w:t xml:space="preserve"> error.</w:t>
       </w:r>
     </w:p>
     <w:p>
@@ -2312,18 +4462,95 @@
       </w:r>
     </w:p>
     <w:p>
-      <w:r>
+      <w:pPr>
+        <w:spacing w:line="336" w:lineRule="auto" w:after="180"/>
+      </w:pPr>
+      <w:r>
+        <w:rPr>
+          <w:b w:val="0"/>
+        </w:rPr>
         <w:t>A final answer is enough: Ask for the relevant counts, units, procedure or saved record. For this week: Bright 2/20=10 percent; dim 6/20=30 percent; dim is 20 percentage points higher.</w:t>
       </w:r>
     </w:p>
     <w:p>
-      <w:r>
-        <w:t>A stronger claim makes a stronger project: Flag unsupported inputs, pause the affected model decision, use the declared human or non-model fallback, and gather appropriate evidence before revision.</w:t>
-      </w:r>
-    </w:p>
-    <w:p>
-      <w:r>
-        <w:t>The new case can be copied from the example: The independent task changes the evidence. Require a fresh explanation: Rates 10 percent and 50 percent; pooled 8/40=20 percent. Report both denominators and the 40-point condition gap.</w:t>
+      <w:pPr>
+        <w:spacing w:line="336" w:lineRule="auto" w:after="180"/>
+      </w:pPr>
+      <w:r>
+        <w:rPr>
+          <w:b w:val="0"/>
+        </w:rPr>
+        <w:t xml:space="preserve">A stronger claim makes a stronger project: Flag unsupported </w:t>
+      </w:r>
+      <w:r>
+        <w:rPr>
+          <w:b/>
+        </w:rPr>
+        <w:t>input</w:t>
+      </w:r>
+      <w:r>
+        <w:rPr>
+          <w:b w:val="0"/>
+        </w:rPr>
+        <w:t xml:space="preserve">s, pause the affected model decision, use the declared human or non-model </w:t>
+      </w:r>
+      <w:r>
+        <w:rPr>
+          <w:b/>
+        </w:rPr>
+        <w:t>fallback</w:t>
+      </w:r>
+      <w:r>
+        <w:rPr>
+          <w:b w:val="0"/>
+        </w:rPr>
+        <w:t xml:space="preserve">, and gather appropriate </w:t>
+      </w:r>
+      <w:r>
+        <w:rPr>
+          <w:b/>
+        </w:rPr>
+        <w:t>evidence</w:t>
+      </w:r>
+      <w:r>
+        <w:rPr>
+          <w:b w:val="0"/>
+        </w:rPr>
+        <w:t xml:space="preserve"> before revision.</w:t>
+      </w:r>
+    </w:p>
+    <w:p>
+      <w:pPr>
+        <w:spacing w:line="336" w:lineRule="auto" w:after="180"/>
+      </w:pPr>
+      <w:r>
+        <w:rPr>
+          <w:b w:val="0"/>
+        </w:rPr>
+        <w:t xml:space="preserve">The new case can be copied from the example: The independent task changes the </w:t>
+      </w:r>
+      <w:r>
+        <w:rPr>
+          <w:b/>
+        </w:rPr>
+        <w:t>evidence</w:t>
+      </w:r>
+      <w:r>
+        <w:rPr>
+          <w:b w:val="0"/>
+        </w:rPr>
+        <w:t>. Require a fresh explanation: Rates 10 percent and 50 percent; pooled 8/40=20 percent.</w:t>
+      </w:r>
+    </w:p>
+    <w:p>
+      <w:pPr>
+        <w:spacing w:line="336" w:lineRule="auto" w:after="180"/>
+      </w:pPr>
+      <w:r>
+        <w:rPr>
+          <w:b w:val="0"/>
+        </w:rPr>
+        <w:t>Report both denominators and the 40-point condition gap.</w:t>
       </w:r>
     </w:p>
     <w:p>
@@ -2481,8 +4708,25 @@
       </w:tr>
     </w:tbl>
     <w:p>
-      <w:r>
-        <w:t>Offer an oral explanation, drawing, enlarged visual or fewer examples when that removes a reading/writing barrier. Keep the same reasoning goal. Stretch secure learners by changing a boundary or assumption and asking them to defend the effect, not simply by assigning more of the same questions.</w:t>
+      <w:pPr>
+        <w:spacing w:line="336" w:lineRule="auto" w:after="180"/>
+      </w:pPr>
+      <w:r>
+        <w:rPr>
+          <w:b w:val="0"/>
+        </w:rPr>
+        <w:t>Offer an oral explanation, drawing, enlarged visual or fewer examples when that removes a reading/writing barrier. Keep the same reasoning goal.</w:t>
+      </w:r>
+    </w:p>
+    <w:p>
+      <w:pPr>
+        <w:spacing w:line="336" w:lineRule="auto" w:after="180"/>
+      </w:pPr>
+      <w:r>
+        <w:rPr>
+          <w:b w:val="0"/>
+        </w:rPr>
+        <w:t>Stretch secure learners by changing a boundary or assumption and asking them to defend the effect, not simply by assigning more of the same questions.</w:t>
       </w:r>
     </w:p>
     <w:p>
@@ -2494,11 +4738,16 @@
       </w:r>
     </w:p>
     <w:p>
+      <w:r>
+        <w:t>Use the Improve Generalization questions, teacher keys and criteria after the relevant attempts. Previously discussed cases are practice; protect the separately selected independent task.</w:t>
+      </w:r>
+    </w:p>
+    <w:p>
       <w:pPr>
         <w:pStyle w:val="Heading3"/>
       </w:pPr>
       <w:r>
-        <w:t>Assess and explain the answers</w:t>
+        <w:t>Worked case answer</w:t>
       </w:r>
     </w:p>
     <w:p>
@@ -2506,11 +4755,18 @@
         <w:pStyle w:val="Heading3"/>
       </w:pPr>
       <w:r>
-        <w:t>Worked case answer</w:t>
-      </w:r>
-    </w:p>
-    <w:p>
-      <w:r>
+        <w:t>Teacher key · Worked case answer</w:t>
+      </w:r>
+    </w:p>
+    <w:p>
+      <w:pPr>
+        <w:spacing w:line="336" w:lineRule="auto" w:after="180"/>
+        <w:shd w:fill="F1F6FC"/>
+      </w:pPr>
+      <w:r>
+        <w:rPr>
+          <w:b w:val="0"/>
+        </w:rPr>
         <w:t>Reduce the shortcut and add representative variation; compare on fixed validation cases including new colours. Change one planned factor.</w:t>
       </w:r>
     </w:p>
@@ -2523,20 +4779,62 @@
       </w:r>
     </w:p>
     <w:p>
-      <w:r>
-        <w:t>A team proposes more representative training examples and a simpler model. How should it compare changes while protecting the final test?</w:t>
-      </w:r>
-    </w:p>
-    <w:p>
       <w:pPr>
         <w:pStyle w:val="Heading3"/>
       </w:pPr>
       <w:r>
+        <w:t>Independent question · withhold the key</w:t>
+      </w:r>
+    </w:p>
+    <w:p>
+      <w:pPr>
+        <w:spacing w:line="336" w:lineRule="auto" w:after="180"/>
+        <w:shd w:fill="F5F1FB"/>
+      </w:pPr>
+      <w:r>
+        <w:rPr>
+          <w:b w:val="0"/>
+        </w:rPr>
+        <w:t xml:space="preserve">A team proposes more representative </w:t>
+      </w:r>
+      <w:r>
+        <w:rPr>
+          <w:b/>
+        </w:rPr>
+        <w:t>training</w:t>
+      </w:r>
+      <w:r>
+        <w:rPr>
+          <w:b w:val="0"/>
+        </w:rPr>
+        <w:t xml:space="preserve"> examples and a simpler model. How should it compare changes while protecting the final test?</w:t>
+      </w:r>
+    </w:p>
+    <w:p>
+      <w:pPr>
+        <w:pStyle w:val="Heading3"/>
+      </w:pPr>
+      <w:r>
         <w:t>Expected independent answer</w:t>
       </w:r>
     </w:p>
     <w:p>
-      <w:r>
+      <w:pPr>
+        <w:pStyle w:val="Heading3"/>
+      </w:pPr>
+      <w:r>
+        <w:t>Teacher key · Expected independent answer</w:t>
+      </w:r>
+    </w:p>
+    <w:p>
+      <w:pPr>
+        <w:spacing w:line="336" w:lineRule="auto" w:after="180"/>
+        <w:shd w:fill="F1F6FC"/>
+      </w:pPr>
+      <w:r>
+        <w:rPr>
+          <w:b w:val="0"/>
+        </w:rPr>
         <w:t>Use the same validation protocol and change one factor at a time where possible. Record results and retain the final test for the fixed final choice.</w:t>
       </w:r>
     </w:p>
@@ -2775,8 +5073,25 @@
       </w:tr>
     </w:tbl>
     <w:p>
-      <w:r>
-        <w:t>Use 6/8 as a classroom checkpoint, with 2 required for both Result and Reasoning. This is a proposed teaching rule, not a validated certification threshold. Do not count a coached answer as independent mastery; correct unsafe or unsupported claims regardless of total.</w:t>
+      <w:pPr>
+        <w:spacing w:line="336" w:lineRule="auto" w:after="180"/>
+      </w:pPr>
+      <w:r>
+        <w:rPr>
+          <w:b w:val="0"/>
+        </w:rPr>
+        <w:t>Use 6/8 as a classroom checkpoint, with 2 required for both Result and Reasoning. This is a proposed teaching rule, not a validated certification threshold.</w:t>
+      </w:r>
+    </w:p>
+    <w:p>
+      <w:pPr>
+        <w:spacing w:line="336" w:lineRule="auto" w:after="180"/>
+      </w:pPr>
+      <w:r>
+        <w:rPr>
+          <w:b w:val="0"/>
+        </w:rPr>
+        <w:t>Do not count a coached answer as independent mastery; correct unsafe or unsupported claims regardless of total.</w:t>
       </w:r>
     </w:p>
     <w:p>
@@ -2788,8 +5103,26 @@
       </w:r>
     </w:p>
     <w:p>
-      <w:r>
-        <w:t>Ask the learner to find the evidence that challenges this claim: “Repeatedly checking final test scores is the best way to choose every improvement.” Keep the first attempt and an uncoached retry separate.</w:t>
+      <w:pPr>
+        <w:spacing w:line="336" w:lineRule="auto" w:after="180"/>
+      </w:pPr>
+      <w:r>
+        <w:rPr>
+          <w:b w:val="0"/>
+        </w:rPr>
+        <w:t xml:space="preserve">Ask the learner to find the </w:t>
+      </w:r>
+      <w:r>
+        <w:rPr>
+          <w:b/>
+        </w:rPr>
+        <w:t>evidence</w:t>
+      </w:r>
+      <w:r>
+        <w:rPr>
+          <w:b w:val="0"/>
+        </w:rPr>
+        <w:t xml:space="preserve"> that challenges this claim: “Repeatedly checking final test scores is the best way to choose every improvement.” Keep the first attempt and an uncoached retry separate.</w:t>
       </w:r>
     </w:p>
     <w:p>
@@ -2801,15 +5134,54 @@
       </w:r>
     </w:p>
     <w:p>
-      <w:r>
-        <w:t>Collect both classes on multiple backgrounds with reliable labels. Compare a planned training-data change on fixed validation slices, including changed backgrounds, and inspect errors. Keep leaf identity partitions and final test sealed until selection.</w:t>
-      </w:r>
-    </w:p>
-    <w:p>
       <w:pPr>
         <w:pStyle w:val="Heading3"/>
       </w:pPr>
       <w:r>
+        <w:t>Teacher key · Original transfer answer</w:t>
+      </w:r>
+    </w:p>
+    <w:p>
+      <w:pPr>
+        <w:spacing w:line="336" w:lineRule="auto" w:after="180"/>
+        <w:shd w:fill="F1F6FC"/>
+      </w:pPr>
+      <w:r>
+        <w:rPr>
+          <w:b w:val="0"/>
+        </w:rPr>
+        <w:t xml:space="preserve">Collect both classes on multiple backgrounds with reliable labels. Compare a planned </w:t>
+      </w:r>
+      <w:r>
+        <w:rPr>
+          <w:b/>
+        </w:rPr>
+        <w:t>training</w:t>
+      </w:r>
+      <w:r>
+        <w:rPr>
+          <w:b w:val="0"/>
+        </w:rPr>
+        <w:t>-data change on fixed validation slices, including changed backgrounds, and inspect errors.</w:t>
+      </w:r>
+    </w:p>
+    <w:p>
+      <w:pPr>
+        <w:spacing w:line="336" w:lineRule="auto" w:after="180"/>
+        <w:shd w:fill="F1F6FC"/>
+      </w:pPr>
+      <w:r>
+        <w:rPr>
+          <w:b w:val="0"/>
+        </w:rPr>
+        <w:t>Keep leaf identity partitions and final test sealed until selection.</w:t>
+      </w:r>
+    </w:p>
+    <w:p>
+      <w:pPr>
+        <w:pStyle w:val="Heading3"/>
+      </w:pPr>
+      <w:r>
         <w:t>Explanations for the additional workbook examples</w:t>
       </w:r>
     </w:p>
@@ -2822,84 +5194,378 @@
       </w:r>
     </w:p>
     <w:p>
-      <w:r>
-        <w:t>Choose among the three worked candidates and explain the training trap.</w:t>
-      </w:r>
-    </w:p>
-    <w:p>
-      <w:r>
-        <w:t>Teacher explanation: Choose the line with validation MAE 3. The curve training MAE 0 does not compensate for validation MAE 8.</w:t>
-      </w:r>
-    </w:p>
-    <w:p>
       <w:pPr>
         <w:pStyle w:val="Heading3"/>
       </w:pPr>
       <w:r>
+        <w:t>Workbook question · W1</w:t>
+      </w:r>
+    </w:p>
+    <w:p>
+      <w:pPr>
+        <w:spacing w:line="336" w:lineRule="auto" w:after="180"/>
+        <w:shd w:fill="F5F1FB"/>
+      </w:pPr>
+      <w:r>
+        <w:rPr>
+          <w:b w:val="0"/>
+        </w:rPr>
+        <w:t xml:space="preserve">Choose among the three worked candidates and explain the </w:t>
+      </w:r>
+      <w:r>
+        <w:rPr>
+          <w:b/>
+        </w:rPr>
+        <w:t>training</w:t>
+      </w:r>
+      <w:r>
+        <w:rPr>
+          <w:b w:val="0"/>
+        </w:rPr>
+        <w:t xml:space="preserve"> trap.</w:t>
+      </w:r>
+    </w:p>
+    <w:p>
+      <w:pPr>
+        <w:pStyle w:val="Heading3"/>
+      </w:pPr>
+      <w:r>
+        <w:t>Teacher reasoning · W1</w:t>
+      </w:r>
+    </w:p>
+    <w:p>
+      <w:pPr>
+        <w:spacing w:line="336" w:lineRule="auto" w:after="180"/>
+        <w:shd w:fill="F1F6FC"/>
+      </w:pPr>
+      <w:r>
+        <w:rPr>
+          <w:b w:val="0"/>
+        </w:rPr>
+        <w:t xml:space="preserve">Teacher explanation: Choose the line with validation MAE 3. The curve </w:t>
+      </w:r>
+      <w:r>
+        <w:rPr>
+          <w:b/>
+        </w:rPr>
+        <w:t>training</w:t>
+      </w:r>
+      <w:r>
+        <w:rPr>
+          <w:b w:val="0"/>
+        </w:rPr>
+        <w:t xml:space="preserve"> MAE 0 does not compensate for validation MAE 8.</w:t>
+      </w:r>
+    </w:p>
+    <w:p>
+      <w:pPr>
+        <w:pStyle w:val="Heading3"/>
+      </w:pPr>
+      <w:r>
         <w:t>W2 Interpret a gap</w:t>
       </w:r>
     </w:p>
     <w:p>
-      <w:r>
-        <w:t>Does a training-validation gap alone prove overfitting?</w:t>
-      </w:r>
-    </w:p>
-    <w:p>
-      <w:r>
-        <w:t>Teacher explanation: No. It is consistent with overfitting but may also reflect shift, data quality or split problems.</w:t>
-      </w:r>
-    </w:p>
-    <w:p>
       <w:pPr>
         <w:pStyle w:val="Heading3"/>
       </w:pPr>
       <w:r>
+        <w:t>Workbook question · W2</w:t>
+      </w:r>
+    </w:p>
+    <w:p>
+      <w:pPr>
+        <w:spacing w:line="336" w:lineRule="auto" w:after="180"/>
+        <w:shd w:fill="F5F1FB"/>
+      </w:pPr>
+      <w:r>
+        <w:rPr>
+          <w:b w:val="0"/>
+        </w:rPr>
+        <w:t xml:space="preserve">Does a </w:t>
+      </w:r>
+      <w:r>
+        <w:rPr>
+          <w:b/>
+        </w:rPr>
+        <w:t>training</w:t>
+      </w:r>
+      <w:r>
+        <w:rPr>
+          <w:b w:val="0"/>
+        </w:rPr>
+        <w:t xml:space="preserve">-validation gap alone prove </w:t>
+      </w:r>
+      <w:r>
+        <w:rPr>
+          <w:b/>
+        </w:rPr>
+        <w:t>overfitting</w:t>
+      </w:r>
+      <w:r>
+        <w:rPr>
+          <w:b w:val="0"/>
+        </w:rPr>
+        <w:t>?</w:t>
+      </w:r>
+    </w:p>
+    <w:p>
+      <w:pPr>
+        <w:pStyle w:val="Heading3"/>
+      </w:pPr>
+      <w:r>
+        <w:t>Teacher reasoning · W2</w:t>
+      </w:r>
+    </w:p>
+    <w:p>
+      <w:pPr>
+        <w:spacing w:line="336" w:lineRule="auto" w:after="180"/>
+        <w:shd w:fill="F1F6FC"/>
+      </w:pPr>
+      <w:r>
+        <w:rPr>
+          <w:b w:val="0"/>
+        </w:rPr>
+        <w:t xml:space="preserve">Teacher explanation: No. It is consistent with </w:t>
+      </w:r>
+      <w:r>
+        <w:rPr>
+          <w:b/>
+        </w:rPr>
+        <w:t>overfitting</w:t>
+      </w:r>
+      <w:r>
+        <w:rPr>
+          <w:b w:val="0"/>
+        </w:rPr>
+        <w:t xml:space="preserve"> but may also reflect shift, data quality or split problems.</w:t>
+      </w:r>
+    </w:p>
+    <w:p>
+      <w:pPr>
+        <w:pStyle w:val="Heading3"/>
+      </w:pPr>
+      <w:r>
         <w:t>W3 Propose a controlled change</w:t>
       </w:r>
     </w:p>
     <w:p>
-      <w:r>
+      <w:pPr>
+        <w:pStyle w:val="Heading3"/>
+      </w:pPr>
+      <w:r>
+        <w:t>Workbook question · W3</w:t>
+      </w:r>
+    </w:p>
+    <w:p>
+      <w:pPr>
+        <w:spacing w:line="336" w:lineRule="auto" w:after="180"/>
+        <w:shd w:fill="F5F1FB"/>
+      </w:pPr>
+      <w:r>
+        <w:rPr>
+          <w:b w:val="0"/>
+        </w:rPr>
         <w:t>Describe one fair next development comparison.</w:t>
       </w:r>
     </w:p>
     <w:p>
-      <w:r>
-        <w:t>Teacher explanation: Compare a simpler curve against the current curve on the same validation rows, retaining the same metric and training-only fitting; log the change.</w:t>
-      </w:r>
-    </w:p>
-    <w:p>
       <w:pPr>
         <w:pStyle w:val="Heading3"/>
       </w:pPr>
       <w:r>
+        <w:t>Teacher reasoning · W3</w:t>
+      </w:r>
+    </w:p>
+    <w:p>
+      <w:pPr>
+        <w:spacing w:line="336" w:lineRule="auto" w:after="180"/>
+        <w:shd w:fill="F1F6FC"/>
+      </w:pPr>
+      <w:r>
+        <w:rPr>
+          <w:b w:val="0"/>
+        </w:rPr>
+        <w:t xml:space="preserve">Teacher explanation: Compare a simpler curve against the current curve on the same validation rows, retaining the same metric and </w:t>
+      </w:r>
+      <w:r>
+        <w:rPr>
+          <w:b/>
+        </w:rPr>
+        <w:t>training</w:t>
+      </w:r>
+      <w:r>
+        <w:rPr>
+          <w:b w:val="0"/>
+        </w:rPr>
+        <w:t xml:space="preserve">-only </w:t>
+      </w:r>
+      <w:r>
+        <w:rPr>
+          <w:b/>
+        </w:rPr>
+        <w:t>fitting</w:t>
+      </w:r>
+      <w:r>
+        <w:rPr>
+          <w:b w:val="0"/>
+        </w:rPr>
+        <w:t>; log the change.</w:t>
+      </w:r>
+    </w:p>
+    <w:p>
+      <w:pPr>
+        <w:pStyle w:val="Heading3"/>
+      </w:pPr>
+      <w:r>
         <w:t>W4 Apply independently</w:t>
       </w:r>
     </w:p>
     <w:p>
-      <w:r>
-        <w:t>Models A training 4 validation 5, B training 1 validation 2, C training 0 validation 2. Lowest validation MAE then simpler; B is simpler than C. Choose and justify.</w:t>
-      </w:r>
-    </w:p>
-    <w:p>
-      <w:r>
-        <w:t>Teacher explanation: B wins the validation tie by the declared simplicity rule. C is not selected merely for its zero training error.</w:t>
-      </w:r>
-    </w:p>
-    <w:p>
       <w:pPr>
         <w:pStyle w:val="Heading3"/>
       </w:pPr>
       <w:r>
+        <w:t>Workbook question · W4</w:t>
+      </w:r>
+    </w:p>
+    <w:p>
+      <w:pPr>
+        <w:spacing w:line="336" w:lineRule="auto" w:after="180"/>
+        <w:shd w:fill="F5F1FB"/>
+      </w:pPr>
+      <w:r>
+        <w:rPr>
+          <w:b w:val="0"/>
+        </w:rPr>
+        <w:t xml:space="preserve">Models A </w:t>
+      </w:r>
+      <w:r>
+        <w:rPr>
+          <w:b/>
+        </w:rPr>
+        <w:t>training</w:t>
+      </w:r>
+      <w:r>
+        <w:rPr>
+          <w:b w:val="0"/>
+        </w:rPr>
+        <w:t xml:space="preserve"> 4 validation 5, B </w:t>
+      </w:r>
+      <w:r>
+        <w:rPr>
+          <w:b/>
+        </w:rPr>
+        <w:t>training</w:t>
+      </w:r>
+      <w:r>
+        <w:rPr>
+          <w:b w:val="0"/>
+        </w:rPr>
+        <w:t xml:space="preserve"> 1 validation 2, C </w:t>
+      </w:r>
+      <w:r>
+        <w:rPr>
+          <w:b/>
+        </w:rPr>
+        <w:t>training</w:t>
+      </w:r>
+      <w:r>
+        <w:rPr>
+          <w:b w:val="0"/>
+        </w:rPr>
+        <w:t xml:space="preserve"> 0 validation 2. Lowest validation MAE then simpler; B is simpler than C. Choose and justify.</w:t>
+      </w:r>
+    </w:p>
+    <w:p>
+      <w:pPr>
+        <w:pStyle w:val="Heading3"/>
+      </w:pPr>
+      <w:r>
+        <w:t>Teacher reasoning · W4</w:t>
+      </w:r>
+    </w:p>
+    <w:p>
+      <w:pPr>
+        <w:spacing w:line="336" w:lineRule="auto" w:after="180"/>
+        <w:shd w:fill="F1F6FC"/>
+      </w:pPr>
+      <w:r>
+        <w:rPr>
+          <w:b w:val="0"/>
+        </w:rPr>
+        <w:t xml:space="preserve">Teacher explanation: B wins the validation tie by the declared simplicity rule. C is not selected merely for its zero </w:t>
+      </w:r>
+      <w:r>
+        <w:rPr>
+          <w:b/>
+        </w:rPr>
+        <w:t>training</w:t>
+      </w:r>
+      <w:r>
+        <w:rPr>
+          <w:b w:val="0"/>
+        </w:rPr>
+        <w:t xml:space="preserve"> error.</w:t>
+      </w:r>
+    </w:p>
+    <w:p>
+      <w:pPr>
+        <w:pStyle w:val="Heading3"/>
+      </w:pPr>
+      <w:r>
         <w:t>W5 Limit a diagnosis</w:t>
       </w:r>
     </w:p>
     <w:p>
-      <w:r>
-        <w:t>What extra evidence would you inspect before concluding a model memorized noise?</w:t>
-      </w:r>
-    </w:p>
-    <w:p>
-      <w:r>
+      <w:pPr>
+        <w:pStyle w:val="Heading3"/>
+      </w:pPr>
+      <w:r>
+        <w:t>Workbook question · W5</w:t>
+      </w:r>
+    </w:p>
+    <w:p>
+      <w:pPr>
+        <w:spacing w:line="336" w:lineRule="auto" w:after="180"/>
+        <w:shd w:fill="F5F1FB"/>
+      </w:pPr>
+      <w:r>
+        <w:rPr>
+          <w:b w:val="0"/>
+        </w:rPr>
+        <w:t xml:space="preserve">What extra </w:t>
+      </w:r>
+      <w:r>
+        <w:rPr>
+          <w:b/>
+        </w:rPr>
+        <w:t>evidence</w:t>
+      </w:r>
+      <w:r>
+        <w:rPr>
+          <w:b w:val="0"/>
+        </w:rPr>
+        <w:t xml:space="preserve"> would you inspect before concluding a model memorized noise?</w:t>
+      </w:r>
+    </w:p>
+    <w:p>
+      <w:pPr>
+        <w:pStyle w:val="Heading3"/>
+      </w:pPr>
+      <w:r>
+        <w:t>Teacher reasoning · W5</w:t>
+      </w:r>
+    </w:p>
+    <w:p>
+      <w:pPr>
+        <w:spacing w:line="336" w:lineRule="auto" w:after="180"/>
+        <w:shd w:fill="F1F6FC"/>
+      </w:pPr>
+      <w:r>
+        <w:rPr>
+          <w:b w:val="0"/>
+        </w:rPr>
         <w:t>Teacher explanation: Check data provenance, split grouping, label quality and repeated development results; inspect representative residuals without using final test feedback to tune.</w:t>
       </w:r>
     </w:p>
@@ -2912,12 +5578,33 @@
       </w:r>
     </w:p>
     <w:p>
-      <w:r>
+      <w:pPr>
+        <w:spacing w:line="336" w:lineRule="auto" w:after="180"/>
+      </w:pPr>
+      <w:r>
+        <w:rPr>
+          <w:b w:val="0"/>
+        </w:rPr>
         <w:t>Calculate each worked error rate and the difference.</w:t>
       </w:r>
     </w:p>
     <w:p>
-      <w:r>
+      <w:pPr>
+        <w:pStyle w:val="Heading3"/>
+      </w:pPr>
+      <w:r>
+        <w:t>Teacher reasoning</w:t>
+      </w:r>
+    </w:p>
+    <w:p>
+      <w:pPr>
+        <w:spacing w:line="336" w:lineRule="auto" w:after="180"/>
+        <w:shd w:fill="F1F6FC"/>
+      </w:pPr>
+      <w:r>
+        <w:rPr>
+          <w:b w:val="0"/>
+        </w:rPr>
         <w:t>Teacher explanation: Bright 2/20=10 percent; dim 6/20=30 percent; dim is 20 percentage points higher.</w:t>
       </w:r>
     </w:p>
@@ -2930,12 +5617,34 @@
       </w:r>
     </w:p>
     <w:p>
-      <w:r>
+      <w:pPr>
+        <w:spacing w:line="336" w:lineRule="auto" w:after="180"/>
+        <w:shd w:fill="F5F1FB"/>
+      </w:pPr>
+      <w:r>
+        <w:rPr>
+          <w:b w:val="0"/>
+        </w:rPr>
         <w:t>Why is 8/40 incomplete by itself?</w:t>
       </w:r>
     </w:p>
     <w:p>
-      <w:r>
+      <w:pPr>
+        <w:pStyle w:val="Heading3"/>
+      </w:pPr>
+      <w:r>
+        <w:t>Teacher reasoning</w:t>
+      </w:r>
+    </w:p>
+    <w:p>
+      <w:pPr>
+        <w:spacing w:line="336" w:lineRule="auto" w:after="180"/>
+        <w:shd w:fill="F1F6FC"/>
+      </w:pPr>
+      <w:r>
+        <w:rPr>
+          <w:b w:val="0"/>
+        </w:rPr>
         <w:t>Teacher explanation: It combines conditions and hides the higher observed dim-condition error.</w:t>
       </w:r>
     </w:p>
@@ -2948,13 +5657,27 @@
       </w:r>
     </w:p>
     <w:p>
-      <w:r>
-        <w:t>Can changed predictions alone prove an accuracy drop?</w:t>
-      </w:r>
-    </w:p>
-    <w:p>
-      <w:r>
-        <w:t>Teacher explanation: No. Prediction patterns can change without known correctness; valid reference labels are needed to measure error.</w:t>
+      <w:pPr>
+        <w:spacing w:line="336" w:lineRule="auto" w:after="180"/>
+        <w:shd w:fill="F5F1FB"/>
+      </w:pPr>
+      <w:r>
+        <w:rPr>
+          <w:b w:val="0"/>
+        </w:rPr>
+        <w:t xml:space="preserve">Can changed </w:t>
+      </w:r>
+      <w:r>
+        <w:rPr>
+          <w:b/>
+        </w:rPr>
+        <w:t>prediction</w:t>
+      </w:r>
+      <w:r>
+        <w:rPr>
+          <w:b w:val="0"/>
+        </w:rPr>
+        <w:t>s alone prove an accuracy drop?</w:t>
       </w:r>
     </w:p>
     <w:p>
@@ -2962,16 +5685,81 @@
         <w:pStyle w:val="Heading3"/>
       </w:pPr>
       <w:r>
+        <w:t>Teacher reasoning</w:t>
+      </w:r>
+    </w:p>
+    <w:p>
+      <w:pPr>
+        <w:spacing w:line="336" w:lineRule="auto" w:after="180"/>
+        <w:shd w:fill="F1F6FC"/>
+      </w:pPr>
+      <w:r>
+        <w:rPr>
+          <w:b w:val="0"/>
+        </w:rPr>
+        <w:t xml:space="preserve">Teacher explanation: No. </w:t>
+      </w:r>
+      <w:r>
+        <w:rPr>
+          <w:b/>
+        </w:rPr>
+        <w:t>Prediction</w:t>
+      </w:r>
+      <w:r>
+        <w:rPr>
+          <w:b w:val="0"/>
+        </w:rPr>
+        <w:t xml:space="preserve"> patterns can change without known correctness; valid </w:t>
+      </w:r>
+      <w:r>
+        <w:rPr>
+          <w:b/>
+        </w:rPr>
+        <w:t>reference labels</w:t>
+      </w:r>
+      <w:r>
+        <w:rPr>
+          <w:b w:val="0"/>
+        </w:rPr>
+        <w:t xml:space="preserve"> are needed to measure error.</w:t>
+      </w:r>
+    </w:p>
+    <w:p>
+      <w:pPr>
+        <w:pStyle w:val="Heading3"/>
+      </w:pPr>
+      <w:r>
         <w:t>Distribution shift — W4 Apply independently</w:t>
       </w:r>
     </w:p>
     <w:p>
-      <w:r>
+      <w:pPr>
+        <w:spacing w:line="336" w:lineRule="auto" w:after="180"/>
+      </w:pPr>
+      <w:r>
+        <w:rPr>
+          <w:b w:val="0"/>
+        </w:rPr>
         <w:t>Old-like data has 3 errors/30 and new-condition data 5/10. Give both rates and the pooled rate.</w:t>
       </w:r>
     </w:p>
     <w:p>
-      <w:r>
+      <w:pPr>
+        <w:pStyle w:val="Heading3"/>
+      </w:pPr>
+      <w:r>
+        <w:t>Teacher reasoning</w:t>
+      </w:r>
+    </w:p>
+    <w:p>
+      <w:pPr>
+        <w:spacing w:line="336" w:lineRule="auto" w:after="180"/>
+        <w:shd w:fill="F1F6FC"/>
+      </w:pPr>
+      <w:r>
+        <w:rPr>
+          <w:b w:val="0"/>
+        </w:rPr>
         <w:t>Teacher explanation: Rates 10 percent and 50 percent; pooled 8/40=20 percent. Report both denominators and the 40-point condition gap.</w:t>
       </w:r>
     </w:p>
@@ -2984,13 +5772,26 @@
       </w:r>
     </w:p>
     <w:p>
-      <w:r>
-        <w:t>State a safe classroom response to inputs outside the supported range.</w:t>
-      </w:r>
-    </w:p>
-    <w:p>
-      <w:r>
-        <w:t>Teacher explanation: Flag unsupported inputs, pause the affected model decision, use the declared human or non-model fallback, and gather appropriate evidence before revision.</w:t>
+      <w:pPr>
+        <w:spacing w:line="336" w:lineRule="auto" w:after="180"/>
+      </w:pPr>
+      <w:r>
+        <w:rPr>
+          <w:b w:val="0"/>
+        </w:rPr>
+        <w:t xml:space="preserve">State a safe classroom response to </w:t>
+      </w:r>
+      <w:r>
+        <w:rPr>
+          <w:b/>
+        </w:rPr>
+        <w:t>input</w:t>
+      </w:r>
+      <w:r>
+        <w:rPr>
+          <w:b w:val="0"/>
+        </w:rPr>
+        <w:t>s outside the supported range.</w:t>
       </w:r>
     </w:p>
     <w:p>
@@ -2998,25 +5799,135 @@
         <w:pStyle w:val="Heading3"/>
       </w:pPr>
       <w:r>
+        <w:t>Teacher reasoning</w:t>
+      </w:r>
+    </w:p>
+    <w:p>
+      <w:pPr>
+        <w:spacing w:line="336" w:lineRule="auto" w:after="180"/>
+        <w:shd w:fill="F1F6FC"/>
+      </w:pPr>
+      <w:r>
+        <w:rPr>
+          <w:b w:val="0"/>
+        </w:rPr>
+        <w:t xml:space="preserve">Teacher explanation: Flag unsupported </w:t>
+      </w:r>
+      <w:r>
+        <w:rPr>
+          <w:b/>
+        </w:rPr>
+        <w:t>input</w:t>
+      </w:r>
+      <w:r>
+        <w:rPr>
+          <w:b w:val="0"/>
+        </w:rPr>
+        <w:t xml:space="preserve">s, pause the affected model decision, use the declared human or non-model </w:t>
+      </w:r>
+      <w:r>
+        <w:rPr>
+          <w:b/>
+        </w:rPr>
+        <w:t>fallback</w:t>
+      </w:r>
+      <w:r>
+        <w:rPr>
+          <w:b w:val="0"/>
+        </w:rPr>
+        <w:t xml:space="preserve">, and gather appropriate </w:t>
+      </w:r>
+      <w:r>
+        <w:rPr>
+          <w:b/>
+        </w:rPr>
+        <w:t>evidence</w:t>
+      </w:r>
+      <w:r>
+        <w:rPr>
+          <w:b w:val="0"/>
+        </w:rPr>
+        <w:t xml:space="preserve"> before revision.</w:t>
+      </w:r>
+    </w:p>
+    <w:p>
+      <w:pPr>
+        <w:pStyle w:val="Heading3"/>
+      </w:pPr>
+      <w:r>
         <w:t>Assess independent transfer</w:t>
       </w:r>
     </w:p>
     <w:p>
-      <w:r>
-        <w:t>Selected case: Spotted leaves have blue backgrounds and healthy leaves white backgrounds in training. Design a generalisation investigation with fresh evaluation.</w:t>
-      </w:r>
-    </w:p>
-    <w:p>
       <w:pPr>
         <w:pStyle w:val="Heading3"/>
       </w:pPr>
       <w:r>
+        <w:t>Independent question · withhold the key</w:t>
+      </w:r>
+    </w:p>
+    <w:p>
+      <w:pPr>
+        <w:spacing w:line="336" w:lineRule="auto" w:after="180"/>
+        <w:shd w:fill="F5F1FB"/>
+      </w:pPr>
+      <w:r>
+        <w:rPr>
+          <w:b w:val="0"/>
+        </w:rPr>
+        <w:t xml:space="preserve">Selected case: Spotted leaves have blue backgrounds and healthy leaves white backgrounds in </w:t>
+      </w:r>
+      <w:r>
+        <w:rPr>
+          <w:b/>
+        </w:rPr>
+        <w:t>training</w:t>
+      </w:r>
+      <w:r>
+        <w:rPr>
+          <w:b w:val="0"/>
+        </w:rPr>
+        <w:t>. Design a generalisation investigation with fresh evaluation.</w:t>
+      </w:r>
+    </w:p>
+    <w:p>
+      <w:pPr>
+        <w:pStyle w:val="Heading3"/>
+      </w:pPr>
+      <w:r>
         <w:t>Selected case answer</w:t>
       </w:r>
     </w:p>
     <w:p>
-      <w:r>
-        <w:t>Cross background and class conditions; compare the same leaf on changed backgrounds as a diagnostic and group views by plant in splits. Use development data for decisions, then compare frozen versions on the same untouched final records. Record actual outcomes; the correlated backgrounds alone do not prove a shortcut.</w:t>
+      <w:pPr>
+        <w:pStyle w:val="Heading3"/>
+      </w:pPr>
+      <w:r>
+        <w:t>Teacher key · Selected case answer</w:t>
+      </w:r>
+    </w:p>
+    <w:p>
+      <w:pPr>
+        <w:spacing w:line="336" w:lineRule="auto" w:after="180"/>
+        <w:shd w:fill="F1F6FC"/>
+      </w:pPr>
+      <w:r>
+        <w:rPr>
+          <w:b w:val="0"/>
+        </w:rPr>
+        <w:t>Cross background and class conditions; compare the same leaf on changed backgrounds as a diagnostic and group views by plant in splits.</w:t>
+      </w:r>
+    </w:p>
+    <w:p>
+      <w:pPr>
+        <w:spacing w:line="336" w:lineRule="auto" w:after="180"/>
+        <w:shd w:fill="F1F6FC"/>
+      </w:pPr>
+      <w:r>
+        <w:rPr>
+          <w:b w:val="0"/>
+        </w:rPr>
+        <w:t>Use development data for decisions, then compare frozen versions on the same untouched final records. Record actual outcomes; the correlated backgrounds alone do not prove a shortcut.</w:t>
       </w:r>
     </w:p>
     <w:tbl>
@@ -3122,21 +6033,77 @@
       </w:tr>
     </w:tbl>
     <w:p>
-      <w:r>
-        <w:t>Record each dimension as not yet, with support, or independent. Accept a valid alternative procedure with a defensible trace. Do not penalise an honestly recorded model failure if the learner correctly explains its evidence and limits.</w:t>
-      </w:r>
-    </w:p>
-    <w:p>
       <w:pPr>
         <w:pStyle w:val="Heading3"/>
       </w:pPr>
       <w:r>
+        <w:t>Teacher key · Selected case answer</w:t>
+      </w:r>
+    </w:p>
+    <w:p>
+      <w:pPr>
+        <w:spacing w:line="336" w:lineRule="auto" w:after="180"/>
+        <w:shd w:fill="F1F6FC"/>
+      </w:pPr>
+      <w:r>
+        <w:rPr>
+          <w:b w:val="0"/>
+        </w:rPr>
+        <w:t>Record each dimension as not yet, with support, or independent. Accept a valid alternative procedure with a defensible trace.</w:t>
+      </w:r>
+    </w:p>
+    <w:p>
+      <w:pPr>
+        <w:spacing w:line="336" w:lineRule="auto" w:after="180"/>
+        <w:shd w:fill="F1F6FC"/>
+      </w:pPr>
+      <w:r>
+        <w:rPr>
+          <w:b w:val="0"/>
+        </w:rPr>
+        <w:t xml:space="preserve">Do not penalise an honestly recorded model failure if the learner correctly explains its </w:t>
+      </w:r>
+      <w:r>
+        <w:rPr>
+          <w:b/>
+        </w:rPr>
+        <w:t>evidence</w:t>
+      </w:r>
+      <w:r>
+        <w:rPr>
+          <w:b w:val="0"/>
+        </w:rPr>
+        <w:t xml:space="preserve"> and limits.</w:t>
+      </w:r>
+    </w:p>
+    <w:p>
+      <w:pPr>
+        <w:pStyle w:val="Heading3"/>
+      </w:pPr>
+      <w:r>
         <w:t>Feedback that the learner uses</w:t>
       </w:r>
     </w:p>
     <w:p>
-      <w:r>
-        <w:t>Name the earliest unsupported step and give one action to repair it. Have the learner make that repair now and explain why. Then assess the relevant skill on a fresh, fully specified case. Confirm it was not previously practised with feedback; solve and check the new case before assigning it. A follow-up design prompt is a starting brief, not automatically an equivalent test.</w:t>
+      <w:pPr>
+        <w:spacing w:line="336" w:lineRule="auto" w:after="180"/>
+      </w:pPr>
+      <w:r>
+        <w:rPr>
+          <w:b w:val="0"/>
+        </w:rPr>
+        <w:t>Name the earliest unsupported step and give one action to repair it. Have the learner make that repair now and explain why. Then assess the relevant skill on a fresh, fully specified case.</w:t>
+      </w:r>
+    </w:p>
+    <w:p>
+      <w:pPr>
+        <w:spacing w:line="336" w:lineRule="auto" w:after="180"/>
+      </w:pPr>
+      <w:r>
+        <w:rPr>
+          <w:b w:val="0"/>
+        </w:rPr>
+        <w:t>Confirm it was not previously practised with feedback; solve and check the new case before assigning it. A follow-up design prompt is a starting brief, not automatically an equivalent test.</w:t>
       </w:r>
     </w:p>
     <w:p>
@@ -3148,11 +6115,74 @@
       </w:r>
     </w:p>
     <w:p>
+      <w:r>
+        <w:t>Connect Improve Generalization to Responsible Plant Classifier, adapt support and plan a later changed-case check.</w:t>
+      </w:r>
+    </w:p>
+    <w:p>
       <w:pPr>
         <w:pStyle w:val="Heading3"/>
       </w:pPr>
       <w:r>
-        <w:t>Connect and extend learning</w:t>
+        <w:t>Responsible Plant Classifier</w:t>
+      </w:r>
+    </w:p>
+    <w:p>
+      <w:pPr>
+        <w:spacing w:line="336" w:lineRule="auto" w:after="180"/>
+      </w:pPr>
+      <w:r>
+        <w:rPr>
+          <w:b w:val="0"/>
+        </w:rPr>
+        <w:t xml:space="preserve">Improve Plant Classifier with one approved change and a full before/after </w:t>
+      </w:r>
+      <w:r>
+        <w:rPr>
+          <w:b/>
+        </w:rPr>
+        <w:t>evidence</w:t>
+      </w:r>
+      <w:r>
+        <w:rPr>
+          <w:b w:val="0"/>
+        </w:rPr>
+        <w:t xml:space="preserve"> table.</w:t>
+      </w:r>
+    </w:p>
+    <w:p>
+      <w:pPr>
+        <w:spacing w:line="336" w:lineRule="auto" w:after="180"/>
+      </w:pPr>
+      <w:r>
+        <w:rPr>
+          <w:b w:val="0"/>
+        </w:rPr>
+        <w:t xml:space="preserve">Keep the decision, </w:t>
+      </w:r>
+      <w:r>
+        <w:rPr>
+          <w:b/>
+        </w:rPr>
+        <w:t>input</w:t>
+      </w:r>
+      <w:r>
+        <w:rPr>
+          <w:b w:val="0"/>
+        </w:rPr>
+        <w:t xml:space="preserve">, result, explanation and remaining limitation in the project </w:t>
+      </w:r>
+      <w:r>
+        <w:rPr>
+          <w:b/>
+        </w:rPr>
+        <w:t>evidence</w:t>
+      </w:r>
+      <w:r>
+        <w:rPr>
+          <w:b w:val="0"/>
+        </w:rPr>
+        <w:t xml:space="preserve"> record. Retrieve this record next week rather than restarting the project.</w:t>
       </w:r>
     </w:p>
     <w:p>
@@ -3160,17 +6190,18 @@
         <w:pStyle w:val="Heading3"/>
       </w:pPr>
       <w:r>
-        <w:t>Responsible Plant Classifier</w:t>
-      </w:r>
-    </w:p>
-    <w:p>
-      <w:r>
-        <w:t>Improve Plant Classifier with one approved change and a full before/after evidence table.</w:t>
-      </w:r>
-    </w:p>
-    <w:p>
-      <w:r>
-        <w:t>Keep the decision, input, result, explanation and remaining limitation in the project evidence record. Retrieve this record next week rather than restarting the project.</w:t>
+        <w:t>Support and stretch</w:t>
+      </w:r>
+    </w:p>
+    <w:p>
+      <w:pPr>
+        <w:spacing w:line="336" w:lineRule="auto" w:after="180"/>
+      </w:pPr>
+      <w:r>
+        <w:rPr>
+          <w:b w:val="0"/>
+        </w:rPr>
+        <w:t>Use a tiny labelled dataset, explicit units and a named positive class. Stretch: require a baseline, held-out evaluation and subgroup or shifted-condition analysis with denominators.</w:t>
       </w:r>
     </w:p>
     <w:p>
@@ -3178,12 +6209,30 @@
         <w:pStyle w:val="Heading3"/>
       </w:pPr>
       <w:r>
-        <w:t>Support and stretch</w:t>
-      </w:r>
-    </w:p>
-    <w:p>
-      <w:r>
-        <w:t>Use a tiny labelled dataset, explicit units and a named positive class. Stretch: require a baseline, held-out evaluation and subgroup or shifted-condition analysis with denominators.</w:t>
+        <w:t>Exit reflection</w:t>
+      </w:r>
+    </w:p>
+    <w:p>
+      <w:pPr>
+        <w:spacing w:line="336" w:lineRule="auto" w:after="180"/>
+      </w:pPr>
+      <w:r>
+        <w:rPr>
+          <w:b w:val="0"/>
+        </w:rPr>
+        <w:t xml:space="preserve">Ask for one decision the learner can now justify and one situation requiring more </w:t>
+      </w:r>
+      <w:r>
+        <w:rPr>
+          <w:b/>
+        </w:rPr>
+        <w:t>evidence</w:t>
+      </w:r>
+      <w:r>
+        <w:rPr>
+          <w:b w:val="0"/>
+        </w:rPr>
+        <w:t xml:space="preserve"> or human review. Confidence ratings are separate from correct independent performance.</w:t>
       </w:r>
     </w:p>
     <w:p>
@@ -3191,12 +6240,30 @@
         <w:pStyle w:val="Heading3"/>
       </w:pPr>
       <w:r>
-        <w:t>Exit reflection</w:t>
-      </w:r>
-    </w:p>
-    <w:p>
-      <w:r>
-        <w:t>Ask for one decision the learner can now justify and one situation requiring more evidence or human review. Confidence ratings are separate from correct independent performance.</w:t>
+        <w:t>Bridge to the next week</w:t>
+      </w:r>
+    </w:p>
+    <w:p>
+      <w:pPr>
+        <w:spacing w:line="336" w:lineRule="auto" w:after="180"/>
+      </w:pPr>
+      <w:r>
+        <w:rPr>
+          <w:b w:val="0"/>
+        </w:rPr>
+        <w:t xml:space="preserve">Next: Week 31: Subgroup Performance. Retrieve today’s </w:t>
+      </w:r>
+      <w:r>
+        <w:rPr>
+          <w:b/>
+        </w:rPr>
+        <w:t>evidence</w:t>
+      </w:r>
+      <w:r>
+        <w:rPr>
+          <w:b w:val="0"/>
+        </w:rPr>
+        <w:t xml:space="preserve"> and identify what carries forward and what is new.</w:t>
       </w:r>
     </w:p>
     <w:p>
@@ -3204,12 +6271,145 @@
         <w:pStyle w:val="Heading3"/>
       </w:pPr>
       <w:r>
-        <w:t>Bridge to the next week</w:t>
-      </w:r>
-    </w:p>
-    <w:p>
-      <w:r>
-        <w:t>Next: Week 31: Subgroup Performance. Retrieve today’s evidence and identify what carries forward and what is new.</w:t>
+        <w:t>Support and fresh reassessment</w:t>
+      </w:r>
+    </w:p>
+    <w:p>
+      <w:pPr>
+        <w:spacing w:line="336" w:lineRule="auto" w:after="180"/>
+      </w:pPr>
+      <w:r>
+        <w:rPr>
+          <w:b w:val="0"/>
+        </w:rPr>
+        <w:t xml:space="preserve">Provide a blank </w:t>
+      </w:r>
+      <w:r>
+        <w:rPr>
+          <w:b/>
+        </w:rPr>
+        <w:t>evidence</w:t>
+      </w:r>
+      <w:r>
+        <w:rPr>
+          <w:b w:val="0"/>
+        </w:rPr>
+        <w:t xml:space="preserve"> table and allow a verbal explanation before writing. Highlight the given conditions without supplying the W 4 conclusion. Use </w:t>
+      </w:r>
+      <w:r>
+        <w:rPr>
+          <w:b/>
+        </w:rPr>
+        <w:t>capacity</w:t>
+      </w:r>
+      <w:r>
+        <w:rPr>
+          <w:b w:val="0"/>
+        </w:rPr>
+        <w:t xml:space="preserve"> and </w:t>
+      </w:r>
+      <w:r>
+        <w:rPr>
+          <w:b/>
+        </w:rPr>
+        <w:t>overfitting</w:t>
+      </w:r>
+      <w:r>
+        <w:rPr>
+          <w:b w:val="0"/>
+        </w:rPr>
+        <w:t xml:space="preserve"> in full sentences.</w:t>
+      </w:r>
+    </w:p>
+    <w:p>
+      <w:pPr>
+        <w:spacing w:line="336" w:lineRule="auto" w:after="180"/>
+      </w:pPr>
+      <w:r>
+        <w:rPr>
+          <w:b w:val="0"/>
+        </w:rPr>
+        <w:t>Extension: alter one condition in the worked example and explain which conclusion changes and which remains supported.</w:t>
+      </w:r>
+    </w:p>
+    <w:p>
+      <w:pPr>
+        <w:spacing w:line="336" w:lineRule="auto" w:after="180"/>
+      </w:pPr>
+      <w:r>
+        <w:rPr>
+          <w:b w:val="0"/>
+        </w:rPr>
+        <w:t xml:space="preserve">For independent W 4, require: B wins the validation tie by the declared simplicity rule. C is not selected merely for its zero </w:t>
+      </w:r>
+      <w:r>
+        <w:rPr>
+          <w:b/>
+        </w:rPr>
+        <w:t>training</w:t>
+      </w:r>
+      <w:r>
+        <w:rPr>
+          <w:b w:val="0"/>
+        </w:rPr>
+        <w:t xml:space="preserve"> error.</w:t>
+      </w:r>
+    </w:p>
+    <w:p>
+      <w:pPr>
+        <w:spacing w:line="336" w:lineRule="auto" w:after="180"/>
+      </w:pPr>
+      <w:r>
+        <w:rPr>
+          <w:b w:val="0"/>
+        </w:rPr>
+        <w:t xml:space="preserve">Fresh retry </w:t>
+      </w:r>
+      <w:r>
+        <w:rPr>
+          <w:b/>
+        </w:rPr>
+        <w:t>training</w:t>
+      </w:r>
+      <w:r>
+        <w:rPr>
+          <w:b w:val="0"/>
+        </w:rPr>
+        <w:t>/validation D 3/4 E 0/7 F 2/3: choose F under lowest validation loss. Explain why E is not automatically best. Mark each criterion as independent, supported or not yet demonstrated.</w:t>
+      </w:r>
+    </w:p>
+    <w:p>
+      <w:pPr>
+        <w:spacing w:line="336" w:lineRule="auto" w:after="180"/>
+      </w:pPr>
+      <w:r>
+        <w:rPr>
+          <w:b w:val="0"/>
+        </w:rPr>
+        <w:t>Reassess the reasoning after feedback; do not replace the first attempt silently.</w:t>
+      </w:r>
+    </w:p>
+    <w:p>
+      <w:pPr>
+        <w:spacing w:line="336" w:lineRule="auto" w:after="180"/>
+      </w:pPr>
+      <w:r>
+        <w:rPr>
+          <w:b w:val="0"/>
+        </w:rPr>
+        <w:t xml:space="preserve">Next week: Learning curves and variability. Carry forward the saved </w:t>
+      </w:r>
+      <w:r>
+        <w:rPr>
+          <w:b/>
+        </w:rPr>
+        <w:t>evidence</w:t>
+      </w:r>
+      <w:r>
+        <w:rPr>
+          <w:b w:val="0"/>
+        </w:rPr>
+        <w:t xml:space="preserve"> and the distinction between development choices and justified claims.</w:t>
       </w:r>
     </w:p>
     <w:p>
@@ -3217,22 +6417,98 @@
         <w:pStyle w:val="Heading3"/>
       </w:pPr>
       <w:r>
-        <w:t>Support and fresh reassessment</w:t>
-      </w:r>
-    </w:p>
-    <w:p>
-      <w:r>
-        <w:t>Provide a blank evidence table and allow a verbal explanation before writing. Highlight the given conditions without supplying the W 4 conclusion. Use capacity and overfitting in full sentences. Extension: alter one condition in the worked example and explain which conclusion changes and which remains supported.</w:t>
-      </w:r>
-    </w:p>
-    <w:p>
-      <w:r>
-        <w:t>For independent W 4, require: B wins the validation tie by the declared simplicity rule. C is not selected merely for its zero training error. Fresh retry training/validation D 3/4 E 0/7 F 2/3: choose F under lowest validation loss. Explain why E is not automatically best. Mark each criterion as independent, supported or not yet demonstrated. Reassess the reasoning after feedback; do not replace the first attempt silently.</w:t>
-      </w:r>
-    </w:p>
-    <w:p>
-      <w:r>
-        <w:t>Next week: Learning curves and variability. Carry forward the saved evidence and the distinction between development choices and justified claims.</w:t>
+        <w:t>Readiness and reassessment for Distribution shift</w:t>
+      </w:r>
+    </w:p>
+    <w:p>
+      <w:pPr>
+        <w:spacing w:line="336" w:lineRule="auto" w:after="180"/>
+      </w:pPr>
+      <w:r>
+        <w:rPr>
+          <w:b w:val="0"/>
+        </w:rPr>
+        <w:t xml:space="preserve">Provide a blank </w:t>
+      </w:r>
+      <w:r>
+        <w:rPr>
+          <w:b/>
+        </w:rPr>
+        <w:t>evidence</w:t>
+      </w:r>
+      <w:r>
+        <w:rPr>
+          <w:b w:val="0"/>
+        </w:rPr>
+        <w:t xml:space="preserve"> table and allow a verbal explanation before writing. Highlight the given conditions without supplying the W 4 conclusion. Use </w:t>
+      </w:r>
+      <w:r>
+        <w:rPr>
+          <w:b/>
+        </w:rPr>
+        <w:t>distribution shift</w:t>
+      </w:r>
+      <w:r>
+        <w:rPr>
+          <w:b w:val="0"/>
+        </w:rPr>
+        <w:t xml:space="preserve"> and </w:t>
+      </w:r>
+      <w:r>
+        <w:rPr>
+          <w:b/>
+        </w:rPr>
+        <w:t>monitoring</w:t>
+      </w:r>
+      <w:r>
+        <w:rPr>
+          <w:b w:val="0"/>
+        </w:rPr>
+        <w:t xml:space="preserve"> in full sentences.</w:t>
+      </w:r>
+    </w:p>
+    <w:p>
+      <w:pPr>
+        <w:spacing w:line="336" w:lineRule="auto" w:after="180"/>
+      </w:pPr>
+      <w:r>
+        <w:rPr>
+          <w:b w:val="0"/>
+        </w:rPr>
+        <w:t>Extension: alter one condition in the worked example and explain which conclusion changes and which remains supported.</w:t>
+      </w:r>
+    </w:p>
+    <w:p>
+      <w:pPr>
+        <w:spacing w:line="336" w:lineRule="auto" w:after="180"/>
+      </w:pPr>
+      <w:r>
+        <w:rPr>
+          <w:b w:val="0"/>
+        </w:rPr>
+        <w:t>For independent W 4, require: Rates 10 percent and 50 percent; pooled 8/40=20 percent. Report both denominators and the 40-point condition gap.</w:t>
+      </w:r>
+    </w:p>
+    <w:p>
+      <w:pPr>
+        <w:spacing w:line="336" w:lineRule="auto" w:after="180"/>
+      </w:pPr>
+      <w:r>
+        <w:rPr>
+          <w:b w:val="0"/>
+        </w:rPr>
+        <w:t>Fresh retry condition A 1/10 errors and B 3/10:10 and 30 percent, pooled 4/20=20 percent. Require separate counts and no causal claim from the table alone. Mark each criterion as independent, supported or not yet demonstrated.</w:t>
+      </w:r>
+    </w:p>
+    <w:p>
+      <w:pPr>
+        <w:spacing w:line="336" w:lineRule="auto" w:after="180"/>
+      </w:pPr>
+      <w:r>
+        <w:rPr>
+          <w:b w:val="0"/>
+        </w:rPr>
+        <w:t>Reassess the reasoning after feedback; do not replace the first attempt silently.</w:t>
       </w:r>
     </w:p>
     <w:p>
@@ -3240,35 +6516,40 @@
         <w:pStyle w:val="Heading3"/>
       </w:pPr>
       <w:r>
-        <w:t>Readiness and reassessment for Distribution shift</w:t>
-      </w:r>
-    </w:p>
-    <w:p>
-      <w:r>
-        <w:t>Provide a blank evidence table and allow a verbal explanation before writing. Highlight the given conditions without supplying the W 4 conclusion. Use distribution shift and monitoring in full sentences. Extension: alter one condition in the worked example and explain which conclusion changes and which remains supported.</w:t>
-      </w:r>
-    </w:p>
-    <w:p>
-      <w:r>
-        <w:t>For independent W 4, require: Rates 10 percent and 50 percent; pooled 8/40=20 percent. Report both denominators and the 40-point condition gap. Fresh retry condition A 1/10 errors and B 3/10:10 and 30 percent, pooled 4/20=20 percent. Require separate counts and no causal claim from the table alone. Mark each criterion as independent, supported or not yet demonstrated. Reassess the reasoning after feedback; do not replace the first attempt silently.</w:t>
-      </w:r>
-    </w:p>
-    <w:p>
-      <w:pPr>
-        <w:pStyle w:val="Heading3"/>
-      </w:pPr>
-      <w:r>
         <w:t>Plan the delayed return</w:t>
       </w:r>
     </w:p>
     <w:p>
-      <w:r>
+      <w:pPr>
+        <w:spacing w:line="336" w:lineRule="auto" w:after="180"/>
+      </w:pPr>
+      <w:r>
+        <w:rPr>
+          <w:b w:val="0"/>
+        </w:rPr>
         <w:t>Suggested return points in this level: ai-4/31, ai-4/33, ai-4/36. Use actual classroom dates, adjusting for holidays and gaps. One, three and six teaching weeks are scheduling choices, not a claimed optimal spacing.</w:t>
       </w:r>
     </w:p>
     <w:p>
-      <w:r>
-        <w:t>At a delayed check, ask for the idea from memory and a changed application. Compare with the earlier independent response and record support used. For a new level, revisit the previous capstone before checking the new prerequisites.</w:t>
+      <w:pPr>
+        <w:spacing w:line="336" w:lineRule="auto" w:after="180"/>
+      </w:pPr>
+      <w:r>
+        <w:rPr>
+          <w:b w:val="0"/>
+        </w:rPr>
+        <w:t>At a delayed check, ask for the idea from memory and a changed application. Compare with the earlier independent response and record support used.</w:t>
+      </w:r>
+    </w:p>
+    <w:p>
+      <w:pPr>
+        <w:spacing w:line="336" w:lineRule="auto" w:after="180"/>
+      </w:pPr>
+      <w:r>
+        <w:rPr>
+          <w:b w:val="0"/>
+        </w:rPr>
+        <w:t>For a new level, revisit the previous capstone before checking the new prerequisites.</w:t>
       </w:r>
     </w:p>
     <w:tbl>
@@ -3428,8 +6709,26 @@
       </w:tr>
     </w:tbl>
     <w:p>
-      <w:r>
-        <w:t>Use the evidence to choose reteaching or the next step. A completed page, confidence rating or attractive project does not by itself demonstrate understanding.</w:t>
+      <w:pPr>
+        <w:spacing w:line="336" w:lineRule="auto" w:after="180"/>
+      </w:pPr>
+      <w:r>
+        <w:rPr>
+          <w:b w:val="0"/>
+        </w:rPr>
+        <w:t xml:space="preserve">Use the </w:t>
+      </w:r>
+      <w:r>
+        <w:rPr>
+          <w:b/>
+        </w:rPr>
+        <w:t>evidence</w:t>
+      </w:r>
+      <w:r>
+        <w:rPr>
+          <w:b w:val="0"/>
+        </w:rPr>
+        <w:t xml:space="preserve"> to choose reteaching or the next step. A completed page, confidence rating or attractive project does not by itself demonstrate understanding.</w:t>
       </w:r>
     </w:p>
     <w:p>
@@ -3441,8 +6740,37 @@
       </w:r>
     </w:p>
     <w:p>
-      <w:r>
-        <w:t>For your Responsible Plant Classifier, save the input, procedure, observed result and limitation of this check. Label this worked example as practice; use a different, previously unreviewed case when checking independent understanding.</w:t>
+      <w:pPr>
+        <w:spacing w:line="336" w:lineRule="auto" w:after="180"/>
+      </w:pPr>
+      <w:r>
+        <w:rPr>
+          <w:b w:val="0"/>
+        </w:rPr>
+        <w:t xml:space="preserve">For your Responsible Plant Classifier, save the </w:t>
+      </w:r>
+      <w:r>
+        <w:rPr>
+          <w:b/>
+        </w:rPr>
+        <w:t>input</w:t>
+      </w:r>
+      <w:r>
+        <w:rPr>
+          <w:b w:val="0"/>
+        </w:rPr>
+        <w:t>, procedure, observed result and limitation of this check.</w:t>
+      </w:r>
+    </w:p>
+    <w:p>
+      <w:pPr>
+        <w:spacing w:line="336" w:lineRule="auto" w:after="180"/>
+      </w:pPr>
+      <w:r>
+        <w:rPr>
+          <w:b w:val="0"/>
+        </w:rPr>
+        <w:t>Label this worked example as practice; use a different, previously unreviewed case when checking independent understanding.</w:t>
       </w:r>
     </w:p>
     <w:p>
@@ -3455,12 +6783,80 @@
     </w:p>
     <w:p>
       <w:r>
-        <w:t>Teaching target: Compare training and validation evidence for model capacity</w:t>
-      </w:r>
-    </w:p>
-    <w:p>
-      <w:r>
-        <w:t>Prepare the labelled worked-case picture, the matching workbook, fictional input cards and a place for individual responses. Check a local Python 3 environment before class; have a paper-trace version ready.</w:t>
+        <w:t>Use this preparation summary alongside the detailed Improve Generalization lesson; it is a checklist rather than a replacement for the full sequence.</w:t>
+      </w:r>
+    </w:p>
+    <w:p>
+      <w:pPr>
+        <w:pStyle w:val="Heading3"/>
+      </w:pPr>
+      <w:r>
+        <w:t>Teaching target</w:t>
+      </w:r>
+    </w:p>
+    <w:p>
+      <w:pPr>
+        <w:spacing w:line="336" w:lineRule="auto" w:after="180"/>
+        <w:shd w:fill="EDF7F3"/>
+      </w:pPr>
+      <w:r>
+        <w:rPr>
+          <w:b w:val="0"/>
+        </w:rPr>
+        <w:t xml:space="preserve">Teaching target: Compare </w:t>
+      </w:r>
+      <w:r>
+        <w:rPr>
+          <w:b/>
+        </w:rPr>
+        <w:t>training</w:t>
+      </w:r>
+      <w:r>
+        <w:rPr>
+          <w:b w:val="0"/>
+        </w:rPr>
+        <w:t xml:space="preserve"> and validation </w:t>
+      </w:r>
+      <w:r>
+        <w:rPr>
+          <w:b/>
+        </w:rPr>
+        <w:t>evidence</w:t>
+      </w:r>
+      <w:r>
+        <w:rPr>
+          <w:b w:val="0"/>
+        </w:rPr>
+        <w:t xml:space="preserve"> for model </w:t>
+      </w:r>
+      <w:r>
+        <w:rPr>
+          <w:b/>
+        </w:rPr>
+        <w:t>capacity</w:t>
+      </w:r>
+    </w:p>
+    <w:p>
+      <w:pPr>
+        <w:spacing w:line="336" w:lineRule="auto" w:after="180"/>
+      </w:pPr>
+      <w:r>
+        <w:rPr>
+          <w:b w:val="0"/>
+        </w:rPr>
+        <w:t xml:space="preserve">Prepare the labelled worked-case picture, the matching workbook, fictional </w:t>
+      </w:r>
+      <w:r>
+        <w:rPr>
+          <w:b/>
+        </w:rPr>
+        <w:t>input</w:t>
+      </w:r>
+      <w:r>
+        <w:rPr>
+          <w:b w:val="0"/>
+        </w:rPr>
+        <w:t xml:space="preserve"> cards and a place for individual responses. Check a local Python 3 environment before class; have a paper-trace version ready.</w:t>
       </w:r>
     </w:p>
     <w:tbl>
@@ -3607,37 +7003,256 @@
       </w:tr>
     </w:tbl>
     <w:p>
-      <w:r>
-        <w:t>Before class, solve the supported practice: Does a training-validation gap alone prove overfitting?</w:t>
-      </w:r>
-    </w:p>
-    <w:p>
-      <w:r>
-        <w:t>Reasoned practice answer: Teacher explanation: No. It is consistent with overfitting but may also reflect shift, data quality or split problems.</w:t>
-      </w:r>
-    </w:p>
-    <w:p>
-      <w:r>
-        <w:t>Check every learner before discussion: Use the worked case for Overfitting and model capacity. Proposed explanation: “A final answer is enough”. Decide whether this explanation is supported. Point to the step or supplied fact that decides; explain your repair if needed.</w:t>
-      </w:r>
-    </w:p>
-    <w:p>
-      <w:r>
-        <w:t>Misconception repair: Ask for the relevant counts, units, procedure or saved record. For this week: Choose the line with validation MAE 3. The curve training MAE 0 does not compensate for validation MAE 8.</w:t>
-      </w:r>
-    </w:p>
-    <w:p>
-      <w:r>
-        <w:t>Support: read the exact case aloud, enlarge the labelled picture, supply input cards and model only the first deciding step. Accept a spoken explanation or drawing; retain the reasoning goal.</w:t>
-      </w:r>
-    </w:p>
-    <w:p>
-      <w:r>
-        <w:t>Extension: The unchanged model predicts spotted for both red-background classes and healthy for both grey-background classes. Require a prediction and a reason before comparing. Expected result: It fails on spotted/grey and healthy/red in the crossed audit. Reason: Those supplied predictions follow background rather than the intended leaf target.</w:t>
-      </w:r>
-    </w:p>
-    <w:p>
-      <w:r>
+      <w:pPr>
+        <w:spacing w:line="336" w:lineRule="auto" w:after="180"/>
+        <w:shd w:fill="F5F1FB"/>
+      </w:pPr>
+      <w:r>
+        <w:rPr>
+          <w:b w:val="0"/>
+        </w:rPr>
+        <w:t xml:space="preserve">Before class, solve the supported practice: Does a </w:t>
+      </w:r>
+      <w:r>
+        <w:rPr>
+          <w:b/>
+        </w:rPr>
+        <w:t>training</w:t>
+      </w:r>
+      <w:r>
+        <w:rPr>
+          <w:b w:val="0"/>
+        </w:rPr>
+        <w:t xml:space="preserve">-validation gap alone prove </w:t>
+      </w:r>
+      <w:r>
+        <w:rPr>
+          <w:b/>
+        </w:rPr>
+        <w:t>overfitting</w:t>
+      </w:r>
+      <w:r>
+        <w:rPr>
+          <w:b w:val="0"/>
+        </w:rPr>
+        <w:t>?</w:t>
+      </w:r>
+    </w:p>
+    <w:p>
+      <w:pPr>
+        <w:pStyle w:val="Heading3"/>
+      </w:pPr>
+      <w:r>
+        <w:t>Supported practice answer</w:t>
+      </w:r>
+    </w:p>
+    <w:p>
+      <w:pPr>
+        <w:spacing w:line="336" w:lineRule="auto" w:after="180"/>
+        <w:shd w:fill="F1F6FC"/>
+      </w:pPr>
+      <w:r>
+        <w:rPr>
+          <w:b w:val="0"/>
+        </w:rPr>
+        <w:t xml:space="preserve">Reasoned practice answer: Teacher explanation: No. It is consistent with </w:t>
+      </w:r>
+      <w:r>
+        <w:rPr>
+          <w:b/>
+        </w:rPr>
+        <w:t>overfitting</w:t>
+      </w:r>
+      <w:r>
+        <w:rPr>
+          <w:b w:val="0"/>
+        </w:rPr>
+        <w:t xml:space="preserve"> but may also reflect shift, data quality or split problems.</w:t>
+      </w:r>
+    </w:p>
+    <w:p>
+      <w:pPr>
+        <w:spacing w:line="336" w:lineRule="auto" w:after="180"/>
+      </w:pPr>
+      <w:r>
+        <w:rPr>
+          <w:b w:val="0"/>
+        </w:rPr>
+        <w:t xml:space="preserve">Check every learner before discussion: Use the worked case for </w:t>
+      </w:r>
+      <w:r>
+        <w:rPr>
+          <w:b/>
+        </w:rPr>
+        <w:t>Overfitting</w:t>
+      </w:r>
+      <w:r>
+        <w:rPr>
+          <w:b w:val="0"/>
+        </w:rPr>
+        <w:t xml:space="preserve"> and model </w:t>
+      </w:r>
+      <w:r>
+        <w:rPr>
+          <w:b/>
+        </w:rPr>
+        <w:t>capacity</w:t>
+      </w:r>
+      <w:r>
+        <w:rPr>
+          <w:b w:val="0"/>
+        </w:rPr>
+        <w:t>. Proposed explanation: “A final answer is enough”. Decide whether this explanation is supported.</w:t>
+      </w:r>
+    </w:p>
+    <w:p>
+      <w:pPr>
+        <w:spacing w:line="336" w:lineRule="auto" w:after="180"/>
+      </w:pPr>
+      <w:r>
+        <w:rPr>
+          <w:b w:val="0"/>
+        </w:rPr>
+        <w:t>Point to the step or supplied fact that decides; explain your repair if needed.</w:t>
+      </w:r>
+    </w:p>
+    <w:p>
+      <w:pPr>
+        <w:pStyle w:val="Heading3"/>
+      </w:pPr>
+      <w:r>
+        <w:t>Repair the misconception</w:t>
+      </w:r>
+    </w:p>
+    <w:p>
+      <w:pPr>
+        <w:spacing w:line="336" w:lineRule="auto" w:after="180"/>
+        <w:shd w:fill="FFF5E6"/>
+      </w:pPr>
+      <w:r>
+        <w:rPr>
+          <w:b w:val="0"/>
+        </w:rPr>
+        <w:t xml:space="preserve">Misconception repair: Ask for the relevant counts, units, procedure or saved record. For this week: Choose the line with validation MAE 3. The curve </w:t>
+      </w:r>
+      <w:r>
+        <w:rPr>
+          <w:b/>
+        </w:rPr>
+        <w:t>training</w:t>
+      </w:r>
+      <w:r>
+        <w:rPr>
+          <w:b w:val="0"/>
+        </w:rPr>
+        <w:t xml:space="preserve"> MAE 0 does not compensate for validation MAE 8.</w:t>
+      </w:r>
+    </w:p>
+    <w:p>
+      <w:pPr>
+        <w:pStyle w:val="Heading3"/>
+      </w:pPr>
+      <w:r>
+        <w:t>Support without giving away the answer</w:t>
+      </w:r>
+    </w:p>
+    <w:p>
+      <w:pPr>
+        <w:spacing w:line="336" w:lineRule="auto" w:after="180"/>
+        <w:shd w:fill="F1F6F8"/>
+      </w:pPr>
+      <w:r>
+        <w:rPr>
+          <w:b w:val="0"/>
+        </w:rPr>
+        <w:t xml:space="preserve">Support: read the exact case aloud, enlarge the labelled picture, supply </w:t>
+      </w:r>
+      <w:r>
+        <w:rPr>
+          <w:b/>
+        </w:rPr>
+        <w:t>input</w:t>
+      </w:r>
+      <w:r>
+        <w:rPr>
+          <w:b w:val="0"/>
+        </w:rPr>
+        <w:t xml:space="preserve"> cards and model only the first deciding step. Accept a spoken explanation or drawing; retain the reasoning goal.</w:t>
+      </w:r>
+    </w:p>
+    <w:p>
+      <w:pPr>
+        <w:pStyle w:val="Heading3"/>
+      </w:pPr>
+      <w:r>
+        <w:t>Extend the reasoning</w:t>
+      </w:r>
+    </w:p>
+    <w:p>
+      <w:pPr>
+        <w:spacing w:line="336" w:lineRule="auto" w:after="180"/>
+        <w:shd w:fill="F5F1FB"/>
+      </w:pPr>
+      <w:r>
+        <w:rPr>
+          <w:b w:val="0"/>
+        </w:rPr>
+        <w:t xml:space="preserve">Extension: The unchanged model predicts spotted for both red-background classes and healthy for both grey-background classes. Require a </w:t>
+      </w:r>
+      <w:r>
+        <w:rPr>
+          <w:b/>
+        </w:rPr>
+        <w:t>prediction</w:t>
+      </w:r>
+      <w:r>
+        <w:rPr>
+          <w:b w:val="0"/>
+        </w:rPr>
+        <w:t xml:space="preserve"> and a reason before comparing.</w:t>
+      </w:r>
+    </w:p>
+    <w:p>
+      <w:pPr>
+        <w:spacing w:line="336" w:lineRule="auto" w:after="180"/>
+        <w:shd w:fill="F5F1FB"/>
+      </w:pPr>
+      <w:r>
+        <w:rPr>
+          <w:b w:val="0"/>
+        </w:rPr>
+        <w:t xml:space="preserve">Expected result: It fails on spotted/grey and healthy/red in the crossed audit. Reason: Those supplied </w:t>
+      </w:r>
+      <w:r>
+        <w:rPr>
+          <w:b/>
+        </w:rPr>
+        <w:t>prediction</w:t>
+      </w:r>
+      <w:r>
+        <w:rPr>
+          <w:b w:val="0"/>
+        </w:rPr>
+        <w:t>s follow background rather than the intended leaf target.</w:t>
+      </w:r>
+    </w:p>
+    <w:p>
+      <w:pPr>
+        <w:pStyle w:val="Heading3"/>
+      </w:pPr>
+      <w:r>
+        <w:t>Protect the independent attempt</w:t>
+      </w:r>
+    </w:p>
+    <w:p>
+      <w:pPr>
+        <w:spacing w:line="336" w:lineRule="auto" w:after="180"/>
+        <w:shd w:fill="FFF5E6"/>
+      </w:pPr>
+      <w:r>
+        <w:rPr>
+          <w:b w:val="0"/>
+        </w:rPr>
         <w:t>Independent assessment: withhold the reserved answer until the learner has attempted the new case. Record support separately from correctness.</w:t>
       </w:r>
     </w:p>
@@ -3826,13 +7441,58 @@
       </w:tr>
     </w:tbl>
     <w:p>
-      <w:r>
-        <w:t>Project checkpoint: Prepare the demonstration. Gather reproducible instructions, evidence, access checks and remaining limitations.</w:t>
-      </w:r>
-    </w:p>
-    <w:p>
-      <w:r>
-        <w:t>Use the weekly teacher answer for topic-specific reasoning. A saved progress tick is an activity record; judge mastery from the learner’s explanation and evidence.</w:t>
+      <w:pPr>
+        <w:pStyle w:val="Heading3"/>
+      </w:pPr>
+      <w:r>
+        <w:t>Project checkpoint</w:t>
+      </w:r>
+    </w:p>
+    <w:p>
+      <w:pPr>
+        <w:spacing w:line="336" w:lineRule="auto" w:after="180"/>
+        <w:shd w:fill="EDF7F3"/>
+      </w:pPr>
+      <w:r>
+        <w:rPr>
+          <w:b w:val="0"/>
+        </w:rPr>
+        <w:t xml:space="preserve">Project checkpoint: Prepare the demonstration. Gather reproducible instructions, </w:t>
+      </w:r>
+      <w:r>
+        <w:rPr>
+          <w:b/>
+        </w:rPr>
+        <w:t>evidence</w:t>
+      </w:r>
+      <w:r>
+        <w:rPr>
+          <w:b w:val="0"/>
+        </w:rPr>
+        <w:t>, access checks and remaining limitations.</w:t>
+      </w:r>
+    </w:p>
+    <w:p>
+      <w:pPr>
+        <w:spacing w:line="336" w:lineRule="auto" w:after="180"/>
+      </w:pPr>
+      <w:r>
+        <w:rPr>
+          <w:b w:val="0"/>
+        </w:rPr>
+        <w:t xml:space="preserve">Use the weekly teacher answer for topic-specific reasoning. A saved progress tick is an activity record; judge mastery from the learner’s explanation and </w:t>
+      </w:r>
+      <w:r>
+        <w:rPr>
+          <w:b/>
+        </w:rPr>
+        <w:t>evidence</w:t>
+      </w:r>
+      <w:r>
+        <w:rPr>
+          <w:b w:val="0"/>
+        </w:rPr>
+        <w:t>.</w:t>
       </w:r>
     </w:p>
     <w:p>
@@ -3845,27 +7505,1089 @@
     </w:p>
     <w:p>
       <w:r>
-        <w:t>Use the two formative questions as supported practice, not as independent mastery scores. Discuss the deciding evidence rather than accepting a guessed selection.</w:t>
-      </w:r>
-    </w:p>
-    <w:p>
-      <w:r>
+        <w:t>Use feedback, earlier review and portfolios purposefully. Apply the coding routine only when this lesson has an executable lab.</w:t>
+      </w:r>
+    </w:p>
+    <w:p>
+      <w:pPr>
+        <w:spacing w:line="336" w:lineRule="auto" w:after="180"/>
+      </w:pPr>
+      <w:r>
+        <w:rPr>
+          <w:b w:val="0"/>
+        </w:rPr>
+        <w:t xml:space="preserve">Use the two formative questions as supported practice, not as independent mastery scores. Discuss the deciding </w:t>
+      </w:r>
+      <w:r>
+        <w:rPr>
+          <w:b/>
+        </w:rPr>
+        <w:t>evidence</w:t>
+      </w:r>
+      <w:r>
+        <w:rPr>
+          <w:b w:val="0"/>
+        </w:rPr>
+        <w:t xml:space="preserve"> rather than accepting a guessed selection.</w:t>
+      </w:r>
+    </w:p>
+    <w:p>
+      <w:pPr>
+        <w:spacing w:line="336" w:lineRule="auto" w:after="180"/>
+      </w:pPr>
+      <w:r>
+        <w:rPr>
+          <w:b w:val="0"/>
+        </w:rPr>
         <w:t>The feedback comes from the reviewed public worked case. Do not reveal the separately reserved independent teacher answer until the learner has attempted that case.</w:t>
       </w:r>
     </w:p>
     <w:p>
-      <w:r>
-        <w:t>Ask students to predict before running code. Preserve errors and actual outputs; collect a changed test and an explanation. The branch-boundary and indexing lessons deliberately include failure cases.</w:t>
-      </w:r>
-    </w:p>
-    <w:p>
-      <w:r>
+      <w:pPr>
+        <w:pStyle w:val="Heading3"/>
+      </w:pPr>
+      <w:r>
+        <w:t>For later coding lessons</w:t>
+      </w:r>
+    </w:p>
+    <w:p>
+      <w:r>
+        <w:t>This week has no code block. Use this routine when a later lesson includes an executable lab.</w:t>
+      </w:r>
+    </w:p>
+    <w:p>
+      <w:pPr>
+        <w:spacing w:line="336" w:lineRule="auto" w:after="180"/>
+        <w:shd w:fill="F1F6F8"/>
+      </w:pPr>
+      <w:r>
+        <w:rPr>
+          <w:b w:val="0"/>
+        </w:rPr>
+        <w:t xml:space="preserve">Ask students to predict before running code. Preserve errors and actual </w:t>
+      </w:r>
+      <w:r>
+        <w:rPr>
+          <w:b/>
+        </w:rPr>
+        <w:t>output</w:t>
+      </w:r>
+      <w:r>
+        <w:rPr>
+          <w:b w:val="0"/>
+        </w:rPr>
+        <w:t>s; collect a changed test and an explanation. The branch-boundary and indexing lessons deliberately include failure cases.</w:t>
+      </w:r>
+    </w:p>
+    <w:p>
+      <w:pPr>
+        <w:spacing w:line="336" w:lineRule="auto" w:after="180"/>
+      </w:pPr>
+      <w:r>
+        <w:rPr>
+          <w:b w:val="0"/>
+        </w:rPr>
         <w:t>Use the earlier worked-explanation links to address a specific missing building block, then return to the current question. Adapt this suggestion after observing the learner; it is not an automatic diagnosis.</w:t>
       </w:r>
     </w:p>
     <w:p>
-      <w:r>
-        <w:t>Collect the completed-work portfolio as evidence. Record support separately from correctness, and assess explanation, trace/test and limitations. Progress ticks and quiz selections alone do not establish mastery.</w:t>
+      <w:pPr>
+        <w:spacing w:line="336" w:lineRule="auto" w:after="180"/>
+      </w:pPr>
+      <w:r>
+        <w:rPr>
+          <w:b w:val="0"/>
+        </w:rPr>
+        <w:t xml:space="preserve">Collect the completed-work portfolio as </w:t>
+      </w:r>
+      <w:r>
+        <w:rPr>
+          <w:b/>
+        </w:rPr>
+        <w:t>evidence</w:t>
+      </w:r>
+      <w:r>
+        <w:rPr>
+          <w:b w:val="0"/>
+        </w:rPr>
+        <w:t>. Record support separately from correctness, and assess explanation, trace/test and limitations. Progress ticks and quiz selections alone do not establish mastery.</w:t>
+      </w:r>
+    </w:p>
+    <w:p>
+      <w:pPr>
+        <w:pStyle w:val="Heading1"/>
+      </w:pPr>
+      <w:r>
+        <w:t>09. Visual concept journey</w:t>
+      </w:r>
+    </w:p>
+    <w:p>
+      <w:r>
+        <w:t>Show one Improve Generalization graphic at a time, request a prediction and discuss its trace before the independent assessment.</w:t>
+      </w:r>
+    </w:p>
+    <w:p>
+      <w:pPr>
+        <w:spacing w:line="336" w:lineRule="auto" w:after="180"/>
+      </w:pPr>
+      <w:r>
+        <w:rPr>
+          <w:b w:val="0"/>
+        </w:rPr>
+        <w:t xml:space="preserve">Use one picture at a time. Hide a worked result before asking for a </w:t>
+      </w:r>
+      <w:r>
+        <w:rPr>
+          <w:b/>
+        </w:rPr>
+        <w:t>prediction</w:t>
+      </w:r>
+      <w:r>
+        <w:rPr>
+          <w:b w:val="0"/>
+        </w:rPr>
+        <w:t>, then reveal it for feedback. These are supported teaching cases; retain the separate independent assessment for a fresh first attempt.</w:t>
+      </w:r>
+    </w:p>
+    <w:p>
+      <w:pPr>
+        <w:pStyle w:val="Heading3"/>
+      </w:pPr>
+      <w:r>
+        <w:t>01. Improve Generalization: the case</w:t>
+      </w:r>
+    </w:p>
+    <w:p>
+      <w:r>
+        <w:drawing>
+          <wp:inline xmlns:a="http://schemas.openxmlformats.org/drawingml/2006/main" xmlns:pic="http://schemas.openxmlformats.org/drawingml/2006/picture">
+            <wp:extent cx="5486400" cy="3142488"/>
+            <wp:docPr id="2" name="Picture 2" descr="Test whether a plant model follows the leaf or a convenient background shortcut. Supplied facts: Toy training photos show spotted leaves on red cards and healthy leaves on grey cards. Intended use allows both backgrounds for either class. All inputs and outcomes in this worked example are invented classroom data; no real model run is claimed."/>
+            <wp:cNvGraphicFramePr>
+              <a:graphicFrameLocks noChangeAspect="1"/>
+            </wp:cNvGraphicFramePr>
+            <a:graphic>
+              <a:graphicData uri="http://schemas.openxmlformats.org/drawingml/2006/picture">
+                <pic:pic>
+                  <pic:nvPicPr>
+                    <pic:cNvPr id="0" name="academy-story-ai-4-30-01.png"/>
+                    <pic:cNvPicPr/>
+                  </pic:nvPicPr>
+                  <pic:blipFill>
+                    <a:blip r:embed="rId10"/>
+                    <a:stretch>
+                      <a:fillRect/>
+                    </a:stretch>
+                  </pic:blipFill>
+                  <pic:spPr>
+                    <a:xfrm>
+                      <a:off x="0" y="0"/>
+                      <a:ext cx="5486400" cy="3142488"/>
+                    </a:xfrm>
+                    <a:prstGeom prst="rect"/>
+                  </pic:spPr>
+                </pic:pic>
+              </a:graphicData>
+            </a:graphic>
+          </wp:inline>
+        </w:drawing>
+      </w:r>
+    </w:p>
+    <w:p>
+      <w:pPr>
+        <w:spacing w:line="336" w:lineRule="auto" w:after="180"/>
+      </w:pPr>
+      <w:r>
+        <w:rPr>
+          <w:b w:val="0"/>
+        </w:rPr>
+        <w:t xml:space="preserve">Test whether a plant model follows the leaf or a convenient background shortcut. Supplied facts: Toy </w:t>
+      </w:r>
+      <w:r>
+        <w:rPr>
+          <w:b/>
+        </w:rPr>
+        <w:t>training</w:t>
+      </w:r>
+      <w:r>
+        <w:rPr>
+          <w:b w:val="0"/>
+        </w:rPr>
+        <w:t xml:space="preserve"> photos show spotted leaves on red cards and healthy leaves on grey cards.</w:t>
+      </w:r>
+    </w:p>
+    <w:p>
+      <w:pPr>
+        <w:spacing w:line="336" w:lineRule="auto" w:after="180"/>
+      </w:pPr>
+      <w:r>
+        <w:rPr>
+          <w:b w:val="0"/>
+        </w:rPr>
+        <w:t xml:space="preserve">Intended use allows both backgrounds for either class. All </w:t>
+      </w:r>
+      <w:r>
+        <w:rPr>
+          <w:b/>
+        </w:rPr>
+        <w:t>input</w:t>
+      </w:r>
+      <w:r>
+        <w:rPr>
+          <w:b w:val="0"/>
+        </w:rPr>
+        <w:t>s and outcomes in this worked example are invented classroom data; no real model run is claimed.</w:t>
+      </w:r>
+    </w:p>
+    <w:p>
+      <w:pPr>
+        <w:spacing w:line="336" w:lineRule="auto" w:after="180"/>
+        <w:shd w:fill="F5F1FB"/>
+      </w:pPr>
+      <w:r>
+        <w:rPr>
+          <w:b w:val="0"/>
+        </w:rPr>
+        <w:t>Point to the given fact that matters most. Explain why it matters.</w:t>
+      </w:r>
+    </w:p>
+    <w:p>
+      <w:pPr>
+        <w:pStyle w:val="Heading3"/>
+      </w:pPr>
+      <w:r>
+        <w:t>Discuss while showing the picture</w:t>
+      </w:r>
+    </w:p>
+    <w:p>
+      <w:pPr>
+        <w:spacing w:line="336" w:lineRule="auto" w:after="180"/>
+        <w:shd w:fill="F1F6F8"/>
+      </w:pPr>
+      <w:r>
+        <w:rPr>
+          <w:b w:val="0"/>
+        </w:rPr>
+        <w:t>Teacher prompt: Point to the given fact that matters most. Explain why it matters. Ask learners to describe one label or arrow in ordinary words. Use the adjacent transcript if the image is difficult to see.</w:t>
+      </w:r>
+    </w:p>
+    <w:p>
+      <w:pPr>
+        <w:pStyle w:val="Heading3"/>
+      </w:pPr>
+      <w:r>
+        <w:t>02. Follow the deciding steps</w:t>
+      </w:r>
+    </w:p>
+    <w:p>
+      <w:r>
+        <w:drawing>
+          <wp:inline xmlns:a="http://schemas.openxmlformats.org/drawingml/2006/main" xmlns:pic="http://schemas.openxmlformats.org/drawingml/2006/picture">
+            <wp:extent cx="5486400" cy="3493008"/>
+            <wp:docPr id="3" name="Picture 3" descr="Notice correlation: Background colour perfectly tracks the labels in this training sample. → Design crossed cases: Collect spotted/red, spotted/grey, healthy/red, healthy/grey with plant grouping preserved. → Inspect fixed model: Compare predictions for the same leaf on both backgrounds; do not assume an error cause before observing it."/>
+            <wp:cNvGraphicFramePr>
+              <a:graphicFrameLocks noChangeAspect="1"/>
+            </wp:cNvGraphicFramePr>
+            <a:graphic>
+              <a:graphicData uri="http://schemas.openxmlformats.org/drawingml/2006/picture">
+                <pic:pic>
+                  <pic:nvPicPr>
+                    <pic:cNvPr id="0" name="academy-story-ai-4-30-02.png"/>
+                    <pic:cNvPicPr/>
+                  </pic:nvPicPr>
+                  <pic:blipFill>
+                    <a:blip r:embed="rId11"/>
+                    <a:stretch>
+                      <a:fillRect/>
+                    </a:stretch>
+                  </pic:blipFill>
+                  <pic:spPr>
+                    <a:xfrm>
+                      <a:off x="0" y="0"/>
+                      <a:ext cx="5486400" cy="3493008"/>
+                    </a:xfrm>
+                    <a:prstGeom prst="rect"/>
+                  </pic:spPr>
+                </pic:pic>
+              </a:graphicData>
+            </a:graphic>
+          </wp:inline>
+        </w:drawing>
+      </w:r>
+    </w:p>
+    <w:p>
+      <w:pPr>
+        <w:spacing w:line="336" w:lineRule="auto" w:after="180"/>
+      </w:pPr>
+      <w:r>
+        <w:rPr>
+          <w:b w:val="0"/>
+        </w:rPr>
+        <w:t xml:space="preserve">Notice correlation: Background colour perfectly tracks the labels in this </w:t>
+      </w:r>
+      <w:r>
+        <w:rPr>
+          <w:b/>
+        </w:rPr>
+        <w:t>training</w:t>
+      </w:r>
+      <w:r>
+        <w:rPr>
+          <w:b w:val="0"/>
+        </w:rPr>
+        <w:t xml:space="preserve"> sample. → Design crossed cases: Collect spotted/red, spotted/grey, healthy/red, healthy/grey with plant grouping preserved. → Inspect fixed model: Compare </w:t>
+      </w:r>
+      <w:r>
+        <w:rPr>
+          <w:b/>
+        </w:rPr>
+        <w:t>prediction</w:t>
+      </w:r>
+      <w:r>
+        <w:rPr>
+          <w:b w:val="0"/>
+        </w:rPr>
+        <w:t>s for the same leaf on both backgrounds; do not assume an error cause before observing it.</w:t>
+      </w:r>
+    </w:p>
+    <w:p>
+      <w:pPr>
+        <w:spacing w:line="336" w:lineRule="auto" w:after="180"/>
+        <w:shd w:fill="F5F1FB"/>
+      </w:pPr>
+      <w:r>
+        <w:rPr>
+          <w:b w:val="0"/>
+        </w:rPr>
+        <w:t xml:space="preserve">Point to each numbered stage and explain which recorded </w:t>
+      </w:r>
+      <w:r>
+        <w:rPr>
+          <w:b/>
+        </w:rPr>
+        <w:t>input</w:t>
+      </w:r>
+      <w:r>
+        <w:rPr>
+          <w:b w:val="0"/>
+        </w:rPr>
+        <w:t xml:space="preserve"> it uses.</w:t>
+      </w:r>
+    </w:p>
+    <w:p>
+      <w:pPr>
+        <w:pStyle w:val="Heading3"/>
+      </w:pPr>
+      <w:r>
+        <w:t>Discuss while showing the picture</w:t>
+      </w:r>
+    </w:p>
+    <w:p>
+      <w:pPr>
+        <w:spacing w:line="336" w:lineRule="auto" w:after="180"/>
+        <w:shd w:fill="F1F6F8"/>
+      </w:pPr>
+      <w:r>
+        <w:rPr>
+          <w:b w:val="0"/>
+        </w:rPr>
+        <w:t xml:space="preserve">Teacher prompt: Point to each numbered stage and explain which recorded </w:t>
+      </w:r>
+      <w:r>
+        <w:rPr>
+          <w:b/>
+        </w:rPr>
+        <w:t>input</w:t>
+      </w:r>
+      <w:r>
+        <w:rPr>
+          <w:b w:val="0"/>
+        </w:rPr>
+        <w:t xml:space="preserve"> it uses. Ask learners to describe one label or arrow in ordinary words. Use the adjacent transcript if the image is difficult to see.</w:t>
+      </w:r>
+    </w:p>
+    <w:p>
+      <w:pPr>
+        <w:pStyle w:val="Heading3"/>
+      </w:pPr>
+      <w:r>
+        <w:t>03. Overfitting and model capacity at a glance</w:t>
+      </w:r>
+    </w:p>
+    <w:p>
+      <w:r>
+        <w:drawing>
+          <wp:inline xmlns:a="http://schemas.openxmlformats.org/drawingml/2006/main" xmlns:pic="http://schemas.openxmlformats.org/drawingml/2006/picture">
+            <wp:extent cx="5486400" cy="2880360"/>
+            <wp:docPr id="4" name="Picture 4" descr="Overfitting and model capacity at a glance. Constant | Training 5 | Validation 6. Line | Training 2 | Validation 3. Flexible curve | Training 0 | Validation 8"/>
+            <wp:cNvGraphicFramePr>
+              <a:graphicFrameLocks noChangeAspect="1"/>
+            </wp:cNvGraphicFramePr>
+            <a:graphic>
+              <a:graphicData uri="http://schemas.openxmlformats.org/drawingml/2006/picture">
+                <pic:pic>
+                  <pic:nvPicPr>
+                    <pic:cNvPr id="0" name="academy-story-ai-4-30-03.png"/>
+                    <pic:cNvPicPr/>
+                  </pic:nvPicPr>
+                  <pic:blipFill>
+                    <a:blip r:embed="rId12"/>
+                    <a:stretch>
+                      <a:fillRect/>
+                    </a:stretch>
+                  </pic:blipFill>
+                  <pic:spPr>
+                    <a:xfrm>
+                      <a:off x="0" y="0"/>
+                      <a:ext cx="5486400" cy="2880360"/>
+                    </a:xfrm>
+                    <a:prstGeom prst="rect"/>
+                  </pic:spPr>
+                </pic:pic>
+              </a:graphicData>
+            </a:graphic>
+          </wp:inline>
+        </w:drawing>
+      </w:r>
+    </w:p>
+    <w:p>
+      <w:pPr>
+        <w:spacing w:line="336" w:lineRule="auto" w:after="180"/>
+      </w:pPr>
+      <w:r>
+        <w:rPr>
+          <w:b/>
+        </w:rPr>
+        <w:t>Overfitting</w:t>
+      </w:r>
+      <w:r>
+        <w:rPr>
+          <w:b w:val="0"/>
+        </w:rPr>
+        <w:t xml:space="preserve"> and model </w:t>
+      </w:r>
+      <w:r>
+        <w:rPr>
+          <w:b/>
+        </w:rPr>
+        <w:t>capacity</w:t>
+      </w:r>
+      <w:r>
+        <w:rPr>
+          <w:b w:val="0"/>
+        </w:rPr>
+        <w:t xml:space="preserve"> at a glance. Constant | </w:t>
+      </w:r>
+      <w:r>
+        <w:rPr>
+          <w:b/>
+        </w:rPr>
+        <w:t>Training</w:t>
+      </w:r>
+      <w:r>
+        <w:rPr>
+          <w:b w:val="0"/>
+        </w:rPr>
+        <w:t xml:space="preserve"> 5 | Validation 6. Line | </w:t>
+      </w:r>
+      <w:r>
+        <w:rPr>
+          <w:b/>
+        </w:rPr>
+        <w:t>Training</w:t>
+      </w:r>
+      <w:r>
+        <w:rPr>
+          <w:b w:val="0"/>
+        </w:rPr>
+        <w:t xml:space="preserve"> 2 | Validation 3. Flexible curve | </w:t>
+      </w:r>
+      <w:r>
+        <w:rPr>
+          <w:b/>
+        </w:rPr>
+        <w:t>Training</w:t>
+      </w:r>
+      <w:r>
+        <w:rPr>
+          <w:b w:val="0"/>
+        </w:rPr>
+        <w:t xml:space="preserve"> 0 | Validation 8</w:t>
+      </w:r>
+    </w:p>
+    <w:p>
+      <w:pPr>
+        <w:spacing w:line="336" w:lineRule="auto" w:after="180"/>
+        <w:shd w:fill="F5F1FB"/>
+      </w:pPr>
+      <w:r>
+        <w:rPr>
+          <w:b w:val="0"/>
+        </w:rPr>
+        <w:t>Read the labels and values. Explain the relationship the model shows.</w:t>
+      </w:r>
+    </w:p>
+    <w:p>
+      <w:pPr>
+        <w:pStyle w:val="Heading3"/>
+      </w:pPr>
+      <w:r>
+        <w:t>Discuss while showing the picture</w:t>
+      </w:r>
+    </w:p>
+    <w:p>
+      <w:pPr>
+        <w:spacing w:line="336" w:lineRule="auto" w:after="180"/>
+        <w:shd w:fill="F1F6F8"/>
+      </w:pPr>
+      <w:r>
+        <w:rPr>
+          <w:b w:val="0"/>
+        </w:rPr>
+        <w:t>Teacher prompt: Read the labels and values. Explain the relationship the model shows. Ask learners to describe one label or arrow in ordinary words. Use the adjacent transcript if the image is difficult to see.</w:t>
+      </w:r>
+    </w:p>
+    <w:p>
+      <w:pPr>
+        <w:pStyle w:val="Heading3"/>
+      </w:pPr>
+      <w:r>
+        <w:t>04. Change one thing. Trace what follows.</w:t>
+      </w:r>
+    </w:p>
+    <w:p>
+      <w:r>
+        <w:drawing>
+          <wp:inline xmlns:a="http://schemas.openxmlformats.org/drawingml/2006/main" xmlns:pic="http://schemas.openxmlformats.org/drawingml/2006/picture">
+            <wp:extent cx="5486400" cy="3041904"/>
+            <wp:docPr id="5" name="Picture 5" descr="Original case: Compare predictions for the same leaf on both backgrounds; do not assume an error cause before observing it. Changed condition: The unchanged model predicts spotted for both red-background classes and healthy for both grey-background classes. Expected result: It fails on spotted/grey and healthy/red in the crossed audit. Reason: Those supplied predictions follow background rather than the intended leaf target."/>
+            <wp:cNvGraphicFramePr>
+              <a:graphicFrameLocks noChangeAspect="1"/>
+            </wp:cNvGraphicFramePr>
+            <a:graphic>
+              <a:graphicData uri="http://schemas.openxmlformats.org/drawingml/2006/picture">
+                <pic:pic>
+                  <pic:nvPicPr>
+                    <pic:cNvPr id="0" name="academy-story-ai-4-30-04.png"/>
+                    <pic:cNvPicPr/>
+                  </pic:nvPicPr>
+                  <pic:blipFill>
+                    <a:blip r:embed="rId13"/>
+                    <a:stretch>
+                      <a:fillRect/>
+                    </a:stretch>
+                  </pic:blipFill>
+                  <pic:spPr>
+                    <a:xfrm>
+                      <a:off x="0" y="0"/>
+                      <a:ext cx="5486400" cy="3041904"/>
+                    </a:xfrm>
+                    <a:prstGeom prst="rect"/>
+                  </pic:spPr>
+                </pic:pic>
+              </a:graphicData>
+            </a:graphic>
+          </wp:inline>
+        </w:drawing>
+      </w:r>
+    </w:p>
+    <w:p>
+      <w:pPr>
+        <w:spacing w:line="336" w:lineRule="auto" w:after="180"/>
+      </w:pPr>
+      <w:r>
+        <w:rPr>
+          <w:b w:val="0"/>
+        </w:rPr>
+        <w:t xml:space="preserve">Original case: Compare </w:t>
+      </w:r>
+      <w:r>
+        <w:rPr>
+          <w:b/>
+        </w:rPr>
+        <w:t>prediction</w:t>
+      </w:r>
+      <w:r>
+        <w:rPr>
+          <w:b w:val="0"/>
+        </w:rPr>
+        <w:t>s for the same leaf on both backgrounds; do not assume an error cause before observing it.</w:t>
+      </w:r>
+    </w:p>
+    <w:p>
+      <w:pPr>
+        <w:spacing w:line="336" w:lineRule="auto" w:after="180"/>
+      </w:pPr>
+      <w:r>
+        <w:rPr>
+          <w:b w:val="0"/>
+        </w:rPr>
+        <w:t>Changed condition: The unchanged model predicts spotted for both red-background classes and healthy for both grey-background classes. Expected result: It fails on spotted/grey and healthy/red in the crossed audit.</w:t>
+      </w:r>
+    </w:p>
+    <w:p>
+      <w:pPr>
+        <w:spacing w:line="336" w:lineRule="auto" w:after="180"/>
+      </w:pPr>
+      <w:r>
+        <w:rPr>
+          <w:b w:val="0"/>
+        </w:rPr>
+        <w:t xml:space="preserve">Reason: Those supplied </w:t>
+      </w:r>
+      <w:r>
+        <w:rPr>
+          <w:b/>
+        </w:rPr>
+        <w:t>prediction</w:t>
+      </w:r>
+      <w:r>
+        <w:rPr>
+          <w:b w:val="0"/>
+        </w:rPr>
+        <w:t>s follow background rather than the intended leaf target.</w:t>
+      </w:r>
+    </w:p>
+    <w:p>
+      <w:pPr>
+        <w:spacing w:line="336" w:lineRule="auto" w:after="180"/>
+        <w:shd w:fill="F5F1FB"/>
+      </w:pPr>
+      <w:r>
+        <w:rPr>
+          <w:b w:val="0"/>
+        </w:rPr>
+        <w:t>Predict before checking the worked changed-case result. Name what changed and what the supplied facts allow you to conclude.</w:t>
+      </w:r>
+    </w:p>
+    <w:p>
+      <w:pPr>
+        <w:pStyle w:val="Heading3"/>
+      </w:pPr>
+      <w:r>
+        <w:t>Discuss while showing the picture</w:t>
+      </w:r>
+    </w:p>
+    <w:p>
+      <w:pPr>
+        <w:spacing w:line="336" w:lineRule="auto" w:after="180"/>
+        <w:shd w:fill="F1F6F8"/>
+      </w:pPr>
+      <w:r>
+        <w:rPr>
+          <w:b w:val="0"/>
+        </w:rPr>
+        <w:t>Teacher prompt: Predict before checking the worked changed-case result. Name what changed and what the supplied facts allow you to conclude. Ask learners to describe one label or arrow in ordinary words.</w:t>
+      </w:r>
+    </w:p>
+    <w:p>
+      <w:pPr>
+        <w:spacing w:line="336" w:lineRule="auto" w:after="180"/>
+        <w:shd w:fill="F1F6F8"/>
+      </w:pPr>
+      <w:r>
+        <w:rPr>
+          <w:b w:val="0"/>
+        </w:rPr>
+        <w:t xml:space="preserve">Use the adjacent transcript if the image is difficult to see. Changed-case reasoning: Those supplied </w:t>
+      </w:r>
+      <w:r>
+        <w:rPr>
+          <w:b/>
+        </w:rPr>
+        <w:t>prediction</w:t>
+      </w:r>
+      <w:r>
+        <w:rPr>
+          <w:b w:val="0"/>
+        </w:rPr>
+        <w:t>s follow background rather than the intended leaf target.</w:t>
+      </w:r>
+    </w:p>
+    <w:p>
+      <w:pPr>
+        <w:pStyle w:val="Heading3"/>
+      </w:pPr>
+      <w:r>
+        <w:t>05. Connect the explanation to its limit</w:t>
+      </w:r>
+    </w:p>
+    <w:p>
+      <w:r>
+        <w:drawing>
+          <wp:inline xmlns:a="http://schemas.openxmlformats.org/drawingml/2006/main" xmlns:pic="http://schemas.openxmlformats.org/drawingml/2006/picture">
+            <wp:extent cx="5486400" cy="2834640"/>
+            <wp:docPr id="6" name="Picture 6" descr="Read the picture in order. Compare predictions for the same leaf on both backgrounds; do not assume an error cause before observing it. The arrows show which recorded input or intermediate result each decision uses. Explain the deciding step aloud before checking the changed case; pointing to the final answer alone does not show how it follows. Limit: One controlled audit can reveal a shortcut in this toy setting without proving how every internal feature is represented."/>
+            <wp:cNvGraphicFramePr>
+              <a:graphicFrameLocks noChangeAspect="1"/>
+            </wp:cNvGraphicFramePr>
+            <a:graphic>
+              <a:graphicData uri="http://schemas.openxmlformats.org/drawingml/2006/picture">
+                <pic:pic>
+                  <pic:nvPicPr>
+                    <pic:cNvPr id="0" name="academy-story-ai-4-30-05.png"/>
+                    <pic:cNvPicPr/>
+                  </pic:nvPicPr>
+                  <pic:blipFill>
+                    <a:blip r:embed="rId14"/>
+                    <a:stretch>
+                      <a:fillRect/>
+                    </a:stretch>
+                  </pic:blipFill>
+                  <pic:spPr>
+                    <a:xfrm>
+                      <a:off x="0" y="0"/>
+                      <a:ext cx="5486400" cy="2834640"/>
+                    </a:xfrm>
+                    <a:prstGeom prst="rect"/>
+                  </pic:spPr>
+                </pic:pic>
+              </a:graphicData>
+            </a:graphic>
+          </wp:inline>
+        </w:drawing>
+      </w:r>
+    </w:p>
+    <w:p>
+      <w:pPr>
+        <w:spacing w:line="336" w:lineRule="auto" w:after="180"/>
+      </w:pPr>
+      <w:r>
+        <w:rPr>
+          <w:b w:val="0"/>
+        </w:rPr>
+        <w:t xml:space="preserve">Read the picture in order. Compare </w:t>
+      </w:r>
+      <w:r>
+        <w:rPr>
+          <w:b/>
+        </w:rPr>
+        <w:t>prediction</w:t>
+      </w:r>
+      <w:r>
+        <w:rPr>
+          <w:b w:val="0"/>
+        </w:rPr>
+        <w:t xml:space="preserve">s for the same leaf on both backgrounds; do not assume an error cause before observing it. The arrows show which recorded </w:t>
+      </w:r>
+      <w:r>
+        <w:rPr>
+          <w:b/>
+        </w:rPr>
+        <w:t>input</w:t>
+      </w:r>
+      <w:r>
+        <w:rPr>
+          <w:b w:val="0"/>
+        </w:rPr>
+        <w:t xml:space="preserve"> or intermediate result each decision uses.</w:t>
+      </w:r>
+    </w:p>
+    <w:p>
+      <w:pPr>
+        <w:spacing w:line="336" w:lineRule="auto" w:after="180"/>
+      </w:pPr>
+      <w:r>
+        <w:rPr>
+          <w:b w:val="0"/>
+        </w:rPr>
+        <w:t>Explain the deciding step aloud before checking the changed case; pointing to the final answer alone does not show how it follows.</w:t>
+      </w:r>
+    </w:p>
+    <w:p>
+      <w:pPr>
+        <w:spacing w:line="336" w:lineRule="auto" w:after="180"/>
+      </w:pPr>
+      <w:r>
+        <w:rPr>
+          <w:b w:val="0"/>
+        </w:rPr>
+        <w:t>Limit: One controlled audit can reveal a shortcut in this toy setting without proving how every internal feature is represented.</w:t>
+      </w:r>
+    </w:p>
+    <w:p>
+      <w:pPr>
+        <w:spacing w:line="336" w:lineRule="auto" w:after="180"/>
+        <w:shd w:fill="F5F1FB"/>
+      </w:pPr>
+      <w:r>
+        <w:rPr>
+          <w:b w:val="0"/>
+        </w:rPr>
+        <w:t>Explain the case, then point to a limit on the claim.</w:t>
+      </w:r>
+    </w:p>
+    <w:p>
+      <w:pPr>
+        <w:pStyle w:val="Heading3"/>
+      </w:pPr>
+      <w:r>
+        <w:t>Discuss while showing the picture</w:t>
+      </w:r>
+    </w:p>
+    <w:p>
+      <w:pPr>
+        <w:spacing w:line="336" w:lineRule="auto" w:after="180"/>
+        <w:shd w:fill="F1F6F8"/>
+      </w:pPr>
+      <w:r>
+        <w:rPr>
+          <w:b w:val="0"/>
+        </w:rPr>
+        <w:t>Teacher prompt: Explain the case, then point to a limit on the claim. Ask learners to describe one label or arrow in ordinary words. Use the adjacent transcript if the image is difficult to see.</w:t>
+      </w:r>
+    </w:p>
+    <w:p>
+      <w:pPr>
+        <w:spacing w:line="336" w:lineRule="auto" w:after="180"/>
+        <w:shd w:fill="F1F6F8"/>
+      </w:pPr>
+      <w:r>
+        <w:rPr>
+          <w:b w:val="0"/>
+        </w:rPr>
+        <w:t>Keep the stated scope: One controlled audit can reveal a shortcut in this toy setting without proving how every internal feature is represented.</w:t>
+      </w:r>
+    </w:p>
+    <w:p>
+      <w:pPr>
+        <w:pStyle w:val="Heading3"/>
+      </w:pPr>
+      <w:r>
+        <w:t>06. Make the idea visible in your project</w:t>
+      </w:r>
+    </w:p>
+    <w:p>
+      <w:r>
+        <w:drawing>
+          <wp:inline xmlns:a="http://schemas.openxmlformats.org/drawingml/2006/main" xmlns:pic="http://schemas.openxmlformats.org/drawingml/2006/picture">
+            <wp:extent cx="5486400" cy="3681984"/>
+            <wp:docPr id="7" name="Picture 7" descr="For your Responsible Plant Classifier, save the input, procedure, observed result and limitation of this check. Label this worked example as practice; use a different, previously unreviewed case when checking independent understanding. Draw your input, deciding step, result and limit. Supported question: What fresh evidence is needed after adding crossed training data? Point to the relevant step in the picture, then write the changed result and the rule or evidence that supports it."/>
+            <wp:cNvGraphicFramePr>
+              <a:graphicFrameLocks noChangeAspect="1"/>
+            </wp:cNvGraphicFramePr>
+            <a:graphic>
+              <a:graphicData uri="http://schemas.openxmlformats.org/drawingml/2006/picture">
+                <pic:pic>
+                  <pic:nvPicPr>
+                    <pic:cNvPr id="0" name="academy-story-ai-4-30-06.png"/>
+                    <pic:cNvPicPr/>
+                  </pic:nvPicPr>
+                  <pic:blipFill>
+                    <a:blip r:embed="rId15"/>
+                    <a:stretch>
+                      <a:fillRect/>
+                    </a:stretch>
+                  </pic:blipFill>
+                  <pic:spPr>
+                    <a:xfrm>
+                      <a:off x="0" y="0"/>
+                      <a:ext cx="5486400" cy="3681984"/>
+                    </a:xfrm>
+                    <a:prstGeom prst="rect"/>
+                  </pic:spPr>
+                </pic:pic>
+              </a:graphicData>
+            </a:graphic>
+          </wp:inline>
+        </w:drawing>
+      </w:r>
+    </w:p>
+    <w:p>
+      <w:pPr>
+        <w:spacing w:line="336" w:lineRule="auto" w:after="180"/>
+      </w:pPr>
+      <w:r>
+        <w:rPr>
+          <w:b w:val="0"/>
+        </w:rPr>
+        <w:t xml:space="preserve">For your Responsible Plant Classifier, save the </w:t>
+      </w:r>
+      <w:r>
+        <w:rPr>
+          <w:b/>
+        </w:rPr>
+        <w:t>input</w:t>
+      </w:r>
+      <w:r>
+        <w:rPr>
+          <w:b w:val="0"/>
+        </w:rPr>
+        <w:t>, procedure, observed result and limitation of this check.</w:t>
+      </w:r>
+    </w:p>
+    <w:p>
+      <w:pPr>
+        <w:spacing w:line="336" w:lineRule="auto" w:after="180"/>
+      </w:pPr>
+      <w:r>
+        <w:rPr>
+          <w:b w:val="0"/>
+        </w:rPr>
+        <w:t xml:space="preserve">Label this worked example as practice; use a different, previously unreviewed case when checking independent understanding. Draw your </w:t>
+      </w:r>
+      <w:r>
+        <w:rPr>
+          <w:b/>
+        </w:rPr>
+        <w:t>input</w:t>
+      </w:r>
+      <w:r>
+        <w:rPr>
+          <w:b w:val="0"/>
+        </w:rPr>
+        <w:t>, deciding step, result and limit.</w:t>
+      </w:r>
+    </w:p>
+    <w:p>
+      <w:pPr>
+        <w:spacing w:line="336" w:lineRule="auto" w:after="180"/>
+      </w:pPr>
+      <w:r>
+        <w:rPr>
+          <w:b w:val="0"/>
+        </w:rPr>
+        <w:t xml:space="preserve">Supported question: What fresh </w:t>
+      </w:r>
+      <w:r>
+        <w:rPr>
+          <w:b/>
+        </w:rPr>
+        <w:t>evidence</w:t>
+      </w:r>
+      <w:r>
+        <w:rPr>
+          <w:b w:val="0"/>
+        </w:rPr>
+        <w:t xml:space="preserve"> is needed after adding crossed </w:t>
+      </w:r>
+      <w:r>
+        <w:rPr>
+          <w:b/>
+        </w:rPr>
+        <w:t>training</w:t>
+      </w:r>
+      <w:r>
+        <w:rPr>
+          <w:b w:val="0"/>
+        </w:rPr>
+        <w:t xml:space="preserve"> data? Point to the relevant step in the picture, then write the changed result and the rule or </w:t>
+      </w:r>
+      <w:r>
+        <w:rPr>
+          <w:b/>
+        </w:rPr>
+        <w:t>evidence</w:t>
+      </w:r>
+      <w:r>
+        <w:rPr>
+          <w:b w:val="0"/>
+        </w:rPr>
+        <w:t xml:space="preserve"> that supports it.</w:t>
+      </w:r>
+    </w:p>
+    <w:p>
+      <w:pPr>
+        <w:spacing w:line="336" w:lineRule="auto" w:after="180"/>
+        <w:shd w:fill="F5F1FB"/>
+      </w:pPr>
+      <w:r>
+        <w:rPr>
+          <w:b w:val="0"/>
+        </w:rPr>
+        <w:t xml:space="preserve">Draw your project trace and justify the deciding step using </w:t>
+      </w:r>
+      <w:r>
+        <w:rPr>
+          <w:b/>
+        </w:rPr>
+        <w:t>evidence</w:t>
+      </w:r>
+      <w:r>
+        <w:rPr>
+          <w:b w:val="0"/>
+        </w:rPr>
+        <w:t>.</w:t>
+      </w:r>
+    </w:p>
+    <w:p>
+      <w:pPr>
+        <w:pStyle w:val="Heading3"/>
+      </w:pPr>
+      <w:r>
+        <w:t>Discuss while showing the picture</w:t>
+      </w:r>
+    </w:p>
+    <w:p>
+      <w:pPr>
+        <w:spacing w:line="336" w:lineRule="auto" w:after="180"/>
+        <w:shd w:fill="F1F6F8"/>
+      </w:pPr>
+      <w:r>
+        <w:rPr>
+          <w:b w:val="0"/>
+        </w:rPr>
+        <w:t xml:space="preserve">Teacher prompt: Draw your project trace and justify the deciding step using </w:t>
+      </w:r>
+      <w:r>
+        <w:rPr>
+          <w:b/>
+        </w:rPr>
+        <w:t>evidence</w:t>
+      </w:r>
+      <w:r>
+        <w:rPr>
+          <w:b w:val="0"/>
+        </w:rPr>
+        <w:t>. Ask learners to describe one label or arrow in ordinary words. Use the adjacent transcript if the image is difficult to see.</w:t>
+      </w:r>
+    </w:p>
+    <w:p>
+      <w:pPr>
+        <w:spacing w:line="336" w:lineRule="auto" w:after="180"/>
+        <w:shd w:fill="F1F6F8"/>
+      </w:pPr>
+      <w:r>
+        <w:rPr>
+          <w:b w:val="0"/>
+        </w:rPr>
+        <w:t xml:space="preserve">Supported practice key: Freeze the revised model and score new grouped crossed-background examples; reused audit cases remain development </w:t>
+      </w:r>
+      <w:r>
+        <w:rPr>
+          <w:b/>
+        </w:rPr>
+        <w:t>evidence</w:t>
+      </w:r>
+      <w:r>
+        <w:rPr>
+          <w:b w:val="0"/>
+        </w:rPr>
+        <w:t>.</w:t>
+      </w:r>
+    </w:p>
+    <w:p>
+      <w:pPr>
+        <w:spacing w:line="336" w:lineRule="auto" w:after="180"/>
+        <w:shd w:fill="F1F6F8"/>
+      </w:pPr>
+      <w:r>
+        <w:rPr>
+          <w:b w:val="0"/>
+        </w:rPr>
+        <w:t xml:space="preserve">Changed-case check: It fails on spotted/grey and healthy/red in the crossed audit. Those supplied </w:t>
+      </w:r>
+      <w:r>
+        <w:rPr>
+          <w:b/>
+        </w:rPr>
+        <w:t>prediction</w:t>
+      </w:r>
+      <w:r>
+        <w:rPr>
+          <w:b w:val="0"/>
+        </w:rPr>
+        <w:t>s follow background rather than the intended leaf target.</w:t>
       </w:r>
     </w:p>
     <w:sectPr>

--- a/downloads/teacher/ai-4-week-30.docx
+++ b/downloads/teacher/ai-4-week-30.docx
@@ -219,7 +219,7 @@
           </w:tcPr>
           <w:p>
             <w:r>
-              <w:t>Sections 9 and 11–14. Give extra time to finish the full task set; use Section 15 when the week includes a coding lab.</w:t>
+              <w:t>Use “Run the investigation”, “Connect your project”, “Show what you know”, “Study a complete case” and “Try a new case independently”. Give extra time for the full task set. If this week has a coding lab, use its named section; section numbers can change when extra explanations are included.</w:t>
             </w:r>
           </w:p>
         </w:tc>
@@ -2853,6 +2853,26 @@
     <w:p>
       <w:r>
         <w:t>Demonstrate Improve Generalization, reduce support deliberately and check individual reasoning before discussing answers.</w:t>
+      </w:r>
+    </w:p>
+    <w:p>
+      <w:pPr>
+        <w:pStyle w:val="Heading3"/>
+      </w:pPr>
+      <w:r>
+        <w:t>Choose the pacing route</w:t>
+      </w:r>
+    </w:p>
+    <w:p>
+      <w:pPr>
+        <w:spacing w:line="336" w:lineRule="auto" w:after="180"/>
+        <w:shd w:fill="F1F6F8"/>
+      </w:pPr>
+      <w:r>
+        <w:rPr>
+          <w:b w:val="0"/>
+        </w:rPr>
+        <w:t>Compact alternative: this two-session sequence covers selected core tasks. Use the three-session weekly plan for the full lesson, independent transfer, feedback and project work; allow extra time for extensions.</w:t>
       </w:r>
     </w:p>
     <w:p>
@@ -6996,7 +7016,7 @@
           </w:tcPr>
           <w:p>
             <w:r>
-              <w:t>Sections 9 and 11–14. Give extra time to finish the full task set; use Section 15 when the week includes a coding lab.</w:t>
+              <w:t>Use “Run the investigation”, “Connect your project”, “Show what you know”, “Study a complete case” and “Try a new case independently”. Give extra time for the full task set. If this week has a coding lab, use its named section; section numbers can change when extra explanations are included.</w:t>
             </w:r>
           </w:p>
         </w:tc>
